--- a/documentos/fase1/06_Modelo_Relacional.docx
+++ b/documentos/fase1/06_Modelo_Relacional.docx
@@ -2555,7 +2555,7 @@
       <w:pPr>
         <w:pStyle w:val="Heading1"/>
       </w:pPr>
-      <w:bookmarkStart w:id="22" w:name="_c4e37e9eb71c0a1107290eeb18516011e3994d7"/>
+      <w:bookmarkStart w:id="22" w:name="_8cf42e55d45966f01d72bd5d9bba9ead4f47cf2"/>
       <w:r>
         <w:rPr>
           <w:rStyle w:val="SectionNumber"/>
@@ -2570,7 +2570,7 @@
         <w:rPr>
           <w:lang w:val="es-CO"/>
         </w:rPr>
-        <w:t xml:space="preserve">Diagrama relacional (Oracle SQL Developer Data Modeler)</w:t>
+        <w:t xml:space="preserve">Diagrama relacional (MySQL Workbench)</w:t>
       </w:r>
       <w:bookmarkEnd w:id="22"/>
     </w:p>
@@ -2596,49 +2596,31 @@
           <w:bCs/>
           <w:lang w:val="es-CO"/>
         </w:rPr>
-        <w:t xml:space="preserve">Oracle SQL Developer Data Modeler 24.3</w:t>
-      </w:r>
-      <w:r>
-        <w:rPr>
-          <w:lang w:val="es-CO"/>
-        </w:rPr>
-        <w:t xml:space="preserve"> </w:t>
-      </w:r>
-      <w:r>
-        <w:rPr>
-          <w:lang w:val="es-CO"/>
-        </w:rPr>
-        <w:t xml:space="preserve">importando el script DDL del proyecto</w:t>
-      </w:r>
-      <w:r>
-        <w:rPr>
-          <w:lang w:val="es-CO"/>
-        </w:rPr>
-        <w:t xml:space="preserve"> </w:t>
-      </w:r>
-      <w:r>
-        <w:rPr>
-          <w:lang w:val="es-CO"/>
-        </w:rPr>
-        <w:t xml:space="preserve">(23 sentencias importadas, 0 fallidas) y se organizó con el diseño automático de la herramienta. Cada tabla muestra</w:t>
-      </w:r>
-      <w:r>
-        <w:rPr>
-          <w:lang w:val="es-CO"/>
-        </w:rPr>
-        <w:t xml:space="preserve"> </w:t>
-      </w:r>
-      <w:r>
-        <w:rPr>
-          <w:lang w:val="es-CO"/>
-        </w:rPr>
-        <w:t xml:space="preserve">sus columnas con el tipo de dato de Oracle y las marcas de Data Modeler:</w:t>
-      </w:r>
-      <w:r>
-        <w:rPr>
-          <w:lang w:val="es-CO"/>
-        </w:rPr>
-        <w:t xml:space="preserve"> </w:t>
+        <w:t xml:space="preserve">MySQL Workbench 8.0.44</w:t>
+      </w:r>
+      <w:r>
+        <w:rPr>
+          <w:lang w:val="es-CO"/>
+        </w:rPr>
+        <w:t xml:space="preserve"> </w:t>
+      </w:r>
+      <w:r>
+        <w:rPr>
+          <w:lang w:val="es-CO"/>
+        </w:rPr>
+        <w:t xml:space="preserve">importando el script de creación de tablas del proyecto</w:t>
+      </w:r>
+      <w:r>
+        <w:rPr>
+          <w:lang w:val="es-CO"/>
+        </w:rPr>
+        <w:t xml:space="preserve"> </w:t>
+      </w:r>
+      <w:r>
+        <w:rPr>
+          <w:lang w:val="es-CO"/>
+        </w:rPr>
+        <w:t xml:space="preserve">(</w:t>
       </w:r>
       <w:r>
         <w:rPr>
@@ -2646,196 +2628,85 @@
           <w:bCs/>
           <w:lang w:val="es-CO"/>
         </w:rPr>
-        <w:t xml:space="preserve">P</w:t>
-      </w:r>
-      <w:r>
-        <w:rPr>
-          <w:lang w:val="es-CO"/>
-        </w:rPr>
-        <w:t xml:space="preserve"> </w:t>
-      </w:r>
-      <w:r>
-        <w:rPr>
-          <w:lang w:val="es-CO"/>
-        </w:rPr>
-        <w:t xml:space="preserve">(llave primaria),</w:t>
-      </w:r>
-      <w:r>
-        <w:rPr>
-          <w:lang w:val="es-CO"/>
-        </w:rPr>
-        <w:t xml:space="preserve"> </w:t>
-      </w:r>
-      <w:r>
-        <w:rPr>
-          <w:b/>
-          <w:bCs/>
-          <w:lang w:val="es-CO"/>
-        </w:rPr>
-        <w:t xml:space="preserve">F</w:t>
-      </w:r>
-      <w:r>
-        <w:rPr>
-          <w:lang w:val="es-CO"/>
-        </w:rPr>
-        <w:t xml:space="preserve"> </w:t>
-      </w:r>
-      <w:r>
-        <w:rPr>
-          <w:lang w:val="es-CO"/>
-        </w:rPr>
-        <w:t xml:space="preserve">(llave</w:t>
-      </w:r>
-      <w:r>
-        <w:rPr>
-          <w:lang w:val="es-CO"/>
-        </w:rPr>
-        <w:t xml:space="preserve"> </w:t>
-      </w:r>
-      <w:r>
-        <w:rPr>
-          <w:lang w:val="es-CO"/>
-        </w:rPr>
-        <w:t xml:space="preserve">foránea),</w:t>
-      </w:r>
-      <w:r>
-        <w:rPr>
-          <w:lang w:val="es-CO"/>
-        </w:rPr>
-        <w:t xml:space="preserve"> </w:t>
-      </w:r>
-      <w:r>
-        <w:rPr>
-          <w:b/>
-          <w:bCs/>
-          <w:lang w:val="es-CO"/>
-        </w:rPr>
-        <w:t xml:space="preserve">U</w:t>
-      </w:r>
-      <w:r>
-        <w:rPr>
-          <w:lang w:val="es-CO"/>
-        </w:rPr>
-        <w:t xml:space="preserve"> </w:t>
-      </w:r>
-      <w:r>
-        <w:rPr>
-          <w:lang w:val="es-CO"/>
-        </w:rPr>
-        <w:t xml:space="preserve">(llave única) y</w:t>
-      </w:r>
-      <w:r>
-        <w:rPr>
-          <w:lang w:val="es-CO"/>
-        </w:rPr>
-        <w:t xml:space="preserve"> </w:t>
-      </w:r>
-      <w:r>
-        <w:rPr>
-          <w:b/>
-          <w:bCs/>
-          <w:lang w:val="es-CO"/>
-        </w:rPr>
-        <w:t xml:space="preserve">*</w:t>
-      </w:r>
-      <w:r>
-        <w:rPr>
-          <w:lang w:val="es-CO"/>
-        </w:rPr>
-        <w:t xml:space="preserve"> </w:t>
-      </w:r>
-      <w:r>
-        <w:rPr>
-          <w:lang w:val="es-CO"/>
-        </w:rPr>
-        <w:t xml:space="preserve">(columna obligatoria, NOT NULL). En la parte inferior de cada tabla se listan sus</w:t>
-      </w:r>
-      <w:r>
-        <w:rPr>
-          <w:lang w:val="es-CO"/>
-        </w:rPr>
-        <w:t xml:space="preserve"> </w:t>
-      </w:r>
-      <w:r>
-        <w:rPr>
-          <w:lang w:val="es-CO"/>
-        </w:rPr>
-        <w:t xml:space="preserve">restricciones con nombre (</w:t>
-      </w:r>
-      <w:r>
-        <w:rPr>
-          <w:rStyle w:val="VerbatimChar"/>
-          <w:lang w:val="es-CO"/>
-        </w:rPr>
-        <w:t xml:space="preserve">PK_</w:t>
-      </w:r>
-      <w:r>
-        <w:rPr>
-          <w:lang w:val="es-CO"/>
-        </w:rPr>
-        <w:t xml:space="preserve">,</w:t>
-      </w:r>
-      <w:r>
-        <w:rPr>
-          <w:lang w:val="es-CO"/>
-        </w:rPr>
-        <w:t xml:space="preserve"> </w:t>
-      </w:r>
-      <w:r>
-        <w:rPr>
-          <w:rStyle w:val="VerbatimChar"/>
-          <w:lang w:val="es-CO"/>
-        </w:rPr>
-        <w:t xml:space="preserve">UQ_</w:t>
-      </w:r>
-      <w:r>
-        <w:rPr>
-          <w:lang w:val="es-CO"/>
-        </w:rPr>
-        <w:t xml:space="preserve">,</w:t>
-      </w:r>
-      <w:r>
-        <w:rPr>
-          <w:lang w:val="es-CO"/>
-        </w:rPr>
-        <w:t xml:space="preserve"> </w:t>
-      </w:r>
-      <w:r>
-        <w:rPr>
-          <w:rStyle w:val="VerbatimChar"/>
-          <w:lang w:val="es-CO"/>
-        </w:rPr>
-        <w:t xml:space="preserve">FK_</w:t>
-      </w:r>
-      <w:r>
-        <w:rPr>
-          <w:lang w:val="es-CO"/>
-        </w:rPr>
-        <w:t xml:space="preserve">). Cada llave foránea se dibuja como una línea con pata de gallina en la</w:t>
-      </w:r>
-      <w:r>
-        <w:rPr>
-          <w:lang w:val="es-CO"/>
-        </w:rPr>
-        <w:t xml:space="preserve"> </w:t>
-      </w:r>
-      <w:r>
-        <w:rPr>
-          <w:lang w:val="es-CO"/>
-        </w:rPr>
-        <w:t xml:space="preserve">tabla hija y una flecha hacia la tabla padre; la línea es continua cuando la llave foránea es obligatoria y</w:t>
-      </w:r>
-      <w:r>
-        <w:rPr>
-          <w:lang w:val="es-CO"/>
-        </w:rPr>
-        <w:t xml:space="preserve"> </w:t>
-      </w:r>
-      <w:r>
-        <w:rPr>
-          <w:lang w:val="es-CO"/>
-        </w:rPr>
-        <w:t xml:space="preserve">discontinua cuando admite nulos.</w:t>
+        <w:t xml:space="preserve">File → Import → Reverse Engineer MySQL Create Script</w:t>
+      </w:r>
+      <w:r>
+        <w:rPr>
+          <w:lang w:val="es-CO"/>
+        </w:rPr>
+        <w:t xml:space="preserve">). Workbench leyó las 22 tablas y las 30 llaves foráneas, y las</w:t>
+      </w:r>
+      <w:r>
+        <w:rPr>
+          <w:lang w:val="es-CO"/>
+        </w:rPr>
+        <w:t xml:space="preserve"> </w:t>
+      </w:r>
+      <w:r>
+        <w:rPr>
+          <w:lang w:val="es-CO"/>
+        </w:rPr>
+        <w:t xml:space="preserve">tablas se acomodaron por áreas. Cada tabla muestra sus columnas con el tipo de dato de MySQL y un ícono: llave</w:t>
+      </w:r>
+      <w:r>
+        <w:rPr>
+          <w:lang w:val="es-CO"/>
+        </w:rPr>
+        <w:t xml:space="preserve"> </w:t>
+      </w:r>
+      <w:r>
+        <w:rPr>
+          <w:lang w:val="es-CO"/>
+        </w:rPr>
+        <w:t xml:space="preserve">amarilla para la llave primaria, rombo rojo para la llave foránea y rombo azul para las demás columnas (relleno si la</w:t>
+      </w:r>
+      <w:r>
+        <w:rPr>
+          <w:lang w:val="es-CO"/>
+        </w:rPr>
+        <w:t xml:space="preserve"> </w:t>
+      </w:r>
+      <w:r>
+        <w:rPr>
+          <w:lang w:val="es-CO"/>
+        </w:rPr>
+        <w:t xml:space="preserve">columna es obligatoria, NOT NULL, y vacío si admite nulos). Cada llave foránea se dibuja en notación Crow’s Foot, con</w:t>
+      </w:r>
+      <w:r>
+        <w:rPr>
+          <w:lang w:val="es-CO"/>
+        </w:rPr>
+        <w:t xml:space="preserve"> </w:t>
+      </w:r>
+      <w:r>
+        <w:rPr>
+          <w:lang w:val="es-CO"/>
+        </w:rPr>
+        <w:t xml:space="preserve">la pata de gallina en la tabla hija. La línea es continua cuando la relación es identificadora, es decir, cuando la</w:t>
+      </w:r>
+      <w:r>
+        <w:rPr>
+          <w:lang w:val="es-CO"/>
+        </w:rPr>
+        <w:t xml:space="preserve"> </w:t>
+      </w:r>
+      <w:r>
+        <w:rPr>
+          <w:lang w:val="es-CO"/>
+        </w:rPr>
+        <w:t xml:space="preserve">llave foránea hace parte de la llave primaria (por ejemplo, DETALLE_FACTURA o VETERINARIO_ESPECIALIDAD), y</w:t>
+      </w:r>
+      <w:r>
+        <w:rPr>
+          <w:lang w:val="es-CO"/>
+        </w:rPr>
+        <w:t xml:space="preserve"> </w:t>
+      </w:r>
+      <w:r>
+        <w:rPr>
+          <w:lang w:val="es-CO"/>
+        </w:rPr>
+        <w:t xml:space="preserve">discontinua cuando no lo es.</w:t>
       </w:r>
     </w:p>
     <w:p>
@@ -2845,14 +2716,14 @@
       <w:r>
         <w:drawing>
           <wp:inline>
-            <wp:extent cx="5334000" cy="2089642"/>
+            <wp:extent cx="5334000" cy="3374780"/>
             <wp:effectExtent b="0" l="0" r="0" t="0"/>
-            <wp:docPr descr="Modelo relacional completo de SIGEVET (Oracle SQL Developer Data Modeler)" title="" id="24" name="Picture"/>
+            <wp:docPr descr="Modelo relacional completo de SIGEVET (MySQL Workbench)" title="" id="24" name="Picture"/>
             <a:graphic>
               <a:graphicData uri="http://schemas.openxmlformats.org/drawingml/2006/picture">
                 <pic:pic>
                   <pic:nvPicPr>
-                    <pic:cNvPr descr="diagramas/png/dm_modelo_relacional.png" id="25" name="Picture"/>
+                    <pic:cNvPr descr="diagramas/png/wb_relacional_crowsfoot_121042-21Oct2026.png" id="25" name="Picture"/>
                     <pic:cNvPicPr>
                       <a:picLocks noChangeArrowheads="1" noChangeAspect="1"/>
                     </pic:cNvPicPr>
@@ -2866,7 +2737,7 @@
                   <pic:spPr bwMode="auto">
                     <a:xfrm>
                       <a:off x="0" y="0"/>
-                      <a:ext cx="5334000" cy="2089642"/>
+                      <a:ext cx="5334000" cy="3374780"/>
                     </a:xfrm>
                     <a:prstGeom prst="rect">
                       <a:avLst/>
@@ -2893,7 +2764,7 @@
         <w:rPr>
           <w:lang w:val="es-CO"/>
         </w:rPr>
-        <w:t xml:space="preserve">Modelo relacional completo de SIGEVET (Oracle SQL Developer Data Modeler)</w:t>
+        <w:t xml:space="preserve">Modelo relacional completo de SIGEVET (MySQL Workbench)</w:t>
       </w:r>
     </w:p>
     <w:p>
@@ -2937,14 +2808,14 @@
       <w:r>
         <w:drawing>
           <wp:inline>
-            <wp:extent cx="4533900" cy="4802817"/>
+            <wp:extent cx="4533900" cy="7970665"/>
             <wp:effectExtent b="0" l="0" r="0" t="0"/>
-            <wp:docPr descr="Ampliación 1: facturación, clientes, mascotas y catálogos geográficos" title="" id="28" name="Picture"/>
+            <wp:docPr descr="Ampliación 1: departamentos, ciudades, sedes, empleados, veterinarios y especialidades" title="" id="28" name="Picture"/>
             <a:graphic>
               <a:graphicData uri="http://schemas.openxmlformats.org/drawingml/2006/picture">
                 <pic:pic>
                   <pic:nvPicPr>
-                    <pic:cNvPr descr="diagramas/png/dm_relacional_detalle_1.png" id="29" name="Picture"/>
+                    <pic:cNvPr descr="diagramas/png/wb_relacional_detalle_1_121042-21Oct2026.png" id="29" name="Picture"/>
                     <pic:cNvPicPr>
                       <a:picLocks noChangeArrowheads="1" noChangeAspect="1"/>
                     </pic:cNvPicPr>
@@ -2958,7 +2829,7 @@
                   <pic:spPr bwMode="auto">
                     <a:xfrm>
                       <a:off x="0" y="0"/>
-                      <a:ext cx="4533900" cy="4802817"/>
+                      <a:ext cx="4533900" cy="7970665"/>
                     </a:xfrm>
                     <a:prstGeom prst="rect">
                       <a:avLst/>
@@ -2985,7 +2856,7 @@
         <w:rPr>
           <w:lang w:val="es-CO"/>
         </w:rPr>
-        <w:t xml:space="preserve">Ampliación 1: facturación, clientes, mascotas y catálogos geográficos</w:t>
+        <w:t xml:space="preserve">Ampliación 1: departamentos, ciudades, sedes, empleados, veterinarios y especialidades</w:t>
       </w:r>
     </w:p>
     <w:p>
@@ -2995,14 +2866,14 @@
       <w:r>
         <w:drawing>
           <wp:inline>
-            <wp:extent cx="4533900" cy="5072765"/>
+            <wp:extent cx="4533900" cy="7751723"/>
             <wp:effectExtent b="0" l="0" r="0" t="0"/>
-            <wp:docPr descr="Ampliación 2: sedes, empleados, veterinarios y especialidades" title="" id="31" name="Picture"/>
+            <wp:docPr descr="Ampliación 2: clientes, teléfonos, especies, razas, mascotas, historia clínica y servicios" title="" id="31" name="Picture"/>
             <a:graphic>
               <a:graphicData uri="http://schemas.openxmlformats.org/drawingml/2006/picture">
                 <pic:pic>
                   <pic:nvPicPr>
-                    <pic:cNvPr descr="diagramas/png/dm_relacional_detalle_2.png" id="32" name="Picture"/>
+                    <pic:cNvPr descr="diagramas/png/wb_relacional_detalle_2_121042-21Oct2026.png" id="32" name="Picture"/>
                     <pic:cNvPicPr>
                       <a:picLocks noChangeArrowheads="1" noChangeAspect="1"/>
                     </pic:cNvPicPr>
@@ -3016,7 +2887,7 @@
                   <pic:spPr bwMode="auto">
                     <a:xfrm>
                       <a:off x="0" y="0"/>
-                      <a:ext cx="4533900" cy="5072765"/>
+                      <a:ext cx="4533900" cy="7751723"/>
                     </a:xfrm>
                     <a:prstGeom prst="rect">
                       <a:avLst/>
@@ -3043,7 +2914,7 @@
         <w:rPr>
           <w:lang w:val="es-CO"/>
         </w:rPr>
-        <w:t xml:space="preserve">Ampliación 2: sedes, empleados, veterinarios y especialidades</w:t>
+        <w:t xml:space="preserve">Ampliación 2: clientes, teléfonos, especies, razas, mascotas, historia clínica y servicios</w:t>
       </w:r>
     </w:p>
     <w:p>
@@ -3053,14 +2924,14 @@
       <w:r>
         <w:drawing>
           <wp:inline>
-            <wp:extent cx="4533900" cy="4931293"/>
+            <wp:extent cx="4533900" cy="8434225"/>
             <wp:effectExtent b="0" l="0" r="0" t="0"/>
-            <wp:docPr descr="Ampliación 3: servicios, citas, consultas, medicamentos, prescripción e inventario" title="" id="34" name="Picture"/>
+            <wp:docPr descr="Ampliación 3: citas, consultas, prescripciones, facturas, medicamentos e inventario" title="" id="34" name="Picture"/>
             <a:graphic>
               <a:graphicData uri="http://schemas.openxmlformats.org/drawingml/2006/picture">
                 <pic:pic>
                   <pic:nvPicPr>
-                    <pic:cNvPr descr="diagramas/png/dm_relacional_detalle_3.png" id="35" name="Picture"/>
+                    <pic:cNvPr descr="diagramas/png/wb_relacional_detalle_3_121042-21Oct2026.png" id="35" name="Picture"/>
                     <pic:cNvPicPr>
                       <a:picLocks noChangeArrowheads="1" noChangeAspect="1"/>
                     </pic:cNvPicPr>
@@ -3074,7 +2945,7 @@
                   <pic:spPr bwMode="auto">
                     <a:xfrm>
                       <a:off x="0" y="0"/>
-                      <a:ext cx="4533900" cy="4931293"/>
+                      <a:ext cx="4533900" cy="8434225"/>
                     </a:xfrm>
                     <a:prstGeom prst="rect">
                       <a:avLst/>
@@ -3101,7 +2972,7 @@
         <w:rPr>
           <w:lang w:val="es-CO"/>
         </w:rPr>
-        <w:t xml:space="preserve">Ampliación 3: servicios, citas, consultas, medicamentos, prescripción e inventario</w:t>
+        <w:t xml:space="preserve">Ampliación 3: citas, consultas, prescripciones, facturas, medicamentos e inventario</w:t>
       </w:r>
     </w:p>
     <w:p>
@@ -3112,7 +2983,7 @@
         <w:rPr>
           <w:lang w:val="es-CO"/>
         </w:rPr>
-        <w:t xml:space="preserve">Los archivos originales en PNG, PDF y SVG, y el diseño</w:t>
+        <w:t xml:space="preserve">El modelo</w:t>
       </w:r>
       <w:r>
         <w:rPr>
@@ -3125,13 +2996,19 @@
           <w:rStyle w:val="VerbatimChar"/>
           <w:lang w:val="es-CO"/>
         </w:rPr>
-        <w:t xml:space="preserve">SIGEVET.dmd</w:t>
-      </w:r>
-      <w:r>
-        <w:rPr>
-          <w:lang w:val="es-CO"/>
-        </w:rPr>
-        <w:t xml:space="preserve">, se entregan en la carpeta</w:t>
+        <w:t xml:space="preserve">SIGEVET.mwb</w:t>
+      </w:r>
+      <w:r>
+        <w:rPr>
+          <w:lang w:val="es-CO"/>
+        </w:rPr>
+        <w:t xml:space="preserve"> </w:t>
+      </w:r>
+      <w:r>
+        <w:rPr>
+          <w:lang w:val="es-CO"/>
+        </w:rPr>
+        <w:t xml:space="preserve">y los archivos en PNG y PDF se entregan en la carpeta</w:t>
       </w:r>
       <w:r>
         <w:rPr>
@@ -3144,7 +3021,7 @@
           <w:rStyle w:val="VerbatimChar"/>
           <w:lang w:val="es-CO"/>
         </w:rPr>
-        <w:t xml:space="preserve">DataModeler</w:t>
+        <w:t xml:space="preserve">Workbench</w:t>
       </w:r>
       <w:r>
         <w:rPr>

--- a/documentos/fase1/06_Modelo_Relacional.docx
+++ b/documentos/fase1/06_Modelo_Relacional.docx
@@ -11,7 +11,7 @@
         <w:drawing>
           <wp:inline>
             <wp:extent cx="2160000" cy="1001928"/>
-            <wp:docPr id="36" name="Picture 36"/>
+            <wp:docPr id="57" name="Picture 57"/>
             <wp:cNvGraphicFramePr>
               <a:graphicFrameLocks noChangeAspect="1"/>
             </wp:cNvGraphicFramePr>
@@ -928,127 +928,15 @@
     </w:tbl>
     <w:p>
       <w:pPr>
-        <w:pStyle w:val="FirstParagraph"/>
-      </w:pPr>
-      <w:r>
-        <w:rPr>
-          <w:b/>
-          <w:bCs/>
-          <w:lang w:val="es-CO"/>
-        </w:rPr>
-        <w:t xml:space="preserve">Relación circular SEDE–EMPLEADO.</w:t>
-      </w:r>
-      <w:r>
-        <w:rPr>
-          <w:lang w:val="es-CO"/>
-        </w:rPr>
-        <w:t xml:space="preserve"> </w:t>
-      </w:r>
-      <w:r>
-        <w:rPr>
-          <w:lang w:val="es-CO"/>
-        </w:rPr>
-        <w:t xml:space="preserve">EMPLEADO referencia a SEDE (LABORA_EN) y SEDE referencia a EMPLEADO (DIRIGE).</w:t>
-      </w:r>
-      <w:r>
-        <w:rPr>
-          <w:lang w:val="es-CO"/>
-        </w:rPr>
-        <w:t xml:space="preserve"> </w:t>
-      </w:r>
-      <w:r>
-        <w:rPr>
-          <w:lang w:val="es-CO"/>
-        </w:rPr>
-        <w:t xml:space="preserve">Para poder crear ambas tablas, la FK</w:t>
-      </w:r>
-      <w:r>
-        <w:rPr>
-          <w:lang w:val="es-CO"/>
-        </w:rPr>
-        <w:t xml:space="preserve"> </w:t>
-      </w:r>
-      <w:r>
-        <w:rPr>
-          <w:rStyle w:val="VerbatimChar"/>
-          <w:lang w:val="es-CO"/>
-        </w:rPr>
-        <w:t xml:space="preserve">FK_SEDE_DIRECTOR</w:t>
-      </w:r>
-      <w:r>
-        <w:rPr>
-          <w:lang w:val="es-CO"/>
-        </w:rPr>
-        <w:t xml:space="preserve"> </w:t>
-      </w:r>
-      <w:r>
-        <w:rPr>
-          <w:lang w:val="es-CO"/>
-        </w:rPr>
-        <w:t xml:space="preserve">se agrega con</w:t>
-      </w:r>
-      <w:r>
-        <w:rPr>
-          <w:lang w:val="es-CO"/>
-        </w:rPr>
-        <w:t xml:space="preserve"> </w:t>
-      </w:r>
-      <w:r>
-        <w:rPr>
-          <w:rStyle w:val="VerbatimChar"/>
-          <w:lang w:val="es-CO"/>
-        </w:rPr>
-        <w:t xml:space="preserve">ALTER TABLE</w:t>
-      </w:r>
-      <w:r>
-        <w:rPr>
-          <w:lang w:val="es-CO"/>
-        </w:rPr>
-        <w:t xml:space="preserve"> </w:t>
-      </w:r>
-      <w:r>
-        <w:rPr>
-          <w:lang w:val="es-CO"/>
-        </w:rPr>
-        <w:t xml:space="preserve">cuando EMPLEADO ya existe, y</w:t>
-      </w:r>
-      <w:r>
-        <w:rPr>
-          <w:lang w:val="es-CO"/>
-        </w:rPr>
-        <w:t xml:space="preserve"> </w:t>
-      </w:r>
-      <w:r>
-        <w:rPr>
-          <w:rStyle w:val="VerbatimChar"/>
-          <w:lang w:val="es-CO"/>
-        </w:rPr>
-        <w:t xml:space="preserve">id_director</w:t>
-      </w:r>
-      <w:r>
-        <w:rPr>
-          <w:lang w:val="es-CO"/>
-        </w:rPr>
-        <w:t xml:space="preserve"> </w:t>
-      </w:r>
-      <w:r>
-        <w:rPr>
-          <w:lang w:val="es-CO"/>
-        </w:rPr>
-        <w:t xml:space="preserve">admite nulos para registrar la sede antes que su director (supuesto S-07).</w:t>
-      </w:r>
-    </w:p>
-    <w:p>
-      <w:pPr>
-        <w:pStyle w:val="Heading1"/>
-      </w:pPr>
-      <w:bookmarkStart w:id="21" w:name="_5f98f5c7377c166e8004a4e2d0173c5a00ea65a"/>
+        <w:pStyle w:val="Heading2"/>
+      </w:pPr>
+      <w:bookmarkStart w:id="21" w:name="_9a8a829ca653f13bce16985127fe1393edaeccf"/>
       <w:r>
         <w:rPr>
           <w:rStyle w:val="SectionNumber"/>
           <w:lang w:val="es-CO"/>
         </w:rPr>
-        <w:t xml:space="preserve">3</w:t>
+        <w:t xml:space="preserve">2.1</w:t>
       </w:r>
       <w:r>
         <w:tab/>
@@ -1057,1679 +945,31 @@
         <w:rPr>
           <w:lang w:val="es-CO"/>
         </w:rPr>
-        <w:t xml:space="preserve">Esquema relacional</w:t>
+        <w:t xml:space="preserve">Ejemplos gráficos de transformación</w:t>
       </w:r>
       <w:bookmarkEnd w:id="21"/>
     </w:p>
     <w:p>
       <w:pPr>
-        <w:pStyle w:val="FirstParagraph"/>
-      </w:pPr>
-      <w:r>
-        <w:rPr>
-          <w:lang w:val="es-CO"/>
-        </w:rPr>
-        <w:t xml:space="preserve">Notación:</w:t>
-      </w:r>
-      <w:r>
-        <w:rPr>
-          <w:lang w:val="es-CO"/>
-        </w:rPr>
-        <w:t xml:space="preserve"> </w:t>
-      </w:r>
-      <w:r>
-        <w:rPr>
-          <w:b/>
-          <w:bCs/>
-          <w:lang w:val="es-CO"/>
-        </w:rPr>
-        <w:t xml:space="preserve">TABLA</w:t>
-      </w:r>
-      <w:r>
-        <w:rPr>
-          <w:lang w:val="es-CO"/>
-        </w:rPr>
-        <w:t xml:space="preserve">(llave primaria subrayada, columnas,</w:t>
-      </w:r>
-      <w:r>
-        <w:rPr>
-          <w:lang w:val="es-CO"/>
-        </w:rPr>
-        <w:t xml:space="preserve"> </w:t>
-      </w:r>
-      <w:r>
-        <w:rPr>
-          <w:i/>
-          <w:iCs/>
-          <w:lang w:val="es-CO"/>
-        </w:rPr>
-        <w:t xml:space="preserve">llaves foráneas en cursiva</w:t>
-      </w:r>
-      <w:r>
-        <w:rPr>
-          <w:lang w:val="es-CO"/>
-        </w:rPr>
-        <w:t xml:space="preserve">).</w:t>
-      </w:r>
-    </w:p>
-    <w:p>
-      <w:pPr>
-        <w:pStyle w:val="Compact"/>
-        <w:numPr>
-          <w:ilvl w:val="0"/>
-          <w:numId w:val="1001"/>
-        </w:numPr>
-      </w:pPr>
-      <w:r>
-        <w:rPr>
-          <w:b/>
-          <w:bCs/>
-          <w:lang w:val="es-CO"/>
-        </w:rPr>
-        <w:t xml:space="preserve">DEPARTAMENTO</w:t>
-      </w:r>
-      <w:r>
-        <w:rPr>
-          <w:lang w:val="es-CO"/>
-        </w:rPr>
-        <w:t xml:space="preserve"> </w:t>
-      </w:r>
-      <w:r>
-        <w:rPr>
-          <w:lang w:val="es-CO"/>
-        </w:rPr>
-        <w:t xml:space="preserve">(</w:t>
-      </w:r>
-      <w:r>
-        <w:rPr>
-          <w:u w:val="single"/>
-          <w:lang w:val="es-CO"/>
-        </w:rPr>
-        <w:t xml:space="preserve">id_departamento</w:t>
-      </w:r>
-      <w:r>
-        <w:rPr>
-          <w:lang w:val="es-CO"/>
-        </w:rPr>
-        <w:t xml:space="preserve">, codigo_dane, nombre)</w:t>
-      </w:r>
-    </w:p>
-    <w:p>
-      <w:pPr>
-        <w:pStyle w:val="Compact"/>
-        <w:numPr>
-          <w:ilvl w:val="0"/>
-          <w:numId w:val="1001"/>
-        </w:numPr>
-      </w:pPr>
-      <w:r>
-        <w:rPr>
-          <w:b/>
-          <w:bCs/>
-          <w:lang w:val="es-CO"/>
-        </w:rPr>
-        <w:t xml:space="preserve">CIUDAD</w:t>
-      </w:r>
-      <w:r>
-        <w:rPr>
-          <w:lang w:val="es-CO"/>
-        </w:rPr>
-        <w:t xml:space="preserve"> </w:t>
-      </w:r>
-      <w:r>
-        <w:rPr>
-          <w:lang w:val="es-CO"/>
-        </w:rPr>
-        <w:t xml:space="preserve">(</w:t>
-      </w:r>
-      <w:r>
-        <w:rPr>
-          <w:u w:val="single"/>
-          <w:lang w:val="es-CO"/>
-        </w:rPr>
-        <w:t xml:space="preserve">id_ciudad</w:t>
-      </w:r>
-      <w:r>
-        <w:rPr>
-          <w:lang w:val="es-CO"/>
-        </w:rPr>
-        <w:t xml:space="preserve">, codigo_dane, nombre,</w:t>
-      </w:r>
-      <w:r>
-        <w:rPr>
-          <w:lang w:val="es-CO"/>
-        </w:rPr>
-        <w:t xml:space="preserve"> </w:t>
-      </w:r>
-      <w:r>
-        <w:rPr>
-          <w:i/>
-          <w:iCs/>
-          <w:lang w:val="es-CO"/>
-        </w:rPr>
-        <w:t xml:space="preserve">id_departamento</w:t>
-      </w:r>
-      <w:r>
-        <w:rPr>
-          <w:lang w:val="es-CO"/>
-        </w:rPr>
-        <w:t xml:space="preserve">)</w:t>
-      </w:r>
-    </w:p>
-    <w:p>
-      <w:pPr>
-        <w:pStyle w:val="Compact"/>
-        <w:numPr>
-          <w:ilvl w:val="0"/>
-          <w:numId w:val="1001"/>
-        </w:numPr>
-      </w:pPr>
-      <w:r>
-        <w:rPr>
-          <w:b/>
-          <w:bCs/>
-          <w:lang w:val="es-CO"/>
-        </w:rPr>
-        <w:t xml:space="preserve">SEDE</w:t>
-      </w:r>
-      <w:r>
-        <w:rPr>
-          <w:lang w:val="es-CO"/>
-        </w:rPr>
-        <w:t xml:space="preserve"> </w:t>
-      </w:r>
-      <w:r>
-        <w:rPr>
-          <w:lang w:val="es-CO"/>
-        </w:rPr>
-        <w:t xml:space="preserve">(</w:t>
-      </w:r>
-      <w:r>
-        <w:rPr>
-          <w:u w:val="single"/>
-          <w:lang w:val="es-CO"/>
-        </w:rPr>
-        <w:t xml:space="preserve">id_sede</w:t>
-      </w:r>
-      <w:r>
-        <w:rPr>
-          <w:lang w:val="es-CO"/>
-        </w:rPr>
-        <w:t xml:space="preserve">, nombre, direccion, telefono, email, fecha_apertura,</w:t>
-      </w:r>
-      <w:r>
-        <w:rPr>
-          <w:lang w:val="es-CO"/>
-        </w:rPr>
-        <w:t xml:space="preserve"> </w:t>
-      </w:r>
-      <w:r>
-        <w:rPr>
-          <w:i/>
-          <w:iCs/>
-          <w:lang w:val="es-CO"/>
-        </w:rPr>
-        <w:t xml:space="preserve">id_ciudad</w:t>
-      </w:r>
-      <w:r>
-        <w:rPr>
-          <w:lang w:val="es-CO"/>
-        </w:rPr>
-        <w:t xml:space="preserve">,</w:t>
-      </w:r>
-      <w:r>
-        <w:rPr>
-          <w:lang w:val="es-CO"/>
-        </w:rPr>
-        <w:t xml:space="preserve"> </w:t>
-      </w:r>
-      <w:r>
-        <w:rPr>
-          <w:i/>
-          <w:iCs/>
-          <w:lang w:val="es-CO"/>
-        </w:rPr>
-        <w:t xml:space="preserve">id_director</w:t>
-      </w:r>
-      <w:r>
-        <w:rPr>
-          <w:lang w:val="es-CO"/>
-        </w:rPr>
-        <w:t xml:space="preserve">)</w:t>
-      </w:r>
-    </w:p>
-    <w:p>
-      <w:pPr>
-        <w:pStyle w:val="Compact"/>
-        <w:numPr>
-          <w:ilvl w:val="0"/>
-          <w:numId w:val="1001"/>
-        </w:numPr>
-      </w:pPr>
-      <w:r>
-        <w:rPr>
-          <w:b/>
-          <w:bCs/>
-          <w:lang w:val="es-CO"/>
-        </w:rPr>
-        <w:t xml:space="preserve">EMPLEADO</w:t>
-      </w:r>
-      <w:r>
-        <w:rPr>
-          <w:lang w:val="es-CO"/>
-        </w:rPr>
-        <w:t xml:space="preserve"> </w:t>
-      </w:r>
-      <w:r>
-        <w:rPr>
-          <w:lang w:val="es-CO"/>
-        </w:rPr>
-        <w:t xml:space="preserve">(</w:t>
-      </w:r>
-      <w:r>
-        <w:rPr>
-          <w:u w:val="single"/>
-          <w:lang w:val="es-CO"/>
-        </w:rPr>
-        <w:t xml:space="preserve">id_empleado</w:t>
-      </w:r>
-      <w:r>
-        <w:rPr>
-          <w:lang w:val="es-CO"/>
-        </w:rPr>
-        <w:t xml:space="preserve">, tipo_documento, num_documento, nombres, apellidos, fecha_nacimiento, telefono, email, tipo_empleado, fecha_ingreso, salario, estado,</w:t>
-      </w:r>
-      <w:r>
-        <w:rPr>
-          <w:lang w:val="es-CO"/>
-        </w:rPr>
-        <w:t xml:space="preserve"> </w:t>
-      </w:r>
-      <w:r>
-        <w:rPr>
-          <w:i/>
-          <w:iCs/>
-          <w:lang w:val="es-CO"/>
-        </w:rPr>
-        <w:t xml:space="preserve">id_sede</w:t>
-      </w:r>
-      <w:r>
-        <w:rPr>
-          <w:lang w:val="es-CO"/>
-        </w:rPr>
-        <w:t xml:space="preserve">)</w:t>
-      </w:r>
-    </w:p>
-    <w:p>
-      <w:pPr>
-        <w:pStyle w:val="Compact"/>
-        <w:numPr>
-          <w:ilvl w:val="0"/>
-          <w:numId w:val="1001"/>
-        </w:numPr>
-      </w:pPr>
-      <w:r>
-        <w:rPr>
-          <w:b/>
-          <w:bCs/>
-          <w:lang w:val="es-CO"/>
-        </w:rPr>
-        <w:t xml:space="preserve">VETERINARIO</w:t>
-      </w:r>
-      <w:r>
-        <w:rPr>
-          <w:lang w:val="es-CO"/>
-        </w:rPr>
-        <w:t xml:space="preserve"> </w:t>
-      </w:r>
-      <w:r>
-        <w:rPr>
-          <w:lang w:val="es-CO"/>
-        </w:rPr>
-        <w:t xml:space="preserve">(</w:t>
-      </w:r>
-      <w:r>
-        <w:rPr>
-          <w:i/>
-          <w:iCs/>
-          <w:u w:val="single"/>
-          <w:lang w:val="es-CO"/>
-        </w:rPr>
-        <w:t xml:space="preserve">id_empleado</w:t>
-      </w:r>
-      <w:r>
-        <w:rPr>
-          <w:lang w:val="es-CO"/>
-        </w:rPr>
-        <w:t xml:space="preserve">, tarjeta_profesional, universidad, anio_graduacion)</w:t>
-      </w:r>
-    </w:p>
-    <w:p>
-      <w:pPr>
-        <w:pStyle w:val="Compact"/>
-        <w:numPr>
-          <w:ilvl w:val="0"/>
-          <w:numId w:val="1001"/>
-        </w:numPr>
-      </w:pPr>
-      <w:r>
-        <w:rPr>
-          <w:b/>
-          <w:bCs/>
-          <w:lang w:val="es-CO"/>
-        </w:rPr>
-        <w:t xml:space="preserve">AUXILIAR</w:t>
-      </w:r>
-      <w:r>
-        <w:rPr>
-          <w:lang w:val="es-CO"/>
-        </w:rPr>
-        <w:t xml:space="preserve"> </w:t>
-      </w:r>
-      <w:r>
-        <w:rPr>
-          <w:lang w:val="es-CO"/>
-        </w:rPr>
-        <w:t xml:space="preserve">(</w:t>
-      </w:r>
-      <w:r>
-        <w:rPr>
-          <w:i/>
-          <w:iCs/>
-          <w:u w:val="single"/>
-          <w:lang w:val="es-CO"/>
-        </w:rPr>
-        <w:t xml:space="preserve">id_empleado</w:t>
-      </w:r>
-      <w:r>
-        <w:rPr>
-          <w:lang w:val="es-CO"/>
-        </w:rPr>
-        <w:t xml:space="preserve">, area, certificacion, turno)</w:t>
-      </w:r>
-    </w:p>
-    <w:p>
-      <w:pPr>
-        <w:pStyle w:val="Compact"/>
-        <w:numPr>
-          <w:ilvl w:val="0"/>
-          <w:numId w:val="1001"/>
-        </w:numPr>
-      </w:pPr>
-      <w:r>
-        <w:rPr>
-          <w:b/>
-          <w:bCs/>
-          <w:lang w:val="es-CO"/>
-        </w:rPr>
-        <w:t xml:space="preserve">ESPECIALIDAD</w:t>
-      </w:r>
-      <w:r>
-        <w:rPr>
-          <w:lang w:val="es-CO"/>
-        </w:rPr>
-        <w:t xml:space="preserve"> </w:t>
-      </w:r>
-      <w:r>
-        <w:rPr>
-          <w:lang w:val="es-CO"/>
-        </w:rPr>
-        <w:t xml:space="preserve">(</w:t>
-      </w:r>
-      <w:r>
-        <w:rPr>
-          <w:u w:val="single"/>
-          <w:lang w:val="es-CO"/>
-        </w:rPr>
-        <w:t xml:space="preserve">id_especialidad</w:t>
-      </w:r>
-      <w:r>
-        <w:rPr>
-          <w:lang w:val="es-CO"/>
-        </w:rPr>
-        <w:t xml:space="preserve">, nombre, descripcion)</w:t>
-      </w:r>
-    </w:p>
-    <w:p>
-      <w:pPr>
-        <w:pStyle w:val="Compact"/>
-        <w:numPr>
-          <w:ilvl w:val="0"/>
-          <w:numId w:val="1001"/>
-        </w:numPr>
-      </w:pPr>
-      <w:r>
-        <w:rPr>
-          <w:b/>
-          <w:bCs/>
-          <w:lang w:val="es-CO"/>
-        </w:rPr>
-        <w:t xml:space="preserve">VETERINARIO_ESPECIALIDAD</w:t>
-      </w:r>
-      <w:r>
-        <w:rPr>
-          <w:lang w:val="es-CO"/>
-        </w:rPr>
-        <w:t xml:space="preserve"> </w:t>
-      </w:r>
-      <w:r>
-        <w:rPr>
-          <w:lang w:val="es-CO"/>
-        </w:rPr>
-        <w:t xml:space="preserve">(</w:t>
-      </w:r>
-      <w:r>
-        <w:rPr>
-          <w:i/>
-          <w:iCs/>
-          <w:u w:val="single"/>
-          <w:lang w:val="es-CO"/>
-        </w:rPr>
-        <w:t xml:space="preserve">id_empleado</w:t>
-      </w:r>
-      <w:r>
-        <w:rPr>
-          <w:lang w:val="es-CO"/>
-        </w:rPr>
-        <w:t xml:space="preserve">,</w:t>
-      </w:r>
-      <w:r>
-        <w:rPr>
-          <w:lang w:val="es-CO"/>
-        </w:rPr>
-        <w:t xml:space="preserve"> </w:t>
-      </w:r>
-      <w:r>
-        <w:rPr>
-          <w:i/>
-          <w:iCs/>
-          <w:u w:val="single"/>
-          <w:lang w:val="es-CO"/>
-        </w:rPr>
-        <w:t xml:space="preserve">id_especialidad</w:t>
-      </w:r>
-      <w:r>
-        <w:rPr>
-          <w:lang w:val="es-CO"/>
-        </w:rPr>
-        <w:t xml:space="preserve">, fecha_certificacion)</w:t>
-      </w:r>
-    </w:p>
-    <w:p>
-      <w:pPr>
-        <w:pStyle w:val="Compact"/>
-        <w:numPr>
-          <w:ilvl w:val="0"/>
-          <w:numId w:val="1001"/>
-        </w:numPr>
-      </w:pPr>
-      <w:r>
-        <w:rPr>
-          <w:b/>
-          <w:bCs/>
-          <w:lang w:val="es-CO"/>
-        </w:rPr>
-        <w:t xml:space="preserve">CLIENTE</w:t>
-      </w:r>
-      <w:r>
-        <w:rPr>
-          <w:lang w:val="es-CO"/>
-        </w:rPr>
-        <w:t xml:space="preserve"> </w:t>
-      </w:r>
-      <w:r>
-        <w:rPr>
-          <w:lang w:val="es-CO"/>
-        </w:rPr>
-        <w:t xml:space="preserve">(</w:t>
-      </w:r>
-      <w:r>
-        <w:rPr>
-          <w:u w:val="single"/>
-          <w:lang w:val="es-CO"/>
-        </w:rPr>
-        <w:t xml:space="preserve">id_cliente</w:t>
-      </w:r>
-      <w:r>
-        <w:rPr>
-          <w:lang w:val="es-CO"/>
-        </w:rPr>
-        <w:t xml:space="preserve">, tipo_documento, num_documento, nombres, apellidos, email, direccion,</w:t>
-      </w:r>
-      <w:r>
-        <w:rPr>
-          <w:lang w:val="es-CO"/>
-        </w:rPr>
-        <w:t xml:space="preserve"> </w:t>
-      </w:r>
-      <w:r>
-        <w:rPr>
-          <w:i/>
-          <w:iCs/>
-          <w:lang w:val="es-CO"/>
-        </w:rPr>
-        <w:t xml:space="preserve">id_ciudad</w:t>
-      </w:r>
-      <w:r>
-        <w:rPr>
-          <w:lang w:val="es-CO"/>
-        </w:rPr>
-        <w:t xml:space="preserve">, fecha_registro)</w:t>
-      </w:r>
-    </w:p>
-    <w:p>
-      <w:pPr>
-        <w:pStyle w:val="Compact"/>
-        <w:numPr>
-          <w:ilvl w:val="0"/>
-          <w:numId w:val="1001"/>
-        </w:numPr>
-      </w:pPr>
-      <w:r>
-        <w:rPr>
-          <w:b/>
-          <w:bCs/>
-          <w:lang w:val="es-CO"/>
-        </w:rPr>
-        <w:t xml:space="preserve">TELEFONO_CLIENTE</w:t>
-      </w:r>
-      <w:r>
-        <w:rPr>
-          <w:lang w:val="es-CO"/>
-        </w:rPr>
-        <w:t xml:space="preserve"> </w:t>
-      </w:r>
-      <w:r>
-        <w:rPr>
-          <w:lang w:val="es-CO"/>
-        </w:rPr>
-        <w:t xml:space="preserve">(</w:t>
-      </w:r>
-      <w:r>
-        <w:rPr>
-          <w:i/>
-          <w:iCs/>
-          <w:u w:val="single"/>
-          <w:lang w:val="es-CO"/>
-        </w:rPr>
-        <w:t xml:space="preserve">id_cliente</w:t>
-      </w:r>
-      <w:r>
-        <w:rPr>
-          <w:lang w:val="es-CO"/>
-        </w:rPr>
-        <w:t xml:space="preserve">,</w:t>
-      </w:r>
-      <w:r>
-        <w:rPr>
-          <w:lang w:val="es-CO"/>
-        </w:rPr>
-        <w:t xml:space="preserve"> </w:t>
-      </w:r>
-      <w:r>
-        <w:rPr>
-          <w:u w:val="single"/>
-          <w:lang w:val="es-CO"/>
-        </w:rPr>
-        <w:t xml:space="preserve">telefono</w:t>
-      </w:r>
-      <w:r>
-        <w:rPr>
-          <w:lang w:val="es-CO"/>
-        </w:rPr>
-        <w:t xml:space="preserve">, tipo)</w:t>
-      </w:r>
-    </w:p>
-    <w:p>
-      <w:pPr>
-        <w:pStyle w:val="Compact"/>
-        <w:numPr>
-          <w:ilvl w:val="0"/>
-          <w:numId w:val="1001"/>
-        </w:numPr>
-      </w:pPr>
-      <w:r>
-        <w:rPr>
-          <w:b/>
-          <w:bCs/>
-          <w:lang w:val="es-CO"/>
-        </w:rPr>
-        <w:t xml:space="preserve">ESPECIE</w:t>
-      </w:r>
-      <w:r>
-        <w:rPr>
-          <w:lang w:val="es-CO"/>
-        </w:rPr>
-        <w:t xml:space="preserve"> </w:t>
-      </w:r>
-      <w:r>
-        <w:rPr>
-          <w:lang w:val="es-CO"/>
-        </w:rPr>
-        <w:t xml:space="preserve">(</w:t>
-      </w:r>
-      <w:r>
-        <w:rPr>
-          <w:u w:val="single"/>
-          <w:lang w:val="es-CO"/>
-        </w:rPr>
-        <w:t xml:space="preserve">id_especie</w:t>
-      </w:r>
-      <w:r>
-        <w:rPr>
-          <w:lang w:val="es-CO"/>
-        </w:rPr>
-        <w:t xml:space="preserve">, nombre)</w:t>
-      </w:r>
-    </w:p>
-    <w:p>
-      <w:pPr>
-        <w:pStyle w:val="Compact"/>
-        <w:numPr>
-          <w:ilvl w:val="0"/>
-          <w:numId w:val="1001"/>
-        </w:numPr>
-      </w:pPr>
-      <w:r>
-        <w:rPr>
-          <w:b/>
-          <w:bCs/>
-          <w:lang w:val="es-CO"/>
-        </w:rPr>
-        <w:t xml:space="preserve">RAZA</w:t>
-      </w:r>
-      <w:r>
-        <w:rPr>
-          <w:lang w:val="es-CO"/>
-        </w:rPr>
-        <w:t xml:space="preserve"> </w:t>
-      </w:r>
-      <w:r>
-        <w:rPr>
-          <w:lang w:val="es-CO"/>
-        </w:rPr>
-        <w:t xml:space="preserve">(</w:t>
-      </w:r>
-      <w:r>
-        <w:rPr>
-          <w:u w:val="single"/>
-          <w:lang w:val="es-CO"/>
-        </w:rPr>
-        <w:t xml:space="preserve">id_raza</w:t>
-      </w:r>
-      <w:r>
-        <w:rPr>
-          <w:lang w:val="es-CO"/>
-        </w:rPr>
-        <w:t xml:space="preserve">, nombre, tamano,</w:t>
-      </w:r>
-      <w:r>
-        <w:rPr>
-          <w:lang w:val="es-CO"/>
-        </w:rPr>
-        <w:t xml:space="preserve"> </w:t>
-      </w:r>
-      <w:r>
-        <w:rPr>
-          <w:i/>
-          <w:iCs/>
-          <w:lang w:val="es-CO"/>
-        </w:rPr>
-        <w:t xml:space="preserve">id_especie</w:t>
-      </w:r>
-      <w:r>
-        <w:rPr>
-          <w:lang w:val="es-CO"/>
-        </w:rPr>
-        <w:t xml:space="preserve">)</w:t>
-      </w:r>
-    </w:p>
-    <w:p>
-      <w:pPr>
-        <w:pStyle w:val="Compact"/>
-        <w:numPr>
-          <w:ilvl w:val="0"/>
-          <w:numId w:val="1001"/>
-        </w:numPr>
-      </w:pPr>
-      <w:r>
-        <w:rPr>
-          <w:b/>
-          <w:bCs/>
-          <w:lang w:val="es-CO"/>
-        </w:rPr>
-        <w:t xml:space="preserve">MASCOTA</w:t>
-      </w:r>
-      <w:r>
-        <w:rPr>
-          <w:lang w:val="es-CO"/>
-        </w:rPr>
-        <w:t xml:space="preserve"> </w:t>
-      </w:r>
-      <w:r>
-        <w:rPr>
-          <w:lang w:val="es-CO"/>
-        </w:rPr>
-        <w:t xml:space="preserve">(</w:t>
-      </w:r>
-      <w:r>
-        <w:rPr>
-          <w:u w:val="single"/>
-          <w:lang w:val="es-CO"/>
-        </w:rPr>
-        <w:t xml:space="preserve">id_mascota</w:t>
-      </w:r>
-      <w:r>
-        <w:rPr>
-          <w:lang w:val="es-CO"/>
-        </w:rPr>
-        <w:t xml:space="preserve">, nombre, fecha_nacimiento, sexo, color, microchip, esterilizado, estado,</w:t>
-      </w:r>
-      <w:r>
-        <w:rPr>
-          <w:lang w:val="es-CO"/>
-        </w:rPr>
-        <w:t xml:space="preserve"> </w:t>
-      </w:r>
-      <w:r>
-        <w:rPr>
-          <w:i/>
-          <w:iCs/>
-          <w:lang w:val="es-CO"/>
-        </w:rPr>
-        <w:t xml:space="preserve">id_raza</w:t>
-      </w:r>
-      <w:r>
-        <w:rPr>
-          <w:lang w:val="es-CO"/>
-        </w:rPr>
-        <w:t xml:space="preserve">,</w:t>
-      </w:r>
-      <w:r>
-        <w:rPr>
-          <w:lang w:val="es-CO"/>
-        </w:rPr>
-        <w:t xml:space="preserve"> </w:t>
-      </w:r>
-      <w:r>
-        <w:rPr>
-          <w:i/>
-          <w:iCs/>
-          <w:lang w:val="es-CO"/>
-        </w:rPr>
-        <w:t xml:space="preserve">id_cliente</w:t>
-      </w:r>
-      <w:r>
-        <w:rPr>
-          <w:lang w:val="es-CO"/>
-        </w:rPr>
-        <w:t xml:space="preserve">, fecha_registro)</w:t>
-      </w:r>
-    </w:p>
-    <w:p>
-      <w:pPr>
-        <w:pStyle w:val="Compact"/>
-        <w:numPr>
-          <w:ilvl w:val="0"/>
-          <w:numId w:val="1001"/>
-        </w:numPr>
-      </w:pPr>
-      <w:r>
-        <w:rPr>
-          <w:b/>
-          <w:bCs/>
-          <w:lang w:val="es-CO"/>
-        </w:rPr>
-        <w:t xml:space="preserve">HISTORIA_CLINICA</w:t>
-      </w:r>
-      <w:r>
-        <w:rPr>
-          <w:lang w:val="es-CO"/>
-        </w:rPr>
-        <w:t xml:space="preserve"> </w:t>
-      </w:r>
-      <w:r>
-        <w:rPr>
-          <w:lang w:val="es-CO"/>
-        </w:rPr>
-        <w:t xml:space="preserve">(</w:t>
-      </w:r>
-      <w:r>
-        <w:rPr>
-          <w:u w:val="single"/>
-          <w:lang w:val="es-CO"/>
-        </w:rPr>
-        <w:t xml:space="preserve">id_historia</w:t>
-      </w:r>
-      <w:r>
-        <w:rPr>
-          <w:lang w:val="es-CO"/>
-        </w:rPr>
-        <w:t xml:space="preserve">, numero_historia,</w:t>
-      </w:r>
-      <w:r>
-        <w:rPr>
-          <w:lang w:val="es-CO"/>
-        </w:rPr>
-        <w:t xml:space="preserve"> </w:t>
-      </w:r>
-      <w:r>
-        <w:rPr>
-          <w:i/>
-          <w:iCs/>
-          <w:lang w:val="es-CO"/>
-        </w:rPr>
-        <w:t xml:space="preserve">id_mascota</w:t>
-      </w:r>
-      <w:r>
-        <w:rPr>
-          <w:lang w:val="es-CO"/>
-        </w:rPr>
-        <w:t xml:space="preserve">, fecha_apertura, grupo_sanguineo, alergias, enfermedades_cronicas, observaciones)</w:t>
-      </w:r>
-    </w:p>
-    <w:p>
-      <w:pPr>
-        <w:pStyle w:val="Compact"/>
-        <w:numPr>
-          <w:ilvl w:val="0"/>
-          <w:numId w:val="1001"/>
-        </w:numPr>
-      </w:pPr>
-      <w:r>
-        <w:rPr>
-          <w:b/>
-          <w:bCs/>
-          <w:lang w:val="es-CO"/>
-        </w:rPr>
-        <w:t xml:space="preserve">SERVICIO</w:t>
-      </w:r>
-      <w:r>
-        <w:rPr>
-          <w:lang w:val="es-CO"/>
-        </w:rPr>
-        <w:t xml:space="preserve"> </w:t>
-      </w:r>
-      <w:r>
-        <w:rPr>
-          <w:lang w:val="es-CO"/>
-        </w:rPr>
-        <w:t xml:space="preserve">(</w:t>
-      </w:r>
-      <w:r>
-        <w:rPr>
-          <w:u w:val="single"/>
-          <w:lang w:val="es-CO"/>
-        </w:rPr>
-        <w:t xml:space="preserve">id_servicio</w:t>
-      </w:r>
-      <w:r>
-        <w:rPr>
-          <w:lang w:val="es-CO"/>
-        </w:rPr>
-        <w:t xml:space="preserve">, codigo, nombre, categoria, precio, duracion_min)</w:t>
-      </w:r>
-    </w:p>
-    <w:p>
-      <w:pPr>
-        <w:pStyle w:val="Compact"/>
-        <w:numPr>
-          <w:ilvl w:val="0"/>
-          <w:numId w:val="1001"/>
-        </w:numPr>
-      </w:pPr>
-      <w:r>
-        <w:rPr>
-          <w:b/>
-          <w:bCs/>
-          <w:lang w:val="es-CO"/>
-        </w:rPr>
-        <w:t xml:space="preserve">CITA</w:t>
-      </w:r>
-      <w:r>
-        <w:rPr>
-          <w:lang w:val="es-CO"/>
-        </w:rPr>
-        <w:t xml:space="preserve"> </w:t>
-      </w:r>
-      <w:r>
-        <w:rPr>
-          <w:lang w:val="es-CO"/>
-        </w:rPr>
-        <w:t xml:space="preserve">(</w:t>
-      </w:r>
-      <w:r>
-        <w:rPr>
-          <w:u w:val="single"/>
-          <w:lang w:val="es-CO"/>
-        </w:rPr>
-        <w:t xml:space="preserve">id_cita</w:t>
-      </w:r>
-      <w:r>
-        <w:rPr>
-          <w:lang w:val="es-CO"/>
-        </w:rPr>
-        <w:t xml:space="preserve">, fecha_hora, motivo, estado,</w:t>
-      </w:r>
-      <w:r>
-        <w:rPr>
-          <w:lang w:val="es-CO"/>
-        </w:rPr>
-        <w:t xml:space="preserve"> </w:t>
-      </w:r>
-      <w:r>
-        <w:rPr>
-          <w:i/>
-          <w:iCs/>
-          <w:lang w:val="es-CO"/>
-        </w:rPr>
-        <w:t xml:space="preserve">id_mascota</w:t>
-      </w:r>
-      <w:r>
-        <w:rPr>
-          <w:lang w:val="es-CO"/>
-        </w:rPr>
-        <w:t xml:space="preserve">,</w:t>
-      </w:r>
-      <w:r>
-        <w:rPr>
-          <w:lang w:val="es-CO"/>
-        </w:rPr>
-        <w:t xml:space="preserve"> </w:t>
-      </w:r>
-      <w:r>
-        <w:rPr>
-          <w:i/>
-          <w:iCs/>
-          <w:lang w:val="es-CO"/>
-        </w:rPr>
-        <w:t xml:space="preserve">id_veterinario</w:t>
-      </w:r>
-      <w:r>
-        <w:rPr>
-          <w:lang w:val="es-CO"/>
-        </w:rPr>
-        <w:t xml:space="preserve">,</w:t>
-      </w:r>
-      <w:r>
-        <w:rPr>
-          <w:lang w:val="es-CO"/>
-        </w:rPr>
-        <w:t xml:space="preserve"> </w:t>
-      </w:r>
-      <w:r>
-        <w:rPr>
-          <w:i/>
-          <w:iCs/>
-          <w:lang w:val="es-CO"/>
-        </w:rPr>
-        <w:t xml:space="preserve">id_sede</w:t>
-      </w:r>
-      <w:r>
-        <w:rPr>
-          <w:lang w:val="es-CO"/>
-        </w:rPr>
-        <w:t xml:space="preserve">,</w:t>
-      </w:r>
-      <w:r>
-        <w:rPr>
-          <w:lang w:val="es-CO"/>
-        </w:rPr>
-        <w:t xml:space="preserve"> </w:t>
-      </w:r>
-      <w:r>
-        <w:rPr>
-          <w:i/>
-          <w:iCs/>
-          <w:lang w:val="es-CO"/>
-        </w:rPr>
-        <w:t xml:space="preserve">id_servicio</w:t>
-      </w:r>
-      <w:r>
-        <w:rPr>
-          <w:lang w:val="es-CO"/>
-        </w:rPr>
-        <w:t xml:space="preserve">)</w:t>
-      </w:r>
-    </w:p>
-    <w:p>
-      <w:pPr>
-        <w:pStyle w:val="Compact"/>
-        <w:numPr>
-          <w:ilvl w:val="0"/>
-          <w:numId w:val="1001"/>
-        </w:numPr>
-      </w:pPr>
-      <w:r>
-        <w:rPr>
-          <w:b/>
-          <w:bCs/>
-          <w:lang w:val="es-CO"/>
-        </w:rPr>
-        <w:t xml:space="preserve">CONSULTA</w:t>
-      </w:r>
-      <w:r>
-        <w:rPr>
-          <w:lang w:val="es-CO"/>
-        </w:rPr>
-        <w:t xml:space="preserve"> </w:t>
-      </w:r>
-      <w:r>
-        <w:rPr>
-          <w:lang w:val="es-CO"/>
-        </w:rPr>
-        <w:t xml:space="preserve">(</w:t>
-      </w:r>
-      <w:r>
-        <w:rPr>
-          <w:u w:val="single"/>
-          <w:lang w:val="es-CO"/>
-        </w:rPr>
-        <w:t xml:space="preserve">id_consulta</w:t>
-      </w:r>
-      <w:r>
-        <w:rPr>
-          <w:lang w:val="es-CO"/>
-        </w:rPr>
-        <w:t xml:space="preserve">,</w:t>
-      </w:r>
-      <w:r>
-        <w:rPr>
-          <w:lang w:val="es-CO"/>
-        </w:rPr>
-        <w:t xml:space="preserve"> </w:t>
-      </w:r>
-      <w:r>
-        <w:rPr>
-          <w:i/>
-          <w:iCs/>
-          <w:lang w:val="es-CO"/>
-        </w:rPr>
-        <w:t xml:space="preserve">id_cita</w:t>
-      </w:r>
-      <w:r>
-        <w:rPr>
-          <w:lang w:val="es-CO"/>
-        </w:rPr>
-        <w:t xml:space="preserve">,</w:t>
-      </w:r>
-      <w:r>
-        <w:rPr>
-          <w:lang w:val="es-CO"/>
-        </w:rPr>
-        <w:t xml:space="preserve"> </w:t>
-      </w:r>
-      <w:r>
-        <w:rPr>
-          <w:i/>
-          <w:iCs/>
-          <w:lang w:val="es-CO"/>
-        </w:rPr>
-        <w:t xml:space="preserve">id_auxiliar</w:t>
-      </w:r>
-      <w:r>
-        <w:rPr>
-          <w:lang w:val="es-CO"/>
-        </w:rPr>
-        <w:t xml:space="preserve">, fecha_hora_inicio, peso_kg, temperatura_c, frecuencia_cardiaca, sintomas, diagnostico, observaciones)</w:t>
-      </w:r>
-    </w:p>
-    <w:p>
-      <w:pPr>
-        <w:pStyle w:val="Compact"/>
-        <w:numPr>
-          <w:ilvl w:val="0"/>
-          <w:numId w:val="1001"/>
-        </w:numPr>
-      </w:pPr>
-      <w:r>
-        <w:rPr>
-          <w:b/>
-          <w:bCs/>
-          <w:lang w:val="es-CO"/>
-        </w:rPr>
-        <w:t xml:space="preserve">MEDICAMENTO</w:t>
-      </w:r>
-      <w:r>
-        <w:rPr>
-          <w:lang w:val="es-CO"/>
-        </w:rPr>
-        <w:t xml:space="preserve"> </w:t>
-      </w:r>
-      <w:r>
-        <w:rPr>
-          <w:lang w:val="es-CO"/>
-        </w:rPr>
-        <w:t xml:space="preserve">(</w:t>
-      </w:r>
-      <w:r>
-        <w:rPr>
-          <w:u w:val="single"/>
-          <w:lang w:val="es-CO"/>
-        </w:rPr>
-        <w:t xml:space="preserve">id_medicamento</w:t>
-      </w:r>
-      <w:r>
-        <w:rPr>
-          <w:lang w:val="es-CO"/>
-        </w:rPr>
-        <w:t xml:space="preserve">, codigo, nombre, principio_activo, presentacion, laboratorio, precio_venta, requiere_formula)</w:t>
-      </w:r>
-    </w:p>
-    <w:p>
-      <w:pPr>
-        <w:pStyle w:val="Compact"/>
-        <w:numPr>
-          <w:ilvl w:val="0"/>
-          <w:numId w:val="1001"/>
-        </w:numPr>
-      </w:pPr>
-      <w:r>
-        <w:rPr>
-          <w:b/>
-          <w:bCs/>
-          <w:lang w:val="es-CO"/>
-        </w:rPr>
-        <w:t xml:space="preserve">PRESCRIPCION</w:t>
-      </w:r>
-      <w:r>
-        <w:rPr>
-          <w:lang w:val="es-CO"/>
-        </w:rPr>
-        <w:t xml:space="preserve"> </w:t>
-      </w:r>
-      <w:r>
-        <w:rPr>
-          <w:lang w:val="es-CO"/>
-        </w:rPr>
-        <w:t xml:space="preserve">(</w:t>
-      </w:r>
-      <w:r>
-        <w:rPr>
-          <w:i/>
-          <w:iCs/>
-          <w:u w:val="single"/>
-          <w:lang w:val="es-CO"/>
-        </w:rPr>
-        <w:t xml:space="preserve">id_consulta</w:t>
-      </w:r>
-      <w:r>
-        <w:rPr>
-          <w:lang w:val="es-CO"/>
-        </w:rPr>
-        <w:t xml:space="preserve">,</w:t>
-      </w:r>
-      <w:r>
-        <w:rPr>
-          <w:lang w:val="es-CO"/>
-        </w:rPr>
-        <w:t xml:space="preserve"> </w:t>
-      </w:r>
-      <w:r>
-        <w:rPr>
-          <w:i/>
-          <w:iCs/>
-          <w:u w:val="single"/>
-          <w:lang w:val="es-CO"/>
-        </w:rPr>
-        <w:t xml:space="preserve">id_medicamento</w:t>
-      </w:r>
-      <w:r>
-        <w:rPr>
-          <w:lang w:val="es-CO"/>
-        </w:rPr>
-        <w:t xml:space="preserve">, dosis, frecuencia_horas, duracion_dias, cantidad, indicaciones)</w:t>
-      </w:r>
-    </w:p>
-    <w:p>
-      <w:pPr>
-        <w:pStyle w:val="Compact"/>
-        <w:numPr>
-          <w:ilvl w:val="0"/>
-          <w:numId w:val="1001"/>
-        </w:numPr>
-      </w:pPr>
-      <w:r>
-        <w:rPr>
-          <w:b/>
-          <w:bCs/>
-          <w:lang w:val="es-CO"/>
-        </w:rPr>
-        <w:t xml:space="preserve">INVENTARIO</w:t>
-      </w:r>
-      <w:r>
-        <w:rPr>
-          <w:lang w:val="es-CO"/>
-        </w:rPr>
-        <w:t xml:space="preserve"> </w:t>
-      </w:r>
-      <w:r>
-        <w:rPr>
-          <w:lang w:val="es-CO"/>
-        </w:rPr>
-        <w:t xml:space="preserve">(</w:t>
-      </w:r>
-      <w:r>
-        <w:rPr>
-          <w:i/>
-          <w:iCs/>
-          <w:u w:val="single"/>
-          <w:lang w:val="es-CO"/>
-        </w:rPr>
-        <w:t xml:space="preserve">id_sede</w:t>
-      </w:r>
-      <w:r>
-        <w:rPr>
-          <w:lang w:val="es-CO"/>
-        </w:rPr>
-        <w:t xml:space="preserve">,</w:t>
-      </w:r>
-      <w:r>
-        <w:rPr>
-          <w:lang w:val="es-CO"/>
-        </w:rPr>
-        <w:t xml:space="preserve"> </w:t>
-      </w:r>
-      <w:r>
-        <w:rPr>
-          <w:i/>
-          <w:iCs/>
-          <w:u w:val="single"/>
-          <w:lang w:val="es-CO"/>
-        </w:rPr>
-        <w:t xml:space="preserve">id_medicamento</w:t>
-      </w:r>
-      <w:r>
-        <w:rPr>
-          <w:lang w:val="es-CO"/>
-        </w:rPr>
-        <w:t xml:space="preserve">, stock_actual, stock_minimo, fecha_actualizacion)</w:t>
-      </w:r>
-    </w:p>
-    <w:p>
-      <w:pPr>
-        <w:pStyle w:val="Compact"/>
-        <w:numPr>
-          <w:ilvl w:val="0"/>
-          <w:numId w:val="1001"/>
-        </w:numPr>
-      </w:pPr>
-      <w:r>
-        <w:rPr>
-          <w:b/>
-          <w:bCs/>
-          <w:lang w:val="es-CO"/>
-        </w:rPr>
-        <w:t xml:space="preserve">FACTURA</w:t>
-      </w:r>
-      <w:r>
-        <w:rPr>
-          <w:lang w:val="es-CO"/>
-        </w:rPr>
-        <w:t xml:space="preserve"> </w:t>
-      </w:r>
-      <w:r>
-        <w:rPr>
-          <w:lang w:val="es-CO"/>
-        </w:rPr>
-        <w:t xml:space="preserve">(</w:t>
-      </w:r>
-      <w:r>
-        <w:rPr>
-          <w:u w:val="single"/>
-          <w:lang w:val="es-CO"/>
-        </w:rPr>
-        <w:t xml:space="preserve">id_factura</w:t>
-      </w:r>
-      <w:r>
-        <w:rPr>
-          <w:lang w:val="es-CO"/>
-        </w:rPr>
-        <w:t xml:space="preserve">, numero_factura, fecha_emision, metodo_pago, estado,</w:t>
-      </w:r>
-      <w:r>
-        <w:rPr>
-          <w:lang w:val="es-CO"/>
-        </w:rPr>
-        <w:t xml:space="preserve"> </w:t>
-      </w:r>
-      <w:r>
-        <w:rPr>
-          <w:i/>
-          <w:iCs/>
-          <w:lang w:val="es-CO"/>
-        </w:rPr>
-        <w:t xml:space="preserve">id_cliente</w:t>
-      </w:r>
-      <w:r>
-        <w:rPr>
-          <w:lang w:val="es-CO"/>
-        </w:rPr>
-        <w:t xml:space="preserve">,</w:t>
-      </w:r>
-      <w:r>
-        <w:rPr>
-          <w:lang w:val="es-CO"/>
-        </w:rPr>
-        <w:t xml:space="preserve"> </w:t>
-      </w:r>
-      <w:r>
-        <w:rPr>
-          <w:i/>
-          <w:iCs/>
-          <w:lang w:val="es-CO"/>
-        </w:rPr>
-        <w:t xml:space="preserve">id_sede</w:t>
-      </w:r>
-      <w:r>
-        <w:rPr>
-          <w:lang w:val="es-CO"/>
-        </w:rPr>
-        <w:t xml:space="preserve">,</w:t>
-      </w:r>
-      <w:r>
-        <w:rPr>
-          <w:lang w:val="es-CO"/>
-        </w:rPr>
-        <w:t xml:space="preserve"> </w:t>
-      </w:r>
-      <w:r>
-        <w:rPr>
-          <w:i/>
-          <w:iCs/>
-          <w:lang w:val="es-CO"/>
-        </w:rPr>
-        <w:t xml:space="preserve">id_empleado</w:t>
-      </w:r>
-      <w:r>
-        <w:rPr>
-          <w:lang w:val="es-CO"/>
-        </w:rPr>
-        <w:t xml:space="preserve">)</w:t>
-      </w:r>
-    </w:p>
-    <w:p>
-      <w:pPr>
-        <w:pStyle w:val="Compact"/>
-        <w:numPr>
-          <w:ilvl w:val="0"/>
-          <w:numId w:val="1001"/>
-        </w:numPr>
-      </w:pPr>
-      <w:r>
-        <w:rPr>
-          <w:b/>
-          <w:bCs/>
-          <w:lang w:val="es-CO"/>
-        </w:rPr>
-        <w:t xml:space="preserve">DETALLE_FACTURA</w:t>
-      </w:r>
-      <w:r>
-        <w:rPr>
-          <w:lang w:val="es-CO"/>
-        </w:rPr>
-        <w:t xml:space="preserve"> </w:t>
-      </w:r>
-      <w:r>
-        <w:rPr>
-          <w:lang w:val="es-CO"/>
-        </w:rPr>
-        <w:t xml:space="preserve">(</w:t>
-      </w:r>
-      <w:r>
-        <w:rPr>
-          <w:i/>
-          <w:iCs/>
-          <w:u w:val="single"/>
-          <w:lang w:val="es-CO"/>
-        </w:rPr>
-        <w:t xml:space="preserve">id_factura</w:t>
-      </w:r>
-      <w:r>
-        <w:rPr>
-          <w:lang w:val="es-CO"/>
-        </w:rPr>
-        <w:t xml:space="preserve">,</w:t>
-      </w:r>
-      <w:r>
-        <w:rPr>
-          <w:lang w:val="es-CO"/>
-        </w:rPr>
-        <w:t xml:space="preserve"> </w:t>
-      </w:r>
-      <w:r>
-        <w:rPr>
-          <w:u w:val="single"/>
-          <w:lang w:val="es-CO"/>
-        </w:rPr>
-        <w:t xml:space="preserve">num_linea</w:t>
-      </w:r>
-      <w:r>
-        <w:rPr>
-          <w:lang w:val="es-CO"/>
-        </w:rPr>
-        <w:t xml:space="preserve">,</w:t>
-      </w:r>
-      <w:r>
-        <w:rPr>
-          <w:lang w:val="es-CO"/>
-        </w:rPr>
-        <w:t xml:space="preserve"> </w:t>
-      </w:r>
-      <w:r>
-        <w:rPr>
-          <w:i/>
-          <w:iCs/>
-          <w:lang w:val="es-CO"/>
-        </w:rPr>
-        <w:t xml:space="preserve">id_servicio</w:t>
-      </w:r>
-      <w:r>
-        <w:rPr>
-          <w:lang w:val="es-CO"/>
-        </w:rPr>
-        <w:t xml:space="preserve">,</w:t>
-      </w:r>
-      <w:r>
-        <w:rPr>
-          <w:lang w:val="es-CO"/>
-        </w:rPr>
-        <w:t xml:space="preserve"> </w:t>
-      </w:r>
-      <w:r>
-        <w:rPr>
-          <w:i/>
-          <w:iCs/>
-          <w:lang w:val="es-CO"/>
-        </w:rPr>
-        <w:t xml:space="preserve">id_medicamento</w:t>
-      </w:r>
-      <w:r>
-        <w:rPr>
-          <w:lang w:val="es-CO"/>
-        </w:rPr>
-        <w:t xml:space="preserve">, cantidad, precio_unitario, descuento_pct)</w:t>
-      </w:r>
-    </w:p>
-    <w:p>
-      <w:pPr>
-        <w:pStyle w:val="Heading1"/>
-      </w:pPr>
-      <w:bookmarkStart w:id="22" w:name="_8cf42e55d45966f01d72bd5d9bba9ead4f47cf2"/>
-      <w:r>
-        <w:rPr>
-          <w:rStyle w:val="SectionNumber"/>
-          <w:lang w:val="es-CO"/>
-        </w:rPr>
-        <w:t xml:space="preserve">4</w:t>
-      </w:r>
-      <w:r>
-        <w:tab/>
-      </w:r>
-      <w:r>
-        <w:rPr>
-          <w:lang w:val="es-CO"/>
-        </w:rPr>
-        <w:t xml:space="preserve">Diagrama relacional (MySQL Workbench)</w:t>
-      </w:r>
-      <w:bookmarkEnd w:id="22"/>
-    </w:p>
-    <w:p>
-      <w:pPr>
-        <w:pStyle w:val="FirstParagraph"/>
-      </w:pPr>
-      <w:r>
-        <w:rPr>
-          <w:lang w:val="es-CO"/>
-        </w:rPr>
-        <w:t xml:space="preserve">El modelo relacional se construyó en</w:t>
-      </w:r>
-      <w:r>
-        <w:rPr>
-          <w:lang w:val="es-CO"/>
-        </w:rPr>
-        <w:t xml:space="preserve"> </w:t>
-      </w:r>
-      <w:r>
-        <w:rPr>
-          <w:b/>
-          <w:bCs/>
-          <w:lang w:val="es-CO"/>
-        </w:rPr>
-        <w:t xml:space="preserve">MySQL Workbench 8.0.44</w:t>
-      </w:r>
-      <w:r>
-        <w:rPr>
-          <w:lang w:val="es-CO"/>
-        </w:rPr>
-        <w:t xml:space="preserve"> </w:t>
-      </w:r>
-      <w:r>
-        <w:rPr>
-          <w:lang w:val="es-CO"/>
-        </w:rPr>
-        <w:t xml:space="preserve">importando el script de creación de tablas del proyecto</w:t>
-      </w:r>
-      <w:r>
-        <w:rPr>
-          <w:lang w:val="es-CO"/>
-        </w:rPr>
-        <w:t xml:space="preserve"> </w:t>
-      </w:r>
-      <w:r>
-        <w:rPr>
-          <w:lang w:val="es-CO"/>
-        </w:rPr>
-        <w:t xml:space="preserve">(</w:t>
-      </w:r>
-      <w:r>
-        <w:rPr>
-          <w:b/>
-          <w:bCs/>
-          <w:lang w:val="es-CO"/>
-        </w:rPr>
-        <w:t xml:space="preserve">File → Import → Reverse Engineer MySQL Create Script</w:t>
-      </w:r>
-      <w:r>
-        <w:rPr>
-          <w:lang w:val="es-CO"/>
-        </w:rPr>
-        <w:t xml:space="preserve">). Workbench leyó las 22 tablas y las 30 llaves foráneas, y las</w:t>
-      </w:r>
-      <w:r>
-        <w:rPr>
-          <w:lang w:val="es-CO"/>
-        </w:rPr>
-        <w:t xml:space="preserve"> </w:t>
-      </w:r>
-      <w:r>
-        <w:rPr>
-          <w:lang w:val="es-CO"/>
-        </w:rPr>
-        <w:t xml:space="preserve">tablas se acomodaron por áreas. Cada tabla muestra sus columnas con el tipo de dato de MySQL y un ícono: llave</w:t>
-      </w:r>
-      <w:r>
-        <w:rPr>
-          <w:lang w:val="es-CO"/>
-        </w:rPr>
-        <w:t xml:space="preserve"> </w:t>
-      </w:r>
-      <w:r>
-        <w:rPr>
-          <w:lang w:val="es-CO"/>
-        </w:rPr>
-        <w:t xml:space="preserve">amarilla para la llave primaria, rombo rojo para la llave foránea y rombo azul para las demás columnas (relleno si la</w:t>
-      </w:r>
-      <w:r>
-        <w:rPr>
-          <w:lang w:val="es-CO"/>
-        </w:rPr>
-        <w:t xml:space="preserve"> </w:t>
-      </w:r>
-      <w:r>
-        <w:rPr>
-          <w:lang w:val="es-CO"/>
-        </w:rPr>
-        <w:t xml:space="preserve">columna es obligatoria, NOT NULL, y vacío si admite nulos). Cada llave foránea se dibuja en notación Crow’s Foot, con</w:t>
-      </w:r>
-      <w:r>
-        <w:rPr>
-          <w:lang w:val="es-CO"/>
-        </w:rPr>
-        <w:t xml:space="preserve"> </w:t>
-      </w:r>
-      <w:r>
-        <w:rPr>
-          <w:lang w:val="es-CO"/>
-        </w:rPr>
-        <w:t xml:space="preserve">la pata de gallina en la tabla hija. La línea es continua cuando la relación es identificadora, es decir, cuando la</w:t>
-      </w:r>
-      <w:r>
-        <w:rPr>
-          <w:lang w:val="es-CO"/>
-        </w:rPr>
-        <w:t xml:space="preserve"> </w:t>
-      </w:r>
-      <w:r>
-        <w:rPr>
-          <w:lang w:val="es-CO"/>
-        </w:rPr>
-        <w:t xml:space="preserve">llave foránea hace parte de la llave primaria (por ejemplo, DETALLE_FACTURA o VETERINARIO_ESPECIALIDAD), y</w:t>
-      </w:r>
-      <w:r>
-        <w:rPr>
-          <w:lang w:val="es-CO"/>
-        </w:rPr>
-        <w:t xml:space="preserve"> </w:t>
-      </w:r>
-      <w:r>
-        <w:rPr>
-          <w:lang w:val="es-CO"/>
-        </w:rPr>
-        <w:t xml:space="preserve">discontinua cuando no lo es.</w:t>
-      </w:r>
-    </w:p>
-    <w:p>
-      <w:pPr>
         <w:pStyle w:val="CaptionedFigure"/>
       </w:pPr>
       <w:r>
         <w:drawing>
           <wp:inline>
-            <wp:extent cx="5334000" cy="3374780"/>
+            <wp:extent cx="5334000" cy="3721624"/>
             <wp:effectExtent b="0" l="0" r="0" t="0"/>
-            <wp:docPr descr="Modelo relacional completo de SIGEVET (MySQL Workbench)" title="" id="24" name="Picture"/>
+            <wp:docPr descr="CLIENTE y teléfonos multivaluados" title="" id="23" name="Picture"/>
             <a:graphic>
               <a:graphicData uri="http://schemas.openxmlformats.org/drawingml/2006/picture">
                 <pic:pic>
                   <pic:nvPicPr>
-                    <pic:cNvPr descr="diagramas/png/wb_relacional_crowsfoot_121042-21Oct2026.png" id="25" name="Picture"/>
+                    <pic:cNvPr descr="diagramas/png/05_Transformacion_Multivaluados_CLIENTE_191116-24Oct2026.png" id="24" name="Picture"/>
                     <pic:cNvPicPr>
                       <a:picLocks noChangeArrowheads="1" noChangeAspect="1"/>
                     </pic:cNvPicPr>
                   </pic:nvPicPr>
                   <pic:blipFill>
-                    <a:blip r:embed="rId23"/>
+                    <a:blip r:embed="rId22"/>
                     <a:stretch>
                       <a:fillRect/>
                     </a:stretch>
@@ -2737,7 +977,7 @@
                   <pic:spPr bwMode="auto">
                     <a:xfrm>
                       <a:off x="0" y="0"/>
-                      <a:ext cx="5334000" cy="3374780"/>
+                      <a:ext cx="5334000" cy="3721624"/>
                     </a:xfrm>
                     <a:prstGeom prst="rect">
                       <a:avLst/>
@@ -2764,64 +1004,30 @@
         <w:rPr>
           <w:lang w:val="es-CO"/>
         </w:rPr>
-        <w:t xml:space="preserve">Modelo relacional completo de SIGEVET (MySQL Workbench)</w:t>
+        <w:t xml:space="preserve">CLIENTE y teléfonos multivaluados</w:t>
       </w:r>
     </w:p>
     <w:p>
       <w:pPr>
-        <w:pStyle w:val="Heading2"/>
-      </w:pPr>
-      <w:bookmarkStart w:id="26" w:name="_a2dfc03bd7d0b11e1f6b69488d644e515c98baa"/>
-      <w:r>
-        <w:rPr>
-          <w:rStyle w:val="SectionNumber"/>
-          <w:lang w:val="es-CO"/>
-        </w:rPr>
-        <w:t xml:space="preserve">4.1</w:t>
-      </w:r>
-      <w:r>
-        <w:tab/>
-      </w:r>
-      <w:r>
-        <w:rPr>
-          <w:lang w:val="es-CO"/>
-        </w:rPr>
-        <w:t xml:space="preserve">Ampliaciones del diagrama</w:t>
-      </w:r>
-      <w:bookmarkEnd w:id="26"/>
-    </w:p>
-    <w:p>
-      <w:pPr>
-        <w:pStyle w:val="FirstParagraph"/>
-      </w:pPr>
-      <w:r>
-        <w:rPr>
-          <w:lang w:val="es-CO"/>
-        </w:rPr>
-        <w:t xml:space="preserve">Para facilitar la lectura en papel, el mismo diagrama se presenta ampliado en tres secciones (de izquierda a derecha).</w:t>
-      </w:r>
-    </w:p>
-    <w:p>
-      <w:pPr>
         <w:pStyle w:val="CaptionedFigure"/>
       </w:pPr>
       <w:r>
         <w:drawing>
           <wp:inline>
-            <wp:extent cx="4533900" cy="7970665"/>
+            <wp:extent cx="5334000" cy="3672266"/>
             <wp:effectExtent b="0" l="0" r="0" t="0"/>
-            <wp:docPr descr="Ampliación 1: departamentos, ciudades, sedes, empleados, veterinarios y especialidades" title="" id="28" name="Picture"/>
+            <wp:docPr descr="Relación N:M PRESCRIBE" title="" id="26" name="Picture"/>
             <a:graphic>
               <a:graphicData uri="http://schemas.openxmlformats.org/drawingml/2006/picture">
                 <pic:pic>
                   <pic:nvPicPr>
-                    <pic:cNvPr descr="diagramas/png/wb_relacional_detalle_1_121042-21Oct2026.png" id="29" name="Picture"/>
+                    <pic:cNvPr descr="diagramas/png/06_Transformacion_NM_PRESCRIPCION_191116-24Oct2026.png" id="27" name="Picture"/>
                     <pic:cNvPicPr>
                       <a:picLocks noChangeArrowheads="1" noChangeAspect="1"/>
                     </pic:cNvPicPr>
                   </pic:nvPicPr>
                   <pic:blipFill>
-                    <a:blip r:embed="rId27"/>
+                    <a:blip r:embed="rId25"/>
                     <a:stretch>
                       <a:fillRect/>
                     </a:stretch>
@@ -2829,7 +1035,7 @@
                   <pic:spPr bwMode="auto">
                     <a:xfrm>
                       <a:off x="0" y="0"/>
-                      <a:ext cx="4533900" cy="7970665"/>
+                      <a:ext cx="5334000" cy="3672266"/>
                     </a:xfrm>
                     <a:prstGeom prst="rect">
                       <a:avLst/>
@@ -2856,7 +1062,7 @@
         <w:rPr>
           <w:lang w:val="es-CO"/>
         </w:rPr>
-        <w:t xml:space="preserve">Ampliación 1: departamentos, ciudades, sedes, empleados, veterinarios y especialidades</w:t>
+        <w:t xml:space="preserve">Relación N:M PRESCRIBE</w:t>
       </w:r>
     </w:p>
     <w:p>
@@ -2866,20 +1072,20 @@
       <w:r>
         <w:drawing>
           <wp:inline>
-            <wp:extent cx="4533900" cy="7751723"/>
+            <wp:extent cx="5334000" cy="3672266"/>
             <wp:effectExtent b="0" l="0" r="0" t="0"/>
-            <wp:docPr descr="Ampliación 2: clientes, teléfonos, especies, razas, mascotas, historia clínica y servicios" title="" id="31" name="Picture"/>
+            <wp:docPr descr="Relación N:M ALMACENA" title="" id="29" name="Picture"/>
             <a:graphic>
               <a:graphicData uri="http://schemas.openxmlformats.org/drawingml/2006/picture">
                 <pic:pic>
                   <pic:nvPicPr>
-                    <pic:cNvPr descr="diagramas/png/wb_relacional_detalle_2_121042-21Oct2026.png" id="32" name="Picture"/>
+                    <pic:cNvPr descr="diagramas/png/07_Transformacion_NM_INVENTARIO_191116-24Oct2026.png" id="30" name="Picture"/>
                     <pic:cNvPicPr>
                       <a:picLocks noChangeArrowheads="1" noChangeAspect="1"/>
                     </pic:cNvPicPr>
                   </pic:nvPicPr>
                   <pic:blipFill>
-                    <a:blip r:embed="rId30"/>
+                    <a:blip r:embed="rId28"/>
                     <a:stretch>
                       <a:fillRect/>
                     </a:stretch>
@@ -2887,7 +1093,7 @@
                   <pic:spPr bwMode="auto">
                     <a:xfrm>
                       <a:off x="0" y="0"/>
-                      <a:ext cx="4533900" cy="7751723"/>
+                      <a:ext cx="5334000" cy="3672266"/>
                     </a:xfrm>
                     <a:prstGeom prst="rect">
                       <a:avLst/>
@@ -2914,7 +1120,7 @@
         <w:rPr>
           <w:lang w:val="es-CO"/>
         </w:rPr>
-        <w:t xml:space="preserve">Ampliación 2: clientes, teléfonos, especies, razas, mascotas, historia clínica y servicios</w:t>
+        <w:t xml:space="preserve">Relación N:M ALMACENA</w:t>
       </w:r>
     </w:p>
     <w:p>
@@ -2924,20 +1130,20 @@
       <w:r>
         <w:drawing>
           <wp:inline>
-            <wp:extent cx="4533900" cy="8434225"/>
+            <wp:extent cx="5334000" cy="3672266"/>
             <wp:effectExtent b="0" l="0" r="0" t="0"/>
-            <wp:docPr descr="Ampliación 3: citas, consultas, prescripciones, facturas, medicamentos e inventario" title="" id="34" name="Picture"/>
+            <wp:docPr descr="Relación N:M CERTIFICADO_EN" title="" id="32" name="Picture"/>
             <a:graphic>
               <a:graphicData uri="http://schemas.openxmlformats.org/drawingml/2006/picture">
                 <pic:pic>
                   <pic:nvPicPr>
-                    <pic:cNvPr descr="diagramas/png/wb_relacional_detalle_3_121042-21Oct2026.png" id="35" name="Picture"/>
+                    <pic:cNvPr descr="diagramas/png/08_Transformacion_NM_ESPECIALIDAD_191116-24Oct2026.png" id="33" name="Picture"/>
                     <pic:cNvPicPr>
                       <a:picLocks noChangeArrowheads="1" noChangeAspect="1"/>
                     </pic:cNvPicPr>
                   </pic:nvPicPr>
                   <pic:blipFill>
-                    <a:blip r:embed="rId33"/>
+                    <a:blip r:embed="rId31"/>
                     <a:stretch>
                       <a:fillRect/>
                     </a:stretch>
@@ -2945,7 +1151,7 @@
                   <pic:spPr bwMode="auto">
                     <a:xfrm>
                       <a:off x="0" y="0"/>
-                      <a:ext cx="4533900" cy="8434225"/>
+                      <a:ext cx="5334000" cy="3672266"/>
                     </a:xfrm>
                     <a:prstGeom prst="rect">
                       <a:avLst/>
@@ -2972,74 +1178,2063 @@
         <w:rPr>
           <w:lang w:val="es-CO"/>
         </w:rPr>
-        <w:t xml:space="preserve">Ampliación 3: citas, consultas, prescripciones, facturas, medicamentos e inventario</w:t>
+        <w:t xml:space="preserve">Relación N:M CERTIFICADO_EN</w:t>
       </w:r>
     </w:p>
     <w:p>
       <w:pPr>
-        <w:pStyle w:val="FirstParagraph"/>
-      </w:pPr>
-      <w:r>
-        <w:rPr>
-          <w:lang w:val="es-CO"/>
-        </w:rPr>
-        <w:t xml:space="preserve">El modelo</w:t>
-      </w:r>
-      <w:r>
-        <w:rPr>
-          <w:lang w:val="es-CO"/>
-        </w:rPr>
-        <w:t xml:space="preserve"> </w:t>
-      </w:r>
-      <w:r>
-        <w:rPr>
-          <w:rStyle w:val="VerbatimChar"/>
-          <w:lang w:val="es-CO"/>
-        </w:rPr>
-        <w:t xml:space="preserve">SIGEVET.mwb</w:t>
-      </w:r>
-      <w:r>
-        <w:rPr>
-          <w:lang w:val="es-CO"/>
-        </w:rPr>
-        <w:t xml:space="preserve"> </w:t>
-      </w:r>
-      <w:r>
-        <w:rPr>
-          <w:lang w:val="es-CO"/>
-        </w:rPr>
-        <w:t xml:space="preserve">y los archivos en PNG y PDF se entregan en la carpeta</w:t>
-      </w:r>
-      <w:r>
-        <w:rPr>
-          <w:lang w:val="es-CO"/>
-        </w:rPr>
-        <w:t xml:space="preserve"> </w:t>
-      </w:r>
-      <w:r>
-        <w:rPr>
-          <w:rStyle w:val="VerbatimChar"/>
-          <w:lang w:val="es-CO"/>
-        </w:rPr>
-        <w:t xml:space="preserve">Workbench</w:t>
-      </w:r>
-      <w:r>
-        <w:rPr>
-          <w:lang w:val="es-CO"/>
-        </w:rPr>
-        <w:t xml:space="preserve">.</w:t>
+        <w:pStyle w:val="CaptionedFigure"/>
+      </w:pPr>
+      <w:r>
+        <w:drawing>
+          <wp:inline>
+            <wp:extent cx="5334000" cy="3721624"/>
+            <wp:effectExtent b="0" l="0" r="0" t="0"/>
+            <wp:docPr descr="Entidad débil DETALLE_FACTURA y llave parcial" title="" id="35" name="Picture"/>
+            <a:graphic>
+              <a:graphicData uri="http://schemas.openxmlformats.org/drawingml/2006/picture">
+                <pic:pic>
+                  <pic:nvPicPr>
+                    <pic:cNvPr descr="diagramas/png/09_Entidad_Debil_DETALLE_FACTURA_191116-24Oct2026.png" id="36" name="Picture"/>
+                    <pic:cNvPicPr>
+                      <a:picLocks noChangeArrowheads="1" noChangeAspect="1"/>
+                    </pic:cNvPicPr>
+                  </pic:nvPicPr>
+                  <pic:blipFill>
+                    <a:blip r:embed="rId34"/>
+                    <a:stretch>
+                      <a:fillRect/>
+                    </a:stretch>
+                  </pic:blipFill>
+                  <pic:spPr bwMode="auto">
+                    <a:xfrm>
+                      <a:off x="0" y="0"/>
+                      <a:ext cx="5334000" cy="3721624"/>
+                    </a:xfrm>
+                    <a:prstGeom prst="rect">
+                      <a:avLst/>
+                    </a:prstGeom>
+                    <a:noFill/>
+                    <a:ln w="9525">
+                      <a:noFill/>
+                      <a:headEnd/>
+                      <a:tailEnd/>
+                    </a:ln>
+                  </pic:spPr>
+                </pic:pic>
+              </a:graphicData>
+            </a:graphic>
+          </wp:inline>
+        </w:drawing>
       </w:r>
     </w:p>
     <w:p>
       <w:pPr>
+        <w:pStyle w:val="ImageCaption"/>
+      </w:pPr>
+      <w:r>
+        <w:rPr>
+          <w:lang w:val="es-CO"/>
+        </w:rPr>
+        <w:t xml:space="preserve">Entidad débil DETALLE_FACTURA y llave parcial</w:t>
+      </w:r>
+    </w:p>
+    <w:p>
+      <w:pPr>
+        <w:pStyle w:val="FirstParagraph"/>
+      </w:pPr>
+      <w:r>
+        <w:rPr>
+          <w:b/>
+          <w:bCs/>
+          <w:lang w:val="es-CO"/>
+        </w:rPr>
+        <w:t xml:space="preserve">Relación circular SEDE–EMPLEADO.</w:t>
+      </w:r>
+      <w:r>
+        <w:rPr>
+          <w:lang w:val="es-CO"/>
+        </w:rPr>
+        <w:t xml:space="preserve"> </w:t>
+      </w:r>
+      <w:r>
+        <w:rPr>
+          <w:lang w:val="es-CO"/>
+        </w:rPr>
+        <w:t xml:space="preserve">EMPLEADO referencia a SEDE (LABORA_EN) y SEDE referencia a EMPLEADO (DIRIGE).</w:t>
+      </w:r>
+      <w:r>
+        <w:rPr>
+          <w:lang w:val="es-CO"/>
+        </w:rPr>
+        <w:t xml:space="preserve"> </w:t>
+      </w:r>
+      <w:r>
+        <w:rPr>
+          <w:lang w:val="es-CO"/>
+        </w:rPr>
+        <w:t xml:space="preserve">Para poder crear ambas tablas, la FK</w:t>
+      </w:r>
+      <w:r>
+        <w:rPr>
+          <w:lang w:val="es-CO"/>
+        </w:rPr>
+        <w:t xml:space="preserve"> </w:t>
+      </w:r>
+      <w:r>
+        <w:rPr>
+          <w:rStyle w:val="VerbatimChar"/>
+          <w:lang w:val="es-CO"/>
+        </w:rPr>
+        <w:t xml:space="preserve">FK_SEDE_DIRECTOR</w:t>
+      </w:r>
+      <w:r>
+        <w:rPr>
+          <w:lang w:val="es-CO"/>
+        </w:rPr>
+        <w:t xml:space="preserve"> </w:t>
+      </w:r>
+      <w:r>
+        <w:rPr>
+          <w:lang w:val="es-CO"/>
+        </w:rPr>
+        <w:t xml:space="preserve">se agrega con</w:t>
+      </w:r>
+      <w:r>
+        <w:rPr>
+          <w:lang w:val="es-CO"/>
+        </w:rPr>
+        <w:t xml:space="preserve"> </w:t>
+      </w:r>
+      <w:r>
+        <w:rPr>
+          <w:rStyle w:val="VerbatimChar"/>
+          <w:lang w:val="es-CO"/>
+        </w:rPr>
+        <w:t xml:space="preserve">ALTER TABLE</w:t>
+      </w:r>
+      <w:r>
+        <w:rPr>
+          <w:lang w:val="es-CO"/>
+        </w:rPr>
+        <w:t xml:space="preserve"> </w:t>
+      </w:r>
+      <w:r>
+        <w:rPr>
+          <w:lang w:val="es-CO"/>
+        </w:rPr>
+        <w:t xml:space="preserve">cuando EMPLEADO ya existe, y</w:t>
+      </w:r>
+      <w:r>
+        <w:rPr>
+          <w:lang w:val="es-CO"/>
+        </w:rPr>
+        <w:t xml:space="preserve"> </w:t>
+      </w:r>
+      <w:r>
+        <w:rPr>
+          <w:rStyle w:val="VerbatimChar"/>
+          <w:lang w:val="es-CO"/>
+        </w:rPr>
+        <w:t xml:space="preserve">id_director</w:t>
+      </w:r>
+      <w:r>
+        <w:rPr>
+          <w:lang w:val="es-CO"/>
+        </w:rPr>
+        <w:t xml:space="preserve"> </w:t>
+      </w:r>
+      <w:r>
+        <w:rPr>
+          <w:lang w:val="es-CO"/>
+        </w:rPr>
+        <w:t xml:space="preserve">admite nulos para registrar la sede antes que su director (supuesto S-07).</w:t>
+      </w:r>
+    </w:p>
+    <w:p>
+      <w:pPr>
         <w:pStyle w:val="Heading1"/>
       </w:pPr>
-      <w:bookmarkStart w:id="36" w:name="_9f5ed94368e0cb8030db26b62ab8c35ee7d982d"/>
+      <w:bookmarkStart w:id="37" w:name="_5f98f5c7377c166e8004a4e2d0173c5a00ea65a"/>
       <w:r>
         <w:rPr>
           <w:rStyle w:val="SectionNumber"/>
           <w:lang w:val="es-CO"/>
         </w:rPr>
+        <w:t xml:space="preserve">3</w:t>
+      </w:r>
+      <w:r>
+        <w:tab/>
+      </w:r>
+      <w:r>
+        <w:rPr>
+          <w:lang w:val="es-CO"/>
+        </w:rPr>
+        <w:t xml:space="preserve">Esquema relacional</w:t>
+      </w:r>
+      <w:bookmarkEnd w:id="37"/>
+    </w:p>
+    <w:p>
+      <w:pPr>
+        <w:pStyle w:val="FirstParagraph"/>
+      </w:pPr>
+      <w:r>
+        <w:rPr>
+          <w:lang w:val="es-CO"/>
+        </w:rPr>
+        <w:t xml:space="preserve">Notación:</w:t>
+      </w:r>
+      <w:r>
+        <w:rPr>
+          <w:lang w:val="es-CO"/>
+        </w:rPr>
+        <w:t xml:space="preserve"> </w:t>
+      </w:r>
+      <w:r>
+        <w:rPr>
+          <w:b/>
+          <w:bCs/>
+          <w:lang w:val="es-CO"/>
+        </w:rPr>
+        <w:t xml:space="preserve">TABLA</w:t>
+      </w:r>
+      <w:r>
+        <w:rPr>
+          <w:lang w:val="es-CO"/>
+        </w:rPr>
+        <w:t xml:space="preserve">(llave primaria subrayada, columnas,</w:t>
+      </w:r>
+      <w:r>
+        <w:rPr>
+          <w:lang w:val="es-CO"/>
+        </w:rPr>
+        <w:t xml:space="preserve"> </w:t>
+      </w:r>
+      <w:r>
+        <w:rPr>
+          <w:i/>
+          <w:iCs/>
+          <w:lang w:val="es-CO"/>
+        </w:rPr>
+        <w:t xml:space="preserve">llaves foráneas en cursiva</w:t>
+      </w:r>
+      <w:r>
+        <w:rPr>
+          <w:lang w:val="es-CO"/>
+        </w:rPr>
+        <w:t xml:space="preserve">).</w:t>
+      </w:r>
+    </w:p>
+    <w:p>
+      <w:pPr>
+        <w:pStyle w:val="Compact"/>
+        <w:numPr>
+          <w:ilvl w:val="0"/>
+          <w:numId w:val="1001"/>
+        </w:numPr>
+      </w:pPr>
+      <w:r>
+        <w:rPr>
+          <w:b/>
+          <w:bCs/>
+          <w:lang w:val="es-CO"/>
+        </w:rPr>
+        <w:t xml:space="preserve">DEPARTAMENTO</w:t>
+      </w:r>
+      <w:r>
+        <w:rPr>
+          <w:lang w:val="es-CO"/>
+        </w:rPr>
+        <w:t xml:space="preserve"> </w:t>
+      </w:r>
+      <w:r>
+        <w:rPr>
+          <w:lang w:val="es-CO"/>
+        </w:rPr>
+        <w:t xml:space="preserve">(</w:t>
+      </w:r>
+      <w:r>
+        <w:rPr>
+          <w:u w:val="single"/>
+          <w:lang w:val="es-CO"/>
+        </w:rPr>
+        <w:t xml:space="preserve">id_departamento</w:t>
+      </w:r>
+      <w:r>
+        <w:rPr>
+          <w:lang w:val="es-CO"/>
+        </w:rPr>
+        <w:t xml:space="preserve">, codigo_dane, nombre)</w:t>
+      </w:r>
+    </w:p>
+    <w:p>
+      <w:pPr>
+        <w:pStyle w:val="Compact"/>
+        <w:numPr>
+          <w:ilvl w:val="0"/>
+          <w:numId w:val="1001"/>
+        </w:numPr>
+      </w:pPr>
+      <w:r>
+        <w:rPr>
+          <w:b/>
+          <w:bCs/>
+          <w:lang w:val="es-CO"/>
+        </w:rPr>
+        <w:t xml:space="preserve">CIUDAD</w:t>
+      </w:r>
+      <w:r>
+        <w:rPr>
+          <w:lang w:val="es-CO"/>
+        </w:rPr>
+        <w:t xml:space="preserve"> </w:t>
+      </w:r>
+      <w:r>
+        <w:rPr>
+          <w:lang w:val="es-CO"/>
+        </w:rPr>
+        <w:t xml:space="preserve">(</w:t>
+      </w:r>
+      <w:r>
+        <w:rPr>
+          <w:u w:val="single"/>
+          <w:lang w:val="es-CO"/>
+        </w:rPr>
+        <w:t xml:space="preserve">id_ciudad</w:t>
+      </w:r>
+      <w:r>
+        <w:rPr>
+          <w:lang w:val="es-CO"/>
+        </w:rPr>
+        <w:t xml:space="preserve">, codigo_dane, nombre,</w:t>
+      </w:r>
+      <w:r>
+        <w:rPr>
+          <w:lang w:val="es-CO"/>
+        </w:rPr>
+        <w:t xml:space="preserve"> </w:t>
+      </w:r>
+      <w:r>
+        <w:rPr>
+          <w:i/>
+          <w:iCs/>
+          <w:lang w:val="es-CO"/>
+        </w:rPr>
+        <w:t xml:space="preserve">id_departamento</w:t>
+      </w:r>
+      <w:r>
+        <w:rPr>
+          <w:lang w:val="es-CO"/>
+        </w:rPr>
+        <w:t xml:space="preserve">)</w:t>
+      </w:r>
+    </w:p>
+    <w:p>
+      <w:pPr>
+        <w:pStyle w:val="Compact"/>
+        <w:numPr>
+          <w:ilvl w:val="0"/>
+          <w:numId w:val="1001"/>
+        </w:numPr>
+      </w:pPr>
+      <w:r>
+        <w:rPr>
+          <w:b/>
+          <w:bCs/>
+          <w:lang w:val="es-CO"/>
+        </w:rPr>
+        <w:t xml:space="preserve">SEDE</w:t>
+      </w:r>
+      <w:r>
+        <w:rPr>
+          <w:lang w:val="es-CO"/>
+        </w:rPr>
+        <w:t xml:space="preserve"> </w:t>
+      </w:r>
+      <w:r>
+        <w:rPr>
+          <w:lang w:val="es-CO"/>
+        </w:rPr>
+        <w:t xml:space="preserve">(</w:t>
+      </w:r>
+      <w:r>
+        <w:rPr>
+          <w:u w:val="single"/>
+          <w:lang w:val="es-CO"/>
+        </w:rPr>
+        <w:t xml:space="preserve">id_sede</w:t>
+      </w:r>
+      <w:r>
+        <w:rPr>
+          <w:lang w:val="es-CO"/>
+        </w:rPr>
+        <w:t xml:space="preserve">, nombre, direccion, telefono, email, fecha_apertura,</w:t>
+      </w:r>
+      <w:r>
+        <w:rPr>
+          <w:lang w:val="es-CO"/>
+        </w:rPr>
+        <w:t xml:space="preserve"> </w:t>
+      </w:r>
+      <w:r>
+        <w:rPr>
+          <w:i/>
+          <w:iCs/>
+          <w:lang w:val="es-CO"/>
+        </w:rPr>
+        <w:t xml:space="preserve">id_ciudad</w:t>
+      </w:r>
+      <w:r>
+        <w:rPr>
+          <w:lang w:val="es-CO"/>
+        </w:rPr>
+        <w:t xml:space="preserve">,</w:t>
+      </w:r>
+      <w:r>
+        <w:rPr>
+          <w:lang w:val="es-CO"/>
+        </w:rPr>
+        <w:t xml:space="preserve"> </w:t>
+      </w:r>
+      <w:r>
+        <w:rPr>
+          <w:i/>
+          <w:iCs/>
+          <w:lang w:val="es-CO"/>
+        </w:rPr>
+        <w:t xml:space="preserve">id_director</w:t>
+      </w:r>
+      <w:r>
+        <w:rPr>
+          <w:lang w:val="es-CO"/>
+        </w:rPr>
+        <w:t xml:space="preserve">)</w:t>
+      </w:r>
+    </w:p>
+    <w:p>
+      <w:pPr>
+        <w:pStyle w:val="Compact"/>
+        <w:numPr>
+          <w:ilvl w:val="0"/>
+          <w:numId w:val="1001"/>
+        </w:numPr>
+      </w:pPr>
+      <w:r>
+        <w:rPr>
+          <w:b/>
+          <w:bCs/>
+          <w:lang w:val="es-CO"/>
+        </w:rPr>
+        <w:t xml:space="preserve">EMPLEADO</w:t>
+      </w:r>
+      <w:r>
+        <w:rPr>
+          <w:lang w:val="es-CO"/>
+        </w:rPr>
+        <w:t xml:space="preserve"> </w:t>
+      </w:r>
+      <w:r>
+        <w:rPr>
+          <w:lang w:val="es-CO"/>
+        </w:rPr>
+        <w:t xml:space="preserve">(</w:t>
+      </w:r>
+      <w:r>
+        <w:rPr>
+          <w:u w:val="single"/>
+          <w:lang w:val="es-CO"/>
+        </w:rPr>
+        <w:t xml:space="preserve">id_empleado</w:t>
+      </w:r>
+      <w:r>
+        <w:rPr>
+          <w:lang w:val="es-CO"/>
+        </w:rPr>
+        <w:t xml:space="preserve">, tipo_documento, num_documento, nombres, apellidos, fecha_nacimiento, telefono, email, tipo_empleado, fecha_ingreso, salario, estado,</w:t>
+      </w:r>
+      <w:r>
+        <w:rPr>
+          <w:lang w:val="es-CO"/>
+        </w:rPr>
+        <w:t xml:space="preserve"> </w:t>
+      </w:r>
+      <w:r>
+        <w:rPr>
+          <w:i/>
+          <w:iCs/>
+          <w:lang w:val="es-CO"/>
+        </w:rPr>
+        <w:t xml:space="preserve">id_sede</w:t>
+      </w:r>
+      <w:r>
+        <w:rPr>
+          <w:lang w:val="es-CO"/>
+        </w:rPr>
+        <w:t xml:space="preserve">)</w:t>
+      </w:r>
+    </w:p>
+    <w:p>
+      <w:pPr>
+        <w:pStyle w:val="Compact"/>
+        <w:numPr>
+          <w:ilvl w:val="0"/>
+          <w:numId w:val="1001"/>
+        </w:numPr>
+      </w:pPr>
+      <w:r>
+        <w:rPr>
+          <w:b/>
+          <w:bCs/>
+          <w:lang w:val="es-CO"/>
+        </w:rPr>
+        <w:t xml:space="preserve">VETERINARIO</w:t>
+      </w:r>
+      <w:r>
+        <w:rPr>
+          <w:lang w:val="es-CO"/>
+        </w:rPr>
+        <w:t xml:space="preserve"> </w:t>
+      </w:r>
+      <w:r>
+        <w:rPr>
+          <w:lang w:val="es-CO"/>
+        </w:rPr>
+        <w:t xml:space="preserve">(</w:t>
+      </w:r>
+      <w:r>
+        <w:rPr>
+          <w:i/>
+          <w:iCs/>
+          <w:u w:val="single"/>
+          <w:lang w:val="es-CO"/>
+        </w:rPr>
+        <w:t xml:space="preserve">id_empleado</w:t>
+      </w:r>
+      <w:r>
+        <w:rPr>
+          <w:lang w:val="es-CO"/>
+        </w:rPr>
+        <w:t xml:space="preserve">, tarjeta_profesional, universidad, anio_graduacion)</w:t>
+      </w:r>
+    </w:p>
+    <w:p>
+      <w:pPr>
+        <w:pStyle w:val="Compact"/>
+        <w:numPr>
+          <w:ilvl w:val="0"/>
+          <w:numId w:val="1001"/>
+        </w:numPr>
+      </w:pPr>
+      <w:r>
+        <w:rPr>
+          <w:b/>
+          <w:bCs/>
+          <w:lang w:val="es-CO"/>
+        </w:rPr>
+        <w:t xml:space="preserve">AUXILIAR</w:t>
+      </w:r>
+      <w:r>
+        <w:rPr>
+          <w:lang w:val="es-CO"/>
+        </w:rPr>
+        <w:t xml:space="preserve"> </w:t>
+      </w:r>
+      <w:r>
+        <w:rPr>
+          <w:lang w:val="es-CO"/>
+        </w:rPr>
+        <w:t xml:space="preserve">(</w:t>
+      </w:r>
+      <w:r>
+        <w:rPr>
+          <w:i/>
+          <w:iCs/>
+          <w:u w:val="single"/>
+          <w:lang w:val="es-CO"/>
+        </w:rPr>
+        <w:t xml:space="preserve">id_empleado</w:t>
+      </w:r>
+      <w:r>
+        <w:rPr>
+          <w:lang w:val="es-CO"/>
+        </w:rPr>
+        <w:t xml:space="preserve">, area, certificacion, turno)</w:t>
+      </w:r>
+    </w:p>
+    <w:p>
+      <w:pPr>
+        <w:pStyle w:val="Compact"/>
+        <w:numPr>
+          <w:ilvl w:val="0"/>
+          <w:numId w:val="1001"/>
+        </w:numPr>
+      </w:pPr>
+      <w:r>
+        <w:rPr>
+          <w:b/>
+          <w:bCs/>
+          <w:lang w:val="es-CO"/>
+        </w:rPr>
+        <w:t xml:space="preserve">ESPECIALIDAD</w:t>
+      </w:r>
+      <w:r>
+        <w:rPr>
+          <w:lang w:val="es-CO"/>
+        </w:rPr>
+        <w:t xml:space="preserve"> </w:t>
+      </w:r>
+      <w:r>
+        <w:rPr>
+          <w:lang w:val="es-CO"/>
+        </w:rPr>
+        <w:t xml:space="preserve">(</w:t>
+      </w:r>
+      <w:r>
+        <w:rPr>
+          <w:u w:val="single"/>
+          <w:lang w:val="es-CO"/>
+        </w:rPr>
+        <w:t xml:space="preserve">id_especialidad</w:t>
+      </w:r>
+      <w:r>
+        <w:rPr>
+          <w:lang w:val="es-CO"/>
+        </w:rPr>
+        <w:t xml:space="preserve">, nombre, descripcion)</w:t>
+      </w:r>
+    </w:p>
+    <w:p>
+      <w:pPr>
+        <w:pStyle w:val="Compact"/>
+        <w:numPr>
+          <w:ilvl w:val="0"/>
+          <w:numId w:val="1001"/>
+        </w:numPr>
+      </w:pPr>
+      <w:r>
+        <w:rPr>
+          <w:b/>
+          <w:bCs/>
+          <w:lang w:val="es-CO"/>
+        </w:rPr>
+        <w:t xml:space="preserve">VETERINARIO_ESPECIALIDAD</w:t>
+      </w:r>
+      <w:r>
+        <w:rPr>
+          <w:lang w:val="es-CO"/>
+        </w:rPr>
+        <w:t xml:space="preserve"> </w:t>
+      </w:r>
+      <w:r>
+        <w:rPr>
+          <w:lang w:val="es-CO"/>
+        </w:rPr>
+        <w:t xml:space="preserve">(</w:t>
+      </w:r>
+      <w:r>
+        <w:rPr>
+          <w:i/>
+          <w:iCs/>
+          <w:u w:val="single"/>
+          <w:lang w:val="es-CO"/>
+        </w:rPr>
+        <w:t xml:space="preserve">id_empleado</w:t>
+      </w:r>
+      <w:r>
+        <w:rPr>
+          <w:lang w:val="es-CO"/>
+        </w:rPr>
+        <w:t xml:space="preserve">,</w:t>
+      </w:r>
+      <w:r>
+        <w:rPr>
+          <w:lang w:val="es-CO"/>
+        </w:rPr>
+        <w:t xml:space="preserve"> </w:t>
+      </w:r>
+      <w:r>
+        <w:rPr>
+          <w:i/>
+          <w:iCs/>
+          <w:u w:val="single"/>
+          <w:lang w:val="es-CO"/>
+        </w:rPr>
+        <w:t xml:space="preserve">id_especialidad</w:t>
+      </w:r>
+      <w:r>
+        <w:rPr>
+          <w:lang w:val="es-CO"/>
+        </w:rPr>
+        <w:t xml:space="preserve">, fecha_certificacion)</w:t>
+      </w:r>
+    </w:p>
+    <w:p>
+      <w:pPr>
+        <w:pStyle w:val="Compact"/>
+        <w:numPr>
+          <w:ilvl w:val="0"/>
+          <w:numId w:val="1001"/>
+        </w:numPr>
+      </w:pPr>
+      <w:r>
+        <w:rPr>
+          <w:b/>
+          <w:bCs/>
+          <w:lang w:val="es-CO"/>
+        </w:rPr>
+        <w:t xml:space="preserve">CLIENTE</w:t>
+      </w:r>
+      <w:r>
+        <w:rPr>
+          <w:lang w:val="es-CO"/>
+        </w:rPr>
+        <w:t xml:space="preserve"> </w:t>
+      </w:r>
+      <w:r>
+        <w:rPr>
+          <w:lang w:val="es-CO"/>
+        </w:rPr>
+        <w:t xml:space="preserve">(</w:t>
+      </w:r>
+      <w:r>
+        <w:rPr>
+          <w:u w:val="single"/>
+          <w:lang w:val="es-CO"/>
+        </w:rPr>
+        <w:t xml:space="preserve">id_cliente</w:t>
+      </w:r>
+      <w:r>
+        <w:rPr>
+          <w:lang w:val="es-CO"/>
+        </w:rPr>
+        <w:t xml:space="preserve">, tipo_documento, num_documento, nombres, apellidos, email, direccion,</w:t>
+      </w:r>
+      <w:r>
+        <w:rPr>
+          <w:lang w:val="es-CO"/>
+        </w:rPr>
+        <w:t xml:space="preserve"> </w:t>
+      </w:r>
+      <w:r>
+        <w:rPr>
+          <w:i/>
+          <w:iCs/>
+          <w:lang w:val="es-CO"/>
+        </w:rPr>
+        <w:t xml:space="preserve">id_ciudad</w:t>
+      </w:r>
+      <w:r>
+        <w:rPr>
+          <w:lang w:val="es-CO"/>
+        </w:rPr>
+        <w:t xml:space="preserve">, fecha_registro)</w:t>
+      </w:r>
+    </w:p>
+    <w:p>
+      <w:pPr>
+        <w:pStyle w:val="Compact"/>
+        <w:numPr>
+          <w:ilvl w:val="0"/>
+          <w:numId w:val="1001"/>
+        </w:numPr>
+      </w:pPr>
+      <w:r>
+        <w:rPr>
+          <w:b/>
+          <w:bCs/>
+          <w:lang w:val="es-CO"/>
+        </w:rPr>
+        <w:t xml:space="preserve">TELEFONO_CLIENTE</w:t>
+      </w:r>
+      <w:r>
+        <w:rPr>
+          <w:lang w:val="es-CO"/>
+        </w:rPr>
+        <w:t xml:space="preserve"> </w:t>
+      </w:r>
+      <w:r>
+        <w:rPr>
+          <w:lang w:val="es-CO"/>
+        </w:rPr>
+        <w:t xml:space="preserve">(</w:t>
+      </w:r>
+      <w:r>
+        <w:rPr>
+          <w:i/>
+          <w:iCs/>
+          <w:u w:val="single"/>
+          <w:lang w:val="es-CO"/>
+        </w:rPr>
+        <w:t xml:space="preserve">id_cliente</w:t>
+      </w:r>
+      <w:r>
+        <w:rPr>
+          <w:lang w:val="es-CO"/>
+        </w:rPr>
+        <w:t xml:space="preserve">,</w:t>
+      </w:r>
+      <w:r>
+        <w:rPr>
+          <w:lang w:val="es-CO"/>
+        </w:rPr>
+        <w:t xml:space="preserve"> </w:t>
+      </w:r>
+      <w:r>
+        <w:rPr>
+          <w:u w:val="single"/>
+          <w:lang w:val="es-CO"/>
+        </w:rPr>
+        <w:t xml:space="preserve">telefono</w:t>
+      </w:r>
+      <w:r>
+        <w:rPr>
+          <w:lang w:val="es-CO"/>
+        </w:rPr>
+        <w:t xml:space="preserve">, tipo)</w:t>
+      </w:r>
+    </w:p>
+    <w:p>
+      <w:pPr>
+        <w:pStyle w:val="Compact"/>
+        <w:numPr>
+          <w:ilvl w:val="0"/>
+          <w:numId w:val="1001"/>
+        </w:numPr>
+      </w:pPr>
+      <w:r>
+        <w:rPr>
+          <w:b/>
+          <w:bCs/>
+          <w:lang w:val="es-CO"/>
+        </w:rPr>
+        <w:t xml:space="preserve">ESPECIE</w:t>
+      </w:r>
+      <w:r>
+        <w:rPr>
+          <w:lang w:val="es-CO"/>
+        </w:rPr>
+        <w:t xml:space="preserve"> </w:t>
+      </w:r>
+      <w:r>
+        <w:rPr>
+          <w:lang w:val="es-CO"/>
+        </w:rPr>
+        <w:t xml:space="preserve">(</w:t>
+      </w:r>
+      <w:r>
+        <w:rPr>
+          <w:u w:val="single"/>
+          <w:lang w:val="es-CO"/>
+        </w:rPr>
+        <w:t xml:space="preserve">id_especie</w:t>
+      </w:r>
+      <w:r>
+        <w:rPr>
+          <w:lang w:val="es-CO"/>
+        </w:rPr>
+        <w:t xml:space="preserve">, nombre)</w:t>
+      </w:r>
+    </w:p>
+    <w:p>
+      <w:pPr>
+        <w:pStyle w:val="Compact"/>
+        <w:numPr>
+          <w:ilvl w:val="0"/>
+          <w:numId w:val="1001"/>
+        </w:numPr>
+      </w:pPr>
+      <w:r>
+        <w:rPr>
+          <w:b/>
+          <w:bCs/>
+          <w:lang w:val="es-CO"/>
+        </w:rPr>
+        <w:t xml:space="preserve">RAZA</w:t>
+      </w:r>
+      <w:r>
+        <w:rPr>
+          <w:lang w:val="es-CO"/>
+        </w:rPr>
+        <w:t xml:space="preserve"> </w:t>
+      </w:r>
+      <w:r>
+        <w:rPr>
+          <w:lang w:val="es-CO"/>
+        </w:rPr>
+        <w:t xml:space="preserve">(</w:t>
+      </w:r>
+      <w:r>
+        <w:rPr>
+          <w:u w:val="single"/>
+          <w:lang w:val="es-CO"/>
+        </w:rPr>
+        <w:t xml:space="preserve">id_raza</w:t>
+      </w:r>
+      <w:r>
+        <w:rPr>
+          <w:lang w:val="es-CO"/>
+        </w:rPr>
+        <w:t xml:space="preserve">, nombre, tamano,</w:t>
+      </w:r>
+      <w:r>
+        <w:rPr>
+          <w:lang w:val="es-CO"/>
+        </w:rPr>
+        <w:t xml:space="preserve"> </w:t>
+      </w:r>
+      <w:r>
+        <w:rPr>
+          <w:i/>
+          <w:iCs/>
+          <w:lang w:val="es-CO"/>
+        </w:rPr>
+        <w:t xml:space="preserve">id_especie</w:t>
+      </w:r>
+      <w:r>
+        <w:rPr>
+          <w:lang w:val="es-CO"/>
+        </w:rPr>
+        <w:t xml:space="preserve">)</w:t>
+      </w:r>
+    </w:p>
+    <w:p>
+      <w:pPr>
+        <w:pStyle w:val="Compact"/>
+        <w:numPr>
+          <w:ilvl w:val="0"/>
+          <w:numId w:val="1001"/>
+        </w:numPr>
+      </w:pPr>
+      <w:r>
+        <w:rPr>
+          <w:b/>
+          <w:bCs/>
+          <w:lang w:val="es-CO"/>
+        </w:rPr>
+        <w:t xml:space="preserve">MASCOTA</w:t>
+      </w:r>
+      <w:r>
+        <w:rPr>
+          <w:lang w:val="es-CO"/>
+        </w:rPr>
+        <w:t xml:space="preserve"> </w:t>
+      </w:r>
+      <w:r>
+        <w:rPr>
+          <w:lang w:val="es-CO"/>
+        </w:rPr>
+        <w:t xml:space="preserve">(</w:t>
+      </w:r>
+      <w:r>
+        <w:rPr>
+          <w:u w:val="single"/>
+          <w:lang w:val="es-CO"/>
+        </w:rPr>
+        <w:t xml:space="preserve">id_mascota</w:t>
+      </w:r>
+      <w:r>
+        <w:rPr>
+          <w:lang w:val="es-CO"/>
+        </w:rPr>
+        <w:t xml:space="preserve">, nombre, fecha_nacimiento, sexo, color, microchip, esterilizado, estado,</w:t>
+      </w:r>
+      <w:r>
+        <w:rPr>
+          <w:lang w:val="es-CO"/>
+        </w:rPr>
+        <w:t xml:space="preserve"> </w:t>
+      </w:r>
+      <w:r>
+        <w:rPr>
+          <w:i/>
+          <w:iCs/>
+          <w:lang w:val="es-CO"/>
+        </w:rPr>
+        <w:t xml:space="preserve">id_raza</w:t>
+      </w:r>
+      <w:r>
+        <w:rPr>
+          <w:lang w:val="es-CO"/>
+        </w:rPr>
+        <w:t xml:space="preserve">,</w:t>
+      </w:r>
+      <w:r>
+        <w:rPr>
+          <w:lang w:val="es-CO"/>
+        </w:rPr>
+        <w:t xml:space="preserve"> </w:t>
+      </w:r>
+      <w:r>
+        <w:rPr>
+          <w:i/>
+          <w:iCs/>
+          <w:lang w:val="es-CO"/>
+        </w:rPr>
+        <w:t xml:space="preserve">id_cliente</w:t>
+      </w:r>
+      <w:r>
+        <w:rPr>
+          <w:lang w:val="es-CO"/>
+        </w:rPr>
+        <w:t xml:space="preserve">, fecha_registro)</w:t>
+      </w:r>
+    </w:p>
+    <w:p>
+      <w:pPr>
+        <w:pStyle w:val="Compact"/>
+        <w:numPr>
+          <w:ilvl w:val="0"/>
+          <w:numId w:val="1001"/>
+        </w:numPr>
+      </w:pPr>
+      <w:r>
+        <w:rPr>
+          <w:b/>
+          <w:bCs/>
+          <w:lang w:val="es-CO"/>
+        </w:rPr>
+        <w:t xml:space="preserve">HISTORIA_CLINICA</w:t>
+      </w:r>
+      <w:r>
+        <w:rPr>
+          <w:lang w:val="es-CO"/>
+        </w:rPr>
+        <w:t xml:space="preserve"> </w:t>
+      </w:r>
+      <w:r>
+        <w:rPr>
+          <w:lang w:val="es-CO"/>
+        </w:rPr>
+        <w:t xml:space="preserve">(</w:t>
+      </w:r>
+      <w:r>
+        <w:rPr>
+          <w:u w:val="single"/>
+          <w:lang w:val="es-CO"/>
+        </w:rPr>
+        <w:t xml:space="preserve">id_historia</w:t>
+      </w:r>
+      <w:r>
+        <w:rPr>
+          <w:lang w:val="es-CO"/>
+        </w:rPr>
+        <w:t xml:space="preserve">, numero_historia,</w:t>
+      </w:r>
+      <w:r>
+        <w:rPr>
+          <w:lang w:val="es-CO"/>
+        </w:rPr>
+        <w:t xml:space="preserve"> </w:t>
+      </w:r>
+      <w:r>
+        <w:rPr>
+          <w:i/>
+          <w:iCs/>
+          <w:lang w:val="es-CO"/>
+        </w:rPr>
+        <w:t xml:space="preserve">id_mascota</w:t>
+      </w:r>
+      <w:r>
+        <w:rPr>
+          <w:lang w:val="es-CO"/>
+        </w:rPr>
+        <w:t xml:space="preserve">, fecha_apertura, grupo_sanguineo, alergias, enfermedades_cronicas, observaciones)</w:t>
+      </w:r>
+    </w:p>
+    <w:p>
+      <w:pPr>
+        <w:pStyle w:val="Compact"/>
+        <w:numPr>
+          <w:ilvl w:val="0"/>
+          <w:numId w:val="1001"/>
+        </w:numPr>
+      </w:pPr>
+      <w:r>
+        <w:rPr>
+          <w:b/>
+          <w:bCs/>
+          <w:lang w:val="es-CO"/>
+        </w:rPr>
+        <w:t xml:space="preserve">SERVICIO</w:t>
+      </w:r>
+      <w:r>
+        <w:rPr>
+          <w:lang w:val="es-CO"/>
+        </w:rPr>
+        <w:t xml:space="preserve"> </w:t>
+      </w:r>
+      <w:r>
+        <w:rPr>
+          <w:lang w:val="es-CO"/>
+        </w:rPr>
+        <w:t xml:space="preserve">(</w:t>
+      </w:r>
+      <w:r>
+        <w:rPr>
+          <w:u w:val="single"/>
+          <w:lang w:val="es-CO"/>
+        </w:rPr>
+        <w:t xml:space="preserve">id_servicio</w:t>
+      </w:r>
+      <w:r>
+        <w:rPr>
+          <w:lang w:val="es-CO"/>
+        </w:rPr>
+        <w:t xml:space="preserve">, codigo, nombre, categoria, precio, duracion_min)</w:t>
+      </w:r>
+    </w:p>
+    <w:p>
+      <w:pPr>
+        <w:pStyle w:val="Compact"/>
+        <w:numPr>
+          <w:ilvl w:val="0"/>
+          <w:numId w:val="1001"/>
+        </w:numPr>
+      </w:pPr>
+      <w:r>
+        <w:rPr>
+          <w:b/>
+          <w:bCs/>
+          <w:lang w:val="es-CO"/>
+        </w:rPr>
+        <w:t xml:space="preserve">CITA</w:t>
+      </w:r>
+      <w:r>
+        <w:rPr>
+          <w:lang w:val="es-CO"/>
+        </w:rPr>
+        <w:t xml:space="preserve"> </w:t>
+      </w:r>
+      <w:r>
+        <w:rPr>
+          <w:lang w:val="es-CO"/>
+        </w:rPr>
+        <w:t xml:space="preserve">(</w:t>
+      </w:r>
+      <w:r>
+        <w:rPr>
+          <w:u w:val="single"/>
+          <w:lang w:val="es-CO"/>
+        </w:rPr>
+        <w:t xml:space="preserve">id_cita</w:t>
+      </w:r>
+      <w:r>
+        <w:rPr>
+          <w:lang w:val="es-CO"/>
+        </w:rPr>
+        <w:t xml:space="preserve">, fecha_hora, motivo, estado,</w:t>
+      </w:r>
+      <w:r>
+        <w:rPr>
+          <w:lang w:val="es-CO"/>
+        </w:rPr>
+        <w:t xml:space="preserve"> </w:t>
+      </w:r>
+      <w:r>
+        <w:rPr>
+          <w:i/>
+          <w:iCs/>
+          <w:lang w:val="es-CO"/>
+        </w:rPr>
+        <w:t xml:space="preserve">id_mascota</w:t>
+      </w:r>
+      <w:r>
+        <w:rPr>
+          <w:lang w:val="es-CO"/>
+        </w:rPr>
+        <w:t xml:space="preserve">,</w:t>
+      </w:r>
+      <w:r>
+        <w:rPr>
+          <w:lang w:val="es-CO"/>
+        </w:rPr>
+        <w:t xml:space="preserve"> </w:t>
+      </w:r>
+      <w:r>
+        <w:rPr>
+          <w:i/>
+          <w:iCs/>
+          <w:lang w:val="es-CO"/>
+        </w:rPr>
+        <w:t xml:space="preserve">id_veterinario</w:t>
+      </w:r>
+      <w:r>
+        <w:rPr>
+          <w:lang w:val="es-CO"/>
+        </w:rPr>
+        <w:t xml:space="preserve">,</w:t>
+      </w:r>
+      <w:r>
+        <w:rPr>
+          <w:lang w:val="es-CO"/>
+        </w:rPr>
+        <w:t xml:space="preserve"> </w:t>
+      </w:r>
+      <w:r>
+        <w:rPr>
+          <w:i/>
+          <w:iCs/>
+          <w:lang w:val="es-CO"/>
+        </w:rPr>
+        <w:t xml:space="preserve">id_sede</w:t>
+      </w:r>
+      <w:r>
+        <w:rPr>
+          <w:lang w:val="es-CO"/>
+        </w:rPr>
+        <w:t xml:space="preserve">,</w:t>
+      </w:r>
+      <w:r>
+        <w:rPr>
+          <w:lang w:val="es-CO"/>
+        </w:rPr>
+        <w:t xml:space="preserve"> </w:t>
+      </w:r>
+      <w:r>
+        <w:rPr>
+          <w:i/>
+          <w:iCs/>
+          <w:lang w:val="es-CO"/>
+        </w:rPr>
+        <w:t xml:space="preserve">id_servicio</w:t>
+      </w:r>
+      <w:r>
+        <w:rPr>
+          <w:lang w:val="es-CO"/>
+        </w:rPr>
+        <w:t xml:space="preserve">)</w:t>
+      </w:r>
+    </w:p>
+    <w:p>
+      <w:pPr>
+        <w:pStyle w:val="Compact"/>
+        <w:numPr>
+          <w:ilvl w:val="0"/>
+          <w:numId w:val="1001"/>
+        </w:numPr>
+      </w:pPr>
+      <w:r>
+        <w:rPr>
+          <w:b/>
+          <w:bCs/>
+          <w:lang w:val="es-CO"/>
+        </w:rPr>
+        <w:t xml:space="preserve">CONSULTA</w:t>
+      </w:r>
+      <w:r>
+        <w:rPr>
+          <w:lang w:val="es-CO"/>
+        </w:rPr>
+        <w:t xml:space="preserve"> </w:t>
+      </w:r>
+      <w:r>
+        <w:rPr>
+          <w:lang w:val="es-CO"/>
+        </w:rPr>
+        <w:t xml:space="preserve">(</w:t>
+      </w:r>
+      <w:r>
+        <w:rPr>
+          <w:u w:val="single"/>
+          <w:lang w:val="es-CO"/>
+        </w:rPr>
+        <w:t xml:space="preserve">id_consulta</w:t>
+      </w:r>
+      <w:r>
+        <w:rPr>
+          <w:lang w:val="es-CO"/>
+        </w:rPr>
+        <w:t xml:space="preserve">,</w:t>
+      </w:r>
+      <w:r>
+        <w:rPr>
+          <w:lang w:val="es-CO"/>
+        </w:rPr>
+        <w:t xml:space="preserve"> </w:t>
+      </w:r>
+      <w:r>
+        <w:rPr>
+          <w:i/>
+          <w:iCs/>
+          <w:lang w:val="es-CO"/>
+        </w:rPr>
+        <w:t xml:space="preserve">id_cita</w:t>
+      </w:r>
+      <w:r>
+        <w:rPr>
+          <w:lang w:val="es-CO"/>
+        </w:rPr>
+        <w:t xml:space="preserve">,</w:t>
+      </w:r>
+      <w:r>
+        <w:rPr>
+          <w:lang w:val="es-CO"/>
+        </w:rPr>
+        <w:t xml:space="preserve"> </w:t>
+      </w:r>
+      <w:r>
+        <w:rPr>
+          <w:i/>
+          <w:iCs/>
+          <w:lang w:val="es-CO"/>
+        </w:rPr>
+        <w:t xml:space="preserve">id_auxiliar</w:t>
+      </w:r>
+      <w:r>
+        <w:rPr>
+          <w:lang w:val="es-CO"/>
+        </w:rPr>
+        <w:t xml:space="preserve">, fecha_hora_inicio, peso_kg, temperatura_c, frecuencia_cardiaca, sintomas, diagnostico, observaciones)</w:t>
+      </w:r>
+    </w:p>
+    <w:p>
+      <w:pPr>
+        <w:pStyle w:val="Compact"/>
+        <w:numPr>
+          <w:ilvl w:val="0"/>
+          <w:numId w:val="1001"/>
+        </w:numPr>
+      </w:pPr>
+      <w:r>
+        <w:rPr>
+          <w:b/>
+          <w:bCs/>
+          <w:lang w:val="es-CO"/>
+        </w:rPr>
+        <w:t xml:space="preserve">MEDICAMENTO</w:t>
+      </w:r>
+      <w:r>
+        <w:rPr>
+          <w:lang w:val="es-CO"/>
+        </w:rPr>
+        <w:t xml:space="preserve"> </w:t>
+      </w:r>
+      <w:r>
+        <w:rPr>
+          <w:lang w:val="es-CO"/>
+        </w:rPr>
+        <w:t xml:space="preserve">(</w:t>
+      </w:r>
+      <w:r>
+        <w:rPr>
+          <w:u w:val="single"/>
+          <w:lang w:val="es-CO"/>
+        </w:rPr>
+        <w:t xml:space="preserve">id_medicamento</w:t>
+      </w:r>
+      <w:r>
+        <w:rPr>
+          <w:lang w:val="es-CO"/>
+        </w:rPr>
+        <w:t xml:space="preserve">, codigo, nombre, principio_activo, presentacion, laboratorio, precio_venta, requiere_formula)</w:t>
+      </w:r>
+    </w:p>
+    <w:p>
+      <w:pPr>
+        <w:pStyle w:val="Compact"/>
+        <w:numPr>
+          <w:ilvl w:val="0"/>
+          <w:numId w:val="1001"/>
+        </w:numPr>
+      </w:pPr>
+      <w:r>
+        <w:rPr>
+          <w:b/>
+          <w:bCs/>
+          <w:lang w:val="es-CO"/>
+        </w:rPr>
+        <w:t xml:space="preserve">PRESCRIPCION</w:t>
+      </w:r>
+      <w:r>
+        <w:rPr>
+          <w:lang w:val="es-CO"/>
+        </w:rPr>
+        <w:t xml:space="preserve"> </w:t>
+      </w:r>
+      <w:r>
+        <w:rPr>
+          <w:lang w:val="es-CO"/>
+        </w:rPr>
+        <w:t xml:space="preserve">(</w:t>
+      </w:r>
+      <w:r>
+        <w:rPr>
+          <w:i/>
+          <w:iCs/>
+          <w:u w:val="single"/>
+          <w:lang w:val="es-CO"/>
+        </w:rPr>
+        <w:t xml:space="preserve">id_consulta</w:t>
+      </w:r>
+      <w:r>
+        <w:rPr>
+          <w:lang w:val="es-CO"/>
+        </w:rPr>
+        <w:t xml:space="preserve">,</w:t>
+      </w:r>
+      <w:r>
+        <w:rPr>
+          <w:lang w:val="es-CO"/>
+        </w:rPr>
+        <w:t xml:space="preserve"> </w:t>
+      </w:r>
+      <w:r>
+        <w:rPr>
+          <w:i/>
+          <w:iCs/>
+          <w:u w:val="single"/>
+          <w:lang w:val="es-CO"/>
+        </w:rPr>
+        <w:t xml:space="preserve">id_medicamento</w:t>
+      </w:r>
+      <w:r>
+        <w:rPr>
+          <w:lang w:val="es-CO"/>
+        </w:rPr>
+        <w:t xml:space="preserve">, dosis, frecuencia_horas, duracion_dias, cantidad, indicaciones)</w:t>
+      </w:r>
+    </w:p>
+    <w:p>
+      <w:pPr>
+        <w:pStyle w:val="Compact"/>
+        <w:numPr>
+          <w:ilvl w:val="0"/>
+          <w:numId w:val="1001"/>
+        </w:numPr>
+      </w:pPr>
+      <w:r>
+        <w:rPr>
+          <w:b/>
+          <w:bCs/>
+          <w:lang w:val="es-CO"/>
+        </w:rPr>
+        <w:t xml:space="preserve">INVENTARIO</w:t>
+      </w:r>
+      <w:r>
+        <w:rPr>
+          <w:lang w:val="es-CO"/>
+        </w:rPr>
+        <w:t xml:space="preserve"> </w:t>
+      </w:r>
+      <w:r>
+        <w:rPr>
+          <w:lang w:val="es-CO"/>
+        </w:rPr>
+        <w:t xml:space="preserve">(</w:t>
+      </w:r>
+      <w:r>
+        <w:rPr>
+          <w:i/>
+          <w:iCs/>
+          <w:u w:val="single"/>
+          <w:lang w:val="es-CO"/>
+        </w:rPr>
+        <w:t xml:space="preserve">id_sede</w:t>
+      </w:r>
+      <w:r>
+        <w:rPr>
+          <w:lang w:val="es-CO"/>
+        </w:rPr>
+        <w:t xml:space="preserve">,</w:t>
+      </w:r>
+      <w:r>
+        <w:rPr>
+          <w:lang w:val="es-CO"/>
+        </w:rPr>
+        <w:t xml:space="preserve"> </w:t>
+      </w:r>
+      <w:r>
+        <w:rPr>
+          <w:i/>
+          <w:iCs/>
+          <w:u w:val="single"/>
+          <w:lang w:val="es-CO"/>
+        </w:rPr>
+        <w:t xml:space="preserve">id_medicamento</w:t>
+      </w:r>
+      <w:r>
+        <w:rPr>
+          <w:lang w:val="es-CO"/>
+        </w:rPr>
+        <w:t xml:space="preserve">, stock_actual, stock_minimo, fecha_actualizacion)</w:t>
+      </w:r>
+    </w:p>
+    <w:p>
+      <w:pPr>
+        <w:pStyle w:val="Compact"/>
+        <w:numPr>
+          <w:ilvl w:val="0"/>
+          <w:numId w:val="1001"/>
+        </w:numPr>
+      </w:pPr>
+      <w:r>
+        <w:rPr>
+          <w:b/>
+          <w:bCs/>
+          <w:lang w:val="es-CO"/>
+        </w:rPr>
+        <w:t xml:space="preserve">FACTURA</w:t>
+      </w:r>
+      <w:r>
+        <w:rPr>
+          <w:lang w:val="es-CO"/>
+        </w:rPr>
+        <w:t xml:space="preserve"> </w:t>
+      </w:r>
+      <w:r>
+        <w:rPr>
+          <w:lang w:val="es-CO"/>
+        </w:rPr>
+        <w:t xml:space="preserve">(</w:t>
+      </w:r>
+      <w:r>
+        <w:rPr>
+          <w:u w:val="single"/>
+          <w:lang w:val="es-CO"/>
+        </w:rPr>
+        <w:t xml:space="preserve">id_factura</w:t>
+      </w:r>
+      <w:r>
+        <w:rPr>
+          <w:lang w:val="es-CO"/>
+        </w:rPr>
+        <w:t xml:space="preserve">, numero_factura, fecha_emision, metodo_pago, estado,</w:t>
+      </w:r>
+      <w:r>
+        <w:rPr>
+          <w:lang w:val="es-CO"/>
+        </w:rPr>
+        <w:t xml:space="preserve"> </w:t>
+      </w:r>
+      <w:r>
+        <w:rPr>
+          <w:i/>
+          <w:iCs/>
+          <w:lang w:val="es-CO"/>
+        </w:rPr>
+        <w:t xml:space="preserve">id_cliente</w:t>
+      </w:r>
+      <w:r>
+        <w:rPr>
+          <w:lang w:val="es-CO"/>
+        </w:rPr>
+        <w:t xml:space="preserve">,</w:t>
+      </w:r>
+      <w:r>
+        <w:rPr>
+          <w:lang w:val="es-CO"/>
+        </w:rPr>
+        <w:t xml:space="preserve"> </w:t>
+      </w:r>
+      <w:r>
+        <w:rPr>
+          <w:i/>
+          <w:iCs/>
+          <w:lang w:val="es-CO"/>
+        </w:rPr>
+        <w:t xml:space="preserve">id_sede</w:t>
+      </w:r>
+      <w:r>
+        <w:rPr>
+          <w:lang w:val="es-CO"/>
+        </w:rPr>
+        <w:t xml:space="preserve">,</w:t>
+      </w:r>
+      <w:r>
+        <w:rPr>
+          <w:lang w:val="es-CO"/>
+        </w:rPr>
+        <w:t xml:space="preserve"> </w:t>
+      </w:r>
+      <w:r>
+        <w:rPr>
+          <w:i/>
+          <w:iCs/>
+          <w:lang w:val="es-CO"/>
+        </w:rPr>
+        <w:t xml:space="preserve">id_empleado</w:t>
+      </w:r>
+      <w:r>
+        <w:rPr>
+          <w:lang w:val="es-CO"/>
+        </w:rPr>
+        <w:t xml:space="preserve">)</w:t>
+      </w:r>
+    </w:p>
+    <w:p>
+      <w:pPr>
+        <w:pStyle w:val="Compact"/>
+        <w:numPr>
+          <w:ilvl w:val="0"/>
+          <w:numId w:val="1001"/>
+        </w:numPr>
+      </w:pPr>
+      <w:r>
+        <w:rPr>
+          <w:b/>
+          <w:bCs/>
+          <w:lang w:val="es-CO"/>
+        </w:rPr>
+        <w:t xml:space="preserve">DETALLE_FACTURA</w:t>
+      </w:r>
+      <w:r>
+        <w:rPr>
+          <w:lang w:val="es-CO"/>
+        </w:rPr>
+        <w:t xml:space="preserve"> </w:t>
+      </w:r>
+      <w:r>
+        <w:rPr>
+          <w:lang w:val="es-CO"/>
+        </w:rPr>
+        <w:t xml:space="preserve">(</w:t>
+      </w:r>
+      <w:r>
+        <w:rPr>
+          <w:i/>
+          <w:iCs/>
+          <w:u w:val="single"/>
+          <w:lang w:val="es-CO"/>
+        </w:rPr>
+        <w:t xml:space="preserve">id_factura</w:t>
+      </w:r>
+      <w:r>
+        <w:rPr>
+          <w:lang w:val="es-CO"/>
+        </w:rPr>
+        <w:t xml:space="preserve">,</w:t>
+      </w:r>
+      <w:r>
+        <w:rPr>
+          <w:lang w:val="es-CO"/>
+        </w:rPr>
+        <w:t xml:space="preserve"> </w:t>
+      </w:r>
+      <w:r>
+        <w:rPr>
+          <w:u w:val="single"/>
+          <w:lang w:val="es-CO"/>
+        </w:rPr>
+        <w:t xml:space="preserve">num_linea</w:t>
+      </w:r>
+      <w:r>
+        <w:rPr>
+          <w:lang w:val="es-CO"/>
+        </w:rPr>
+        <w:t xml:space="preserve">,</w:t>
+      </w:r>
+      <w:r>
+        <w:rPr>
+          <w:lang w:val="es-CO"/>
+        </w:rPr>
+        <w:t xml:space="preserve"> </w:t>
+      </w:r>
+      <w:r>
+        <w:rPr>
+          <w:i/>
+          <w:iCs/>
+          <w:lang w:val="es-CO"/>
+        </w:rPr>
+        <w:t xml:space="preserve">id_servicio</w:t>
+      </w:r>
+      <w:r>
+        <w:rPr>
+          <w:lang w:val="es-CO"/>
+        </w:rPr>
+        <w:t xml:space="preserve">,</w:t>
+      </w:r>
+      <w:r>
+        <w:rPr>
+          <w:lang w:val="es-CO"/>
+        </w:rPr>
+        <w:t xml:space="preserve"> </w:t>
+      </w:r>
+      <w:r>
+        <w:rPr>
+          <w:i/>
+          <w:iCs/>
+          <w:lang w:val="es-CO"/>
+        </w:rPr>
+        <w:t xml:space="preserve">id_medicamento</w:t>
+      </w:r>
+      <w:r>
+        <w:rPr>
+          <w:lang w:val="es-CO"/>
+        </w:rPr>
+        <w:t xml:space="preserve">, cantidad, precio_unitario, descuento_pct)</w:t>
+      </w:r>
+    </w:p>
+    <w:p>
+      <w:pPr>
+        <w:pStyle w:val="Heading1"/>
+      </w:pPr>
+      <w:bookmarkStart w:id="38" w:name="_0ca0c6e0590bf4ca61f137fc5072e7ee3c5ee62"/>
+      <w:r>
+        <w:rPr>
+          <w:rStyle w:val="SectionNumber"/>
+          <w:lang w:val="es-CO"/>
+        </w:rPr>
+        <w:t xml:space="preserve">4</w:t>
+      </w:r>
+      <w:r>
+        <w:tab/>
+      </w:r>
+      <w:r>
+        <w:rPr>
+          <w:lang w:val="es-CO"/>
+        </w:rPr>
+        <w:t xml:space="preserve">Diagrama relacional (Draw.io)</w:t>
+      </w:r>
+      <w:bookmarkEnd w:id="38"/>
+    </w:p>
+    <w:p>
+      <w:pPr>
+        <w:pStyle w:val="FirstParagraph"/>
+      </w:pPr>
+      <w:r>
+        <w:rPr>
+          <w:lang w:val="es-CO"/>
+        </w:rPr>
+        <w:t xml:space="preserve">El diagrama reproduce las 22 tablas, los tipos MySQL y las 30 llaves foráneas del DDL. # identifica la PK; * indica NOT NULL y o admite nulos; FK y UQn muestran llaves foráneas y grupos UNIQUE. Las relaciones identificadoras son continuas; las demás, discontinuas. La cardinalidad del padre es 1 u 0..1 según nulabilidad; la inversa es 0..N u 0..1 según UNIQUE. El DDL no impone por sí solo todas las participaciones mínimas del modelo conceptual.</w:t>
+      </w:r>
+    </w:p>
+    <w:p>
+      <w:pPr>
+        <w:pStyle w:val="CaptionedFigure"/>
+      </w:pPr>
+      <w:r>
+        <w:drawing>
+          <wp:inline>
+            <wp:extent cx="5334000" cy="4427446"/>
+            <wp:effectExtent b="0" l="0" r="0" t="0"/>
+            <wp:docPr descr="Modelo relacional completo de SIGEVET — Draw.io" title="" id="40" name="Picture"/>
+            <a:graphic>
+              <a:graphicData uri="http://schemas.openxmlformats.org/drawingml/2006/picture">
+                <pic:pic>
+                  <pic:nvPicPr>
+                    <pic:cNvPr descr="diagramas/png/23_Relacional_Global_191116-24Oct2026.png" id="41" name="Picture"/>
+                    <pic:cNvPicPr>
+                      <a:picLocks noChangeArrowheads="1" noChangeAspect="1"/>
+                    </pic:cNvPicPr>
+                  </pic:nvPicPr>
+                  <pic:blipFill>
+                    <a:blip r:embed="rId39"/>
+                    <a:stretch>
+                      <a:fillRect/>
+                    </a:stretch>
+                  </pic:blipFill>
+                  <pic:spPr bwMode="auto">
+                    <a:xfrm>
+                      <a:off x="0" y="0"/>
+                      <a:ext cx="5334000" cy="4427446"/>
+                    </a:xfrm>
+                    <a:prstGeom prst="rect">
+                      <a:avLst/>
+                    </a:prstGeom>
+                    <a:noFill/>
+                    <a:ln w="9525">
+                      <a:noFill/>
+                      <a:headEnd/>
+                      <a:tailEnd/>
+                    </a:ln>
+                  </pic:spPr>
+                </pic:pic>
+              </a:graphicData>
+            </a:graphic>
+          </wp:inline>
+        </w:drawing>
+      </w:r>
+    </w:p>
+    <w:p>
+      <w:pPr>
+        <w:pStyle w:val="ImageCaption"/>
+      </w:pPr>
+      <w:r>
+        <w:rPr>
+          <w:lang w:val="es-CO"/>
+        </w:rPr>
+        <w:t xml:space="preserve">Modelo relacional completo de SIGEVET — Draw.io</w:t>
+      </w:r>
+    </w:p>
+    <w:p>
+      <w:pPr>
+        <w:pStyle w:val="Heading2"/>
+      </w:pPr>
+      <w:bookmarkStart w:id="42" w:name="_cfb15f8888cb2bd019aafc191f771ba1a8d50e8"/>
+      <w:r>
+        <w:rPr>
+          <w:rStyle w:val="SectionNumber"/>
+          <w:lang w:val="es-CO"/>
+        </w:rPr>
+        <w:t xml:space="preserve">4.1</w:t>
+      </w:r>
+      <w:r>
+        <w:tab/>
+      </w:r>
+      <w:r>
+        <w:rPr>
+          <w:lang w:val="es-CO"/>
+        </w:rPr>
+        <w:t xml:space="preserve">Vistas por área</w:t>
+      </w:r>
+      <w:bookmarkEnd w:id="42"/>
+    </w:p>
+    <w:p>
+      <w:pPr>
+        <w:pStyle w:val="FirstParagraph"/>
+      </w:pPr>
+      <w:r>
+        <w:rPr>
+          <w:lang w:val="es-CO"/>
+        </w:rPr>
+        <w:t xml:space="preserve">Cada vista incluye las entidades de su área y referencias externas sin atributos.</w:t>
+      </w:r>
+    </w:p>
+    <w:p>
+      <w:pPr>
+        <w:pStyle w:val="CaptionedFigure"/>
+      </w:pPr>
+      <w:r>
+        <w:drawing>
+          <wp:inline>
+            <wp:extent cx="5334000" cy="6656976"/>
+            <wp:effectExtent b="0" l="0" r="0" t="0"/>
+            <wp:docPr descr="Modelo relacional — Organizacion" title="" id="44" name="Picture"/>
+            <a:graphic>
+              <a:graphicData uri="http://schemas.openxmlformats.org/drawingml/2006/picture">
+                <pic:pic>
+                  <pic:nvPicPr>
+                    <pic:cNvPr descr="diagramas/png/24_Relacional_Organizacion_191116-24Oct2026.png" id="45" name="Picture"/>
+                    <pic:cNvPicPr>
+                      <a:picLocks noChangeArrowheads="1" noChangeAspect="1"/>
+                    </pic:cNvPicPr>
+                  </pic:nvPicPr>
+                  <pic:blipFill>
+                    <a:blip r:embed="rId43"/>
+                    <a:stretch>
+                      <a:fillRect/>
+                    </a:stretch>
+                  </pic:blipFill>
+                  <pic:spPr bwMode="auto">
+                    <a:xfrm>
+                      <a:off x="0" y="0"/>
+                      <a:ext cx="5334000" cy="6656976"/>
+                    </a:xfrm>
+                    <a:prstGeom prst="rect">
+                      <a:avLst/>
+                    </a:prstGeom>
+                    <a:noFill/>
+                    <a:ln w="9525">
+                      <a:noFill/>
+                      <a:headEnd/>
+                      <a:tailEnd/>
+                    </a:ln>
+                  </pic:spPr>
+                </pic:pic>
+              </a:graphicData>
+            </a:graphic>
+          </wp:inline>
+        </w:drawing>
+      </w:r>
+    </w:p>
+    <w:p>
+      <w:pPr>
+        <w:pStyle w:val="ImageCaption"/>
+      </w:pPr>
+      <w:r>
+        <w:rPr>
+          <w:lang w:val="es-CO"/>
+        </w:rPr>
+        <w:t xml:space="preserve">Modelo relacional — Organizacion</w:t>
+      </w:r>
+    </w:p>
+    <w:p>
+      <w:pPr>
+        <w:pStyle w:val="CaptionedFigure"/>
+      </w:pPr>
+      <w:r>
+        <w:drawing>
+          <wp:inline>
+            <wp:extent cx="5334000" cy="6656976"/>
+            <wp:effectExtent b="0" l="0" r="0" t="0"/>
+            <wp:docPr descr="Modelo relacional — Clinica" title="" id="47" name="Picture"/>
+            <a:graphic>
+              <a:graphicData uri="http://schemas.openxmlformats.org/drawingml/2006/picture">
+                <pic:pic>
+                  <pic:nvPicPr>
+                    <pic:cNvPr descr="diagramas/png/25_Relacional_Clinica_191116-24Oct2026.png" id="48" name="Picture"/>
+                    <pic:cNvPicPr>
+                      <a:picLocks noChangeArrowheads="1" noChangeAspect="1"/>
+                    </pic:cNvPicPr>
+                  </pic:nvPicPr>
+                  <pic:blipFill>
+                    <a:blip r:embed="rId46"/>
+                    <a:stretch>
+                      <a:fillRect/>
+                    </a:stretch>
+                  </pic:blipFill>
+                  <pic:spPr bwMode="auto">
+                    <a:xfrm>
+                      <a:off x="0" y="0"/>
+                      <a:ext cx="5334000" cy="6656976"/>
+                    </a:xfrm>
+                    <a:prstGeom prst="rect">
+                      <a:avLst/>
+                    </a:prstGeom>
+                    <a:noFill/>
+                    <a:ln w="9525">
+                      <a:noFill/>
+                      <a:headEnd/>
+                      <a:tailEnd/>
+                    </a:ln>
+                  </pic:spPr>
+                </pic:pic>
+              </a:graphicData>
+            </a:graphic>
+          </wp:inline>
+        </w:drawing>
+      </w:r>
+    </w:p>
+    <w:p>
+      <w:pPr>
+        <w:pStyle w:val="ImageCaption"/>
+      </w:pPr>
+      <w:r>
+        <w:rPr>
+          <w:lang w:val="es-CO"/>
+        </w:rPr>
+        <w:t xml:space="preserve">Modelo relacional — Clinica</w:t>
+      </w:r>
+    </w:p>
+    <w:p>
+      <w:pPr>
+        <w:pStyle w:val="CaptionedFigure"/>
+      </w:pPr>
+      <w:r>
+        <w:drawing>
+          <wp:inline>
+            <wp:extent cx="5334000" cy="6656976"/>
+            <wp:effectExtent b="0" l="0" r="0" t="0"/>
+            <wp:docPr descr="Modelo relacional — Comercial" title="" id="50" name="Picture"/>
+            <a:graphic>
+              <a:graphicData uri="http://schemas.openxmlformats.org/drawingml/2006/picture">
+                <pic:pic>
+                  <pic:nvPicPr>
+                    <pic:cNvPr descr="diagramas/png/26_Relacional_Comercial_191116-24Oct2026.png" id="51" name="Picture"/>
+                    <pic:cNvPicPr>
+                      <a:picLocks noChangeArrowheads="1" noChangeAspect="1"/>
+                    </pic:cNvPicPr>
+                  </pic:nvPicPr>
+                  <pic:blipFill>
+                    <a:blip r:embed="rId49"/>
+                    <a:stretch>
+                      <a:fillRect/>
+                    </a:stretch>
+                  </pic:blipFill>
+                  <pic:spPr bwMode="auto">
+                    <a:xfrm>
+                      <a:off x="0" y="0"/>
+                      <a:ext cx="5334000" cy="6656976"/>
+                    </a:xfrm>
+                    <a:prstGeom prst="rect">
+                      <a:avLst/>
+                    </a:prstGeom>
+                    <a:noFill/>
+                    <a:ln w="9525">
+                      <a:noFill/>
+                      <a:headEnd/>
+                      <a:tailEnd/>
+                    </a:ln>
+                  </pic:spPr>
+                </pic:pic>
+              </a:graphicData>
+            </a:graphic>
+          </wp:inline>
+        </w:drawing>
+      </w:r>
+    </w:p>
+    <w:p>
+      <w:pPr>
+        <w:pStyle w:val="ImageCaption"/>
+      </w:pPr>
+      <w:r>
+        <w:rPr>
+          <w:lang w:val="es-CO"/>
+        </w:rPr>
+        <w:t xml:space="preserve">Modelo relacional — Comercial</w:t>
+      </w:r>
+    </w:p>
+    <w:p>
+      <w:pPr>
+        <w:pStyle w:val="FirstParagraph"/>
+      </w:pPr>
+      <w:r>
+        <w:rPr>
+          <w:lang w:val="es-CO"/>
+        </w:rPr>
+        <w:t xml:space="preserve">Los</w:t>
+      </w:r>
+      <w:r>
+        <w:rPr>
+          <w:lang w:val="es-CO"/>
+        </w:rPr>
+        <w:t xml:space="preserve"> </w:t>
+      </w:r>
+      <w:r>
+        <w:rPr>
+          <w:rStyle w:val="VerbatimChar"/>
+          <w:lang w:val="es-CO"/>
+        </w:rPr>
+        <w:t xml:space="preserve">.drawio</w:t>
+      </w:r>
+      <w:r>
+        <w:rPr>
+          <w:lang w:val="es-CO"/>
+        </w:rPr>
+        <w:t xml:space="preserve"> </w:t>
+      </w:r>
+      <w:r>
+        <w:rPr>
+          <w:lang w:val="es-CO"/>
+        </w:rPr>
+        <w:t xml:space="preserve">y sus exportaciones son la versión vigente; el modelo</w:t>
+      </w:r>
+      <w:r>
+        <w:rPr>
+          <w:lang w:val="es-CO"/>
+        </w:rPr>
+        <w:t xml:space="preserve"> </w:t>
+      </w:r>
+      <w:r>
+        <w:rPr>
+          <w:rStyle w:val="VerbatimChar"/>
+          <w:lang w:val="es-CO"/>
+        </w:rPr>
+        <w:t xml:space="preserve">SIGEVET.mwb</w:t>
+      </w:r>
+      <w:r>
+        <w:rPr>
+          <w:lang w:val="es-CO"/>
+        </w:rPr>
+        <w:t xml:space="preserve"> </w:t>
+      </w:r>
+      <w:r>
+        <w:rPr>
+          <w:lang w:val="es-CO"/>
+        </w:rPr>
+        <w:t xml:space="preserve">se conserva como respaldo histórico.</w:t>
+      </w:r>
+    </w:p>
+    <w:p>
+      <w:pPr>
+        <w:pStyle w:val="Heading1"/>
+      </w:pPr>
+      <w:bookmarkStart w:id="52" w:name="_9f5ed94368e0cb8030db26b62ab8c35ee7d982d"/>
+      <w:r>
+        <w:rPr>
+          <w:rStyle w:val="SectionNumber"/>
+          <w:lang w:val="es-CO"/>
+        </w:rPr>
         <w:t xml:space="preserve">5</w:t>
       </w:r>
       <w:r>
@@ -3051,7 +3246,7 @@
         </w:rPr>
         <w:t xml:space="preserve">Integridad referencial</w:t>
       </w:r>
-      <w:bookmarkEnd w:id="36"/>
+      <w:bookmarkEnd w:id="52"/>
     </w:p>
     <w:p>
       <w:pPr>
@@ -5824,7 +6019,7 @@
       <w:pPr>
         <w:pStyle w:val="Heading1"/>
       </w:pPr>
-      <w:bookmarkStart w:id="37" w:name="_normalización"/>
+      <w:bookmarkStart w:id="53" w:name="_normalización"/>
       <w:r>
         <w:rPr>
           <w:rStyle w:val="SectionNumber"/>
@@ -5841,13 +6036,71 @@
         </w:rPr>
         <w:t xml:space="preserve">Normalización</w:t>
       </w:r>
-      <w:bookmarkEnd w:id="37"/>
+      <w:bookmarkEnd w:id="53"/>
     </w:p>
     <w:p>
       <w:pPr>
+        <w:pStyle w:val="CaptionedFigure"/>
+      </w:pPr>
+      <w:r>
+        <w:drawing>
+          <wp:inline>
+            <wp:extent cx="5334000" cy="3255818"/>
+            <wp:effectExtent b="0" l="0" r="0" t="0"/>
+            <wp:docPr descr="Proceso de normalización de 0FN a 3FN" title="" id="55" name="Picture"/>
+            <a:graphic>
+              <a:graphicData uri="http://schemas.openxmlformats.org/drawingml/2006/picture">
+                <pic:pic>
+                  <pic:nvPicPr>
+                    <pic:cNvPr descr="diagramas/png/27_Normalizacion_191116-24Oct2026.png" id="56" name="Picture"/>
+                    <pic:cNvPicPr>
+                      <a:picLocks noChangeArrowheads="1" noChangeAspect="1"/>
+                    </pic:cNvPicPr>
+                  </pic:nvPicPr>
+                  <pic:blipFill>
+                    <a:blip r:embed="rId54"/>
+                    <a:stretch>
+                      <a:fillRect/>
+                    </a:stretch>
+                  </pic:blipFill>
+                  <pic:spPr bwMode="auto">
+                    <a:xfrm>
+                      <a:off x="0" y="0"/>
+                      <a:ext cx="5334000" cy="3255818"/>
+                    </a:xfrm>
+                    <a:prstGeom prst="rect">
+                      <a:avLst/>
+                    </a:prstGeom>
+                    <a:noFill/>
+                    <a:ln w="9525">
+                      <a:noFill/>
+                      <a:headEnd/>
+                      <a:tailEnd/>
+                    </a:ln>
+                  </pic:spPr>
+                </pic:pic>
+              </a:graphicData>
+            </a:graphic>
+          </wp:inline>
+        </w:drawing>
+      </w:r>
+    </w:p>
+    <w:p>
+      <w:pPr>
+        <w:pStyle w:val="ImageCaption"/>
+      </w:pPr>
+      <w:r>
+        <w:rPr>
+          <w:lang w:val="es-CO"/>
+        </w:rPr>
+        <w:t xml:space="preserve">Proceso de normalización de 0FN a 3FN</w:t>
+      </w:r>
+    </w:p>
+    <w:p>
+      <w:pPr>
         <w:pStyle w:val="Heading2"/>
       </w:pPr>
-      <w:bookmarkStart w:id="38" w:name="_conceptos"/>
+      <w:bookmarkStart w:id="57" w:name="_conceptos"/>
       <w:r>
         <w:rPr>
           <w:rStyle w:val="SectionNumber"/>
@@ -5864,7 +6117,7 @@
         </w:rPr>
         <w:t xml:space="preserve">Conceptos</w:t>
       </w:r>
-      <w:bookmarkEnd w:id="38"/>
+      <w:bookmarkEnd w:id="57"/>
     </w:p>
     <w:p>
       <w:pPr>
@@ -6105,7 +6358,7 @@
       <w:pPr>
         <w:pStyle w:val="Heading2"/>
       </w:pPr>
-      <w:bookmarkStart w:id="39" w:name="_1c57f4e8e082c158ecfbac623c29443e0db7b17"/>
+      <w:bookmarkStart w:id="58" w:name="_1c57f4e8e082c158ecfbac623c29443e0db7b17"/>
       <w:r>
         <w:rPr>
           <w:rStyle w:val="SectionNumber"/>
@@ -6134,7 +6387,7 @@
         </w:rPr>
         <w:t xml:space="preserve">“Orden de atención y factura”</w:t>
       </w:r>
-      <w:bookmarkEnd w:id="39"/>
+      <w:bookmarkEnd w:id="58"/>
     </w:p>
     <w:p>
       <w:pPr>
@@ -6643,7 +6896,7 @@
       <w:pPr>
         <w:pStyle w:val="Heading2"/>
       </w:pPr>
-      <w:bookmarkStart w:id="40" w:name="_e246aafd8d38d45632538a82b7202bff8b7b6c6"/>
+      <w:bookmarkStart w:id="59" w:name="_e246aafd8d38d45632538a82b7202bff8b7b6c6"/>
       <w:r>
         <w:rPr>
           <w:rStyle w:val="SectionNumber"/>
@@ -6660,7 +6913,7 @@
         </w:rPr>
         <w:t xml:space="preserve">Primera Forma Normal (1FN)</w:t>
       </w:r>
-      <w:bookmarkEnd w:id="40"/>
+      <w:bookmarkEnd w:id="59"/>
     </w:p>
     <w:p>
       <w:pPr>
@@ -7306,7 +7559,7 @@
       <w:pPr>
         <w:pStyle w:val="Heading2"/>
       </w:pPr>
-      <w:bookmarkStart w:id="41" w:name="_91a27f5ca24a897628b74459d5650c4a5118f9c"/>
+      <w:bookmarkStart w:id="60" w:name="_91a27f5ca24a897628b74459d5650c4a5118f9c"/>
       <w:r>
         <w:rPr>
           <w:rStyle w:val="SectionNumber"/>
@@ -7323,7 +7576,7 @@
         </w:rPr>
         <w:t xml:space="preserve">Segunda Forma Normal (2FN)</w:t>
       </w:r>
-      <w:bookmarkEnd w:id="41"/>
+      <w:bookmarkEnd w:id="60"/>
     </w:p>
     <w:p>
       <w:pPr>
@@ -7566,7 +7819,7 @@
       <w:pPr>
         <w:pStyle w:val="Heading2"/>
       </w:pPr>
-      <w:bookmarkStart w:id="42" w:name="_01ba4faec9d3960aec88de952d29d770a3c7c2e"/>
+      <w:bookmarkStart w:id="61" w:name="_01ba4faec9d3960aec88de952d29d770a3c7c2e"/>
       <w:r>
         <w:rPr>
           <w:rStyle w:val="SectionNumber"/>
@@ -7583,7 +7836,7 @@
         </w:rPr>
         <w:t xml:space="preserve">Tercera Forma Normal (3FN)</w:t>
       </w:r>
-      <w:bookmarkEnd w:id="42"/>
+      <w:bookmarkEnd w:id="61"/>
     </w:p>
     <w:p>
       <w:pPr>
@@ -7994,7 +8247,7 @@
       <w:pPr>
         <w:pStyle w:val="Heading2"/>
       </w:pPr>
-      <w:bookmarkStart w:id="43" w:name="_c4c95a5fd2efa775fca9539b49e62b37cbdb0c5"/>
+      <w:bookmarkStart w:id="62" w:name="_c4c95a5fd2efa775fca9539b49e62b37cbdb0c5"/>
       <w:r>
         <w:rPr>
           <w:rStyle w:val="SectionNumber"/>
@@ -8011,7 +8264,7 @@
         </w:rPr>
         <w:t xml:space="preserve">Verificación de 3FN del esquema final</w:t>
       </w:r>
-      <w:bookmarkEnd w:id="43"/>
+      <w:bookmarkEnd w:id="62"/>
     </w:p>
     <w:p>
       <w:pPr>
@@ -8940,7 +9193,7 @@
       <w:pPr>
         <w:pStyle w:val="Heading1"/>
       </w:pPr>
-      <w:bookmarkStart w:id="44" w:name="_5d39a7540af935ac9c7d18dbc0ee1862a44078b"/>
+      <w:bookmarkStart w:id="63" w:name="_5d39a7540af935ac9c7d18dbc0ee1862a44078b"/>
       <w:r>
         <w:rPr>
           <w:rStyle w:val="SectionNumber"/>
@@ -8957,7 +9210,7 @@
         </w:rPr>
         <w:t xml:space="preserve">Script DDL</w:t>
       </w:r>
-      <w:bookmarkEnd w:id="44"/>
+      <w:bookmarkEnd w:id="63"/>
     </w:p>
     <w:p>
       <w:pPr>

--- a/documentos/fase1/06_Modelo_Relacional.docx
+++ b/documentos/fase1/06_Modelo_Relacional.docx
@@ -638,7 +638,7 @@
                 <w:sz w:val="19"/>
                 <w:lang w:val="es-CO"/>
               </w:rPr>
-              <w:t xml:space="preserve">SEDE.id_director (DIRIGE), HISTORIA_CLINICA.id_mascota (TIENE), CONSULTA.id_cita (GENERA)</w:t>
+              <w:t xml:space="preserve">SEDE.id_director (DIRIGIR), HISTORIA_CLINICA.id_mascota (TENER), CONSULTA.id_cita (GENERAR)</w:t>
             </w:r>
           </w:p>
         </w:tc>
@@ -685,7 +685,7 @@
                 <w:sz w:val="19"/>
                 <w:lang w:val="es-CO"/>
               </w:rPr>
-              <w:t xml:space="preserve">18 relaciones, por ejemplo MASCOTA.id_cliente (PROPIETARIO_DE)</w:t>
+              <w:t xml:space="preserve">18 relaciones, por ejemplo MASCOTA.id_cliente (POSEER)</w:t>
             </w:r>
           </w:p>
         </w:tc>
@@ -956,14 +956,14 @@
       <w:r>
         <w:drawing>
           <wp:inline>
-            <wp:extent cx="5334000" cy="3721624"/>
+            <wp:extent cx="5334000" cy="2595545"/>
             <wp:effectExtent b="0" l="0" r="0" t="0"/>
             <wp:docPr descr="CLIENTE y teléfonos multivaluados" title="" id="23" name="Picture"/>
             <a:graphic>
               <a:graphicData uri="http://schemas.openxmlformats.org/drawingml/2006/picture">
                 <pic:pic>
                   <pic:nvPicPr>
-                    <pic:cNvPr descr="diagramas/png/05_Transformacion_Multivaluados_CLIENTE_191116-24Oct2026.png" id="24" name="Picture"/>
+                    <pic:cNvPr descr="diagramas/png/05_Transformacion_Multivaluado_CLIENTE.png" id="24" name="Picture"/>
                     <pic:cNvPicPr>
                       <a:picLocks noChangeArrowheads="1" noChangeAspect="1"/>
                     </pic:cNvPicPr>
@@ -977,7 +977,7 @@
                   <pic:spPr bwMode="auto">
                     <a:xfrm>
                       <a:off x="0" y="0"/>
-                      <a:ext cx="5334000" cy="3721624"/>
+                      <a:ext cx="5334000" cy="2595545"/>
                     </a:xfrm>
                     <a:prstGeom prst="rect">
                       <a:avLst/>
@@ -1014,14 +1014,14 @@
       <w:r>
         <w:drawing>
           <wp:inline>
-            <wp:extent cx="5334000" cy="3672266"/>
+            <wp:extent cx="5334000" cy="2922542"/>
             <wp:effectExtent b="0" l="0" r="0" t="0"/>
-            <wp:docPr descr="Relación N:M PRESCRIBE" title="" id="26" name="Picture"/>
+            <wp:docPr descr="Relación N:M PRESCRIBIR" title="" id="26" name="Picture"/>
             <a:graphic>
               <a:graphicData uri="http://schemas.openxmlformats.org/drawingml/2006/picture">
                 <pic:pic>
                   <pic:nvPicPr>
-                    <pic:cNvPr descr="diagramas/png/06_Transformacion_NM_PRESCRIPCION_191116-24Oct2026.png" id="27" name="Picture"/>
+                    <pic:cNvPr descr="diagramas/png/06_Transformacion_NM_PRESCRIPCION.png" id="27" name="Picture"/>
                     <pic:cNvPicPr>
                       <a:picLocks noChangeArrowheads="1" noChangeAspect="1"/>
                     </pic:cNvPicPr>
@@ -1035,7 +1035,7 @@
                   <pic:spPr bwMode="auto">
                     <a:xfrm>
                       <a:off x="0" y="0"/>
-                      <a:ext cx="5334000" cy="3672266"/>
+                      <a:ext cx="5334000" cy="2922542"/>
                     </a:xfrm>
                     <a:prstGeom prst="rect">
                       <a:avLst/>
@@ -1062,7 +1062,7 @@
         <w:rPr>
           <w:lang w:val="es-CO"/>
         </w:rPr>
-        <w:t xml:space="preserve">Relación N:M PRESCRIBE</w:t>
+        <w:t xml:space="preserve">Relación N:M PRESCRIBIR</w:t>
       </w:r>
     </w:p>
     <w:p>
@@ -1072,14 +1072,14 @@
       <w:r>
         <w:drawing>
           <wp:inline>
-            <wp:extent cx="5334000" cy="3672266"/>
+            <wp:extent cx="5334000" cy="2778574"/>
             <wp:effectExtent b="0" l="0" r="0" t="0"/>
-            <wp:docPr descr="Relación N:M ALMACENA" title="" id="29" name="Picture"/>
+            <wp:docPr descr="Relación N:M ALMACENAR" title="" id="29" name="Picture"/>
             <a:graphic>
               <a:graphicData uri="http://schemas.openxmlformats.org/drawingml/2006/picture">
                 <pic:pic>
                   <pic:nvPicPr>
-                    <pic:cNvPr descr="diagramas/png/07_Transformacion_NM_INVENTARIO_191116-24Oct2026.png" id="30" name="Picture"/>
+                    <pic:cNvPr descr="diagramas/png/07_Transformacion_NM_INVENTARIO.png" id="30" name="Picture"/>
                     <pic:cNvPicPr>
                       <a:picLocks noChangeArrowheads="1" noChangeAspect="1"/>
                     </pic:cNvPicPr>
@@ -1093,7 +1093,7 @@
                   <pic:spPr bwMode="auto">
                     <a:xfrm>
                       <a:off x="0" y="0"/>
-                      <a:ext cx="5334000" cy="3672266"/>
+                      <a:ext cx="5334000" cy="2778574"/>
                     </a:xfrm>
                     <a:prstGeom prst="rect">
                       <a:avLst/>
@@ -1120,7 +1120,7 @@
         <w:rPr>
           <w:lang w:val="es-CO"/>
         </w:rPr>
-        <w:t xml:space="preserve">Relación N:M ALMACENA</w:t>
+        <w:t xml:space="preserve">Relación N:M ALMACENAR</w:t>
       </w:r>
     </w:p>
     <w:p>
@@ -1130,14 +1130,14 @@
       <w:r>
         <w:drawing>
           <wp:inline>
-            <wp:extent cx="5334000" cy="3672266"/>
+            <wp:extent cx="5334000" cy="2490639"/>
             <wp:effectExtent b="0" l="0" r="0" t="0"/>
-            <wp:docPr descr="Relación N:M CERTIFICADO_EN" title="" id="32" name="Picture"/>
+            <wp:docPr descr="Relación N:M CERTIFICAR" title="" id="32" name="Picture"/>
             <a:graphic>
               <a:graphicData uri="http://schemas.openxmlformats.org/drawingml/2006/picture">
                 <pic:pic>
                   <pic:nvPicPr>
-                    <pic:cNvPr descr="diagramas/png/08_Transformacion_NM_ESPECIALIDAD_191116-24Oct2026.png" id="33" name="Picture"/>
+                    <pic:cNvPr descr="diagramas/png/08_Transformacion_NM_ESPECIALIDAD.png" id="33" name="Picture"/>
                     <pic:cNvPicPr>
                       <a:picLocks noChangeArrowheads="1" noChangeAspect="1"/>
                     </pic:cNvPicPr>
@@ -1151,7 +1151,7 @@
                   <pic:spPr bwMode="auto">
                     <a:xfrm>
                       <a:off x="0" y="0"/>
-                      <a:ext cx="5334000" cy="3672266"/>
+                      <a:ext cx="5334000" cy="2490639"/>
                     </a:xfrm>
                     <a:prstGeom prst="rect">
                       <a:avLst/>
@@ -1178,7 +1178,7 @@
         <w:rPr>
           <w:lang w:val="es-CO"/>
         </w:rPr>
-        <w:t xml:space="preserve">Relación N:M CERTIFICADO_EN</w:t>
+        <w:t xml:space="preserve">Relación N:M CERTIFICAR</w:t>
       </w:r>
     </w:p>
     <w:p>
@@ -1188,14 +1188,14 @@
       <w:r>
         <w:drawing>
           <wp:inline>
-            <wp:extent cx="5334000" cy="3721624"/>
+            <wp:extent cx="5334000" cy="2672793"/>
             <wp:effectExtent b="0" l="0" r="0" t="0"/>
             <wp:docPr descr="Entidad débil DETALLE_FACTURA y llave parcial" title="" id="35" name="Picture"/>
             <a:graphic>
               <a:graphicData uri="http://schemas.openxmlformats.org/drawingml/2006/picture">
                 <pic:pic>
                   <pic:nvPicPr>
-                    <pic:cNvPr descr="diagramas/png/09_Entidad_Debil_DETALLE_FACTURA_191116-24Oct2026.png" id="36" name="Picture"/>
+                    <pic:cNvPr descr="diagramas/png/09_Entidad_Debil_DETALLE_FACTURA.png" id="36" name="Picture"/>
                     <pic:cNvPicPr>
                       <a:picLocks noChangeArrowheads="1" noChangeAspect="1"/>
                     </pic:cNvPicPr>
@@ -1209,7 +1209,7 @@
                   <pic:spPr bwMode="auto">
                     <a:xfrm>
                       <a:off x="0" y="0"/>
-                      <a:ext cx="5334000" cy="3721624"/>
+                      <a:ext cx="5334000" cy="2672793"/>
                     </a:xfrm>
                     <a:prstGeom prst="rect">
                       <a:avLst/>
@@ -1261,7 +1261,7 @@
         <w:rPr>
           <w:lang w:val="es-CO"/>
         </w:rPr>
-        <w:t xml:space="preserve">EMPLEADO referencia a SEDE (LABORA_EN) y SEDE referencia a EMPLEADO (DIRIGE).</w:t>
+        <w:t xml:space="preserve">EMPLEADO referencia a SEDE (LABORAR) y SEDE referencia a EMPLEADO (DIRIGIR).</w:t>
       </w:r>
       <w:r>
         <w:rPr>
@@ -2905,14 +2905,14 @@
       <w:r>
         <w:drawing>
           <wp:inline>
-            <wp:extent cx="5334000" cy="4427446"/>
+            <wp:extent cx="5334000" cy="4324811"/>
             <wp:effectExtent b="0" l="0" r="0" t="0"/>
             <wp:docPr descr="Modelo relacional completo de SIGEVET — Draw.io" title="" id="40" name="Picture"/>
             <a:graphic>
               <a:graphicData uri="http://schemas.openxmlformats.org/drawingml/2006/picture">
                 <pic:pic>
                   <pic:nvPicPr>
-                    <pic:cNvPr descr="diagramas/png/23_Relacional_Global_191116-24Oct2026.png" id="41" name="Picture"/>
+                    <pic:cNvPr descr="diagramas/png/23_Relacional_Global.png" id="41" name="Picture"/>
                     <pic:cNvPicPr>
                       <a:picLocks noChangeArrowheads="1" noChangeAspect="1"/>
                     </pic:cNvPicPr>
@@ -2926,7 +2926,7 @@
                   <pic:spPr bwMode="auto">
                     <a:xfrm>
                       <a:off x="0" y="0"/>
-                      <a:ext cx="5334000" cy="4427446"/>
+                      <a:ext cx="5334000" cy="4324811"/>
                     </a:xfrm>
                     <a:prstGeom prst="rect">
                       <a:avLst/>
@@ -2997,14 +2997,14 @@
       <w:r>
         <w:drawing>
           <wp:inline>
-            <wp:extent cx="5334000" cy="6656976"/>
+            <wp:extent cx="5334000" cy="6784752"/>
             <wp:effectExtent b="0" l="0" r="0" t="0"/>
             <wp:docPr descr="Modelo relacional — Organizacion" title="" id="44" name="Picture"/>
             <a:graphic>
               <a:graphicData uri="http://schemas.openxmlformats.org/drawingml/2006/picture">
                 <pic:pic>
                   <pic:nvPicPr>
-                    <pic:cNvPr descr="diagramas/png/24_Relacional_Organizacion_191116-24Oct2026.png" id="45" name="Picture"/>
+                    <pic:cNvPr descr="diagramas/png/24_Relacional_Organizacion.png" id="45" name="Picture"/>
                     <pic:cNvPicPr>
                       <a:picLocks noChangeArrowheads="1" noChangeAspect="1"/>
                     </pic:cNvPicPr>
@@ -3018,7 +3018,7 @@
                   <pic:spPr bwMode="auto">
                     <a:xfrm>
                       <a:off x="0" y="0"/>
-                      <a:ext cx="5334000" cy="6656976"/>
+                      <a:ext cx="5334000" cy="6784752"/>
                     </a:xfrm>
                     <a:prstGeom prst="rect">
                       <a:avLst/>
@@ -3055,14 +3055,14 @@
       <w:r>
         <w:drawing>
           <wp:inline>
-            <wp:extent cx="5334000" cy="6656976"/>
+            <wp:extent cx="5334000" cy="5204305"/>
             <wp:effectExtent b="0" l="0" r="0" t="0"/>
             <wp:docPr descr="Modelo relacional — Clinica" title="" id="47" name="Picture"/>
             <a:graphic>
               <a:graphicData uri="http://schemas.openxmlformats.org/drawingml/2006/picture">
                 <pic:pic>
                   <pic:nvPicPr>
-                    <pic:cNvPr descr="diagramas/png/25_Relacional_Clinica_191116-24Oct2026.png" id="48" name="Picture"/>
+                    <pic:cNvPr descr="diagramas/png/25_Relacional_Clinica.png" id="48" name="Picture"/>
                     <pic:cNvPicPr>
                       <a:picLocks noChangeArrowheads="1" noChangeAspect="1"/>
                     </pic:cNvPicPr>
@@ -3076,7 +3076,7 @@
                   <pic:spPr bwMode="auto">
                     <a:xfrm>
                       <a:off x="0" y="0"/>
-                      <a:ext cx="5334000" cy="6656976"/>
+                      <a:ext cx="5334000" cy="5204305"/>
                     </a:xfrm>
                     <a:prstGeom prst="rect">
                       <a:avLst/>
@@ -3113,14 +3113,14 @@
       <w:r>
         <w:drawing>
           <wp:inline>
-            <wp:extent cx="5334000" cy="6656976"/>
+            <wp:extent cx="5334000" cy="3868778"/>
             <wp:effectExtent b="0" l="0" r="0" t="0"/>
             <wp:docPr descr="Modelo relacional — Comercial" title="" id="50" name="Picture"/>
             <a:graphic>
               <a:graphicData uri="http://schemas.openxmlformats.org/drawingml/2006/picture">
                 <pic:pic>
                   <pic:nvPicPr>
-                    <pic:cNvPr descr="diagramas/png/26_Relacional_Comercial_191116-24Oct2026.png" id="51" name="Picture"/>
+                    <pic:cNvPr descr="diagramas/png/26_Relacional_Comercial.png" id="51" name="Picture"/>
                     <pic:cNvPicPr>
                       <a:picLocks noChangeArrowheads="1" noChangeAspect="1"/>
                     </pic:cNvPicPr>
@@ -3134,7 +3134,7 @@
                   <pic:spPr bwMode="auto">
                     <a:xfrm>
                       <a:off x="0" y="0"/>
-                      <a:ext cx="5334000" cy="6656976"/>
+                      <a:ext cx="5334000" cy="3868778"/>
                     </a:xfrm>
                     <a:prstGeom prst="rect">
                       <a:avLst/>
@@ -3434,7 +3434,7 @@
                 <w:sz w:val="19"/>
                 <w:lang w:val="es-CO"/>
               </w:rPr>
-              <w:t xml:space="preserve">PERTENECE_A</w:t>
+              <w:t xml:space="preserve">PERTENECER</w:t>
             </w:r>
           </w:p>
         </w:tc>
@@ -3511,7 +3511,7 @@
                 <w:sz w:val="19"/>
                 <w:lang w:val="es-CO"/>
               </w:rPr>
-              <w:t xml:space="preserve">UBICADA_EN</w:t>
+              <w:t xml:space="preserve">UBICAR</w:t>
             </w:r>
           </w:p>
         </w:tc>
@@ -3588,7 +3588,7 @@
                 <w:sz w:val="19"/>
                 <w:lang w:val="es-CO"/>
               </w:rPr>
-              <w:t xml:space="preserve">DIRIGE</w:t>
+              <w:t xml:space="preserve">DIRIGIR</w:t>
             </w:r>
           </w:p>
         </w:tc>
@@ -3665,7 +3665,7 @@
                 <w:sz w:val="19"/>
                 <w:lang w:val="es-CO"/>
               </w:rPr>
-              <w:t xml:space="preserve">LABORA_EN</w:t>
+              <w:t xml:space="preserve">LABORAR</w:t>
             </w:r>
           </w:p>
         </w:tc>
@@ -3742,7 +3742,7 @@
                 <w:sz w:val="19"/>
                 <w:lang w:val="es-CO"/>
               </w:rPr>
-              <w:t xml:space="preserve">ES_UN</w:t>
+              <w:t xml:space="preserve">EJERCER</w:t>
             </w:r>
           </w:p>
         </w:tc>
@@ -3819,7 +3819,7 @@
                 <w:sz w:val="19"/>
                 <w:lang w:val="es-CO"/>
               </w:rPr>
-              <w:t xml:space="preserve">ES_UN</w:t>
+              <w:t xml:space="preserve">COLABORAR</w:t>
             </w:r>
           </w:p>
         </w:tc>
@@ -3896,7 +3896,7 @@
                 <w:sz w:val="19"/>
                 <w:lang w:val="es-CO"/>
               </w:rPr>
-              <w:t xml:space="preserve">CERTIFICADO_EN</w:t>
+              <w:t xml:space="preserve">CERTIFICAR</w:t>
             </w:r>
           </w:p>
         </w:tc>
@@ -3973,7 +3973,7 @@
                 <w:sz w:val="19"/>
                 <w:lang w:val="es-CO"/>
               </w:rPr>
-              <w:t xml:space="preserve">CERTIFICADO_EN</w:t>
+              <w:t xml:space="preserve">CERTIFICAR</w:t>
             </w:r>
           </w:p>
         </w:tc>
@@ -4050,7 +4050,7 @@
                 <w:sz w:val="19"/>
                 <w:lang w:val="es-CO"/>
               </w:rPr>
-              <w:t xml:space="preserve">RESIDE_EN</w:t>
+              <w:t xml:space="preserve">RESIDIR</w:t>
             </w:r>
           </w:p>
         </w:tc>
@@ -4127,7 +4127,7 @@
                 <w:sz w:val="19"/>
                 <w:lang w:val="es-CO"/>
               </w:rPr>
-              <w:t xml:space="preserve">TIENE_TELEFONO</w:t>
+              <w:t xml:space="preserve">REGISTRAR</w:t>
             </w:r>
           </w:p>
         </w:tc>
@@ -4204,7 +4204,7 @@
                 <w:sz w:val="19"/>
                 <w:lang w:val="es-CO"/>
               </w:rPr>
-              <w:t xml:space="preserve">CLASIFICA</w:t>
+              <w:t xml:space="preserve">AGRUPAR</w:t>
             </w:r>
           </w:p>
         </w:tc>
@@ -4281,7 +4281,7 @@
                 <w:sz w:val="19"/>
                 <w:lang w:val="es-CO"/>
               </w:rPr>
-              <w:t xml:space="preserve">ES_DE_RAZA</w:t>
+              <w:t xml:space="preserve">CLASIFICAR</w:t>
             </w:r>
           </w:p>
         </w:tc>
@@ -4358,7 +4358,7 @@
                 <w:sz w:val="19"/>
                 <w:lang w:val="es-CO"/>
               </w:rPr>
-              <w:t xml:space="preserve">PROPIETARIO_DE</w:t>
+              <w:t xml:space="preserve">POSEER</w:t>
             </w:r>
           </w:p>
         </w:tc>
@@ -4435,7 +4435,7 @@
                 <w:sz w:val="19"/>
                 <w:lang w:val="es-CO"/>
               </w:rPr>
-              <w:t xml:space="preserve">TIENE</w:t>
+              <w:t xml:space="preserve">TENER</w:t>
             </w:r>
           </w:p>
         </w:tc>
@@ -4512,7 +4512,7 @@
                 <w:sz w:val="19"/>
                 <w:lang w:val="es-CO"/>
               </w:rPr>
-              <w:t xml:space="preserve">SOLICITA</w:t>
+              <w:t xml:space="preserve">SOLICITAR</w:t>
             </w:r>
           </w:p>
         </w:tc>
@@ -4589,7 +4589,7 @@
                 <w:sz w:val="19"/>
                 <w:lang w:val="es-CO"/>
               </w:rPr>
-              <w:t xml:space="preserve">ATIENDE</w:t>
+              <w:t xml:space="preserve">ATENDER</w:t>
             </w:r>
           </w:p>
         </w:tc>
@@ -4666,7 +4666,7 @@
                 <w:sz w:val="19"/>
                 <w:lang w:val="es-CO"/>
               </w:rPr>
-              <w:t xml:space="preserve">SE_PROGRAMA_EN</w:t>
+              <w:t xml:space="preserve">PROGRAMAR</w:t>
             </w:r>
           </w:p>
         </w:tc>
@@ -4743,7 +4743,7 @@
                 <w:sz w:val="19"/>
                 <w:lang w:val="es-CO"/>
               </w:rPr>
-              <w:t xml:space="preserve">CORRESPONDE_A</w:t>
+              <w:t xml:space="preserve">CORRESPONDER</w:t>
             </w:r>
           </w:p>
         </w:tc>
@@ -4820,7 +4820,7 @@
                 <w:sz w:val="19"/>
                 <w:lang w:val="es-CO"/>
               </w:rPr>
-              <w:t xml:space="preserve">GENERA</w:t>
+              <w:t xml:space="preserve">GENERAR</w:t>
             </w:r>
           </w:p>
         </w:tc>
@@ -4897,7 +4897,7 @@
                 <w:sz w:val="19"/>
                 <w:lang w:val="es-CO"/>
               </w:rPr>
-              <w:t xml:space="preserve">ASISTE</w:t>
+              <w:t xml:space="preserve">ASISTIR</w:t>
             </w:r>
           </w:p>
         </w:tc>
@@ -4974,7 +4974,7 @@
                 <w:sz w:val="19"/>
                 <w:lang w:val="es-CO"/>
               </w:rPr>
-              <w:t xml:space="preserve">PRESCRIBE</w:t>
+              <w:t xml:space="preserve">PRESCRIBIR</w:t>
             </w:r>
           </w:p>
         </w:tc>
@@ -5051,7 +5051,7 @@
                 <w:sz w:val="19"/>
                 <w:lang w:val="es-CO"/>
               </w:rPr>
-              <w:t xml:space="preserve">PRESCRIBE</w:t>
+              <w:t xml:space="preserve">PRESCRIBIR</w:t>
             </w:r>
           </w:p>
         </w:tc>
@@ -5128,7 +5128,7 @@
                 <w:sz w:val="19"/>
                 <w:lang w:val="es-CO"/>
               </w:rPr>
-              <w:t xml:space="preserve">ALMACENA</w:t>
+              <w:t xml:space="preserve">ALMACENAR</w:t>
             </w:r>
           </w:p>
         </w:tc>
@@ -5205,7 +5205,7 @@
                 <w:sz w:val="19"/>
                 <w:lang w:val="es-CO"/>
               </w:rPr>
-              <w:t xml:space="preserve">ALMACENA</w:t>
+              <w:t xml:space="preserve">ALMACENAR</w:t>
             </w:r>
           </w:p>
         </w:tc>
@@ -5282,7 +5282,7 @@
                 <w:sz w:val="19"/>
                 <w:lang w:val="es-CO"/>
               </w:rPr>
-              <w:t xml:space="preserve">FACTURADA_A</w:t>
+              <w:t xml:space="preserve">FACTURAR</w:t>
             </w:r>
           </w:p>
         </w:tc>
@@ -5359,7 +5359,7 @@
                 <w:sz w:val="19"/>
                 <w:lang w:val="es-CO"/>
               </w:rPr>
-              <w:t xml:space="preserve">EMITIDA_EN</w:t>
+              <w:t xml:space="preserve">EXPEDIR</w:t>
             </w:r>
           </w:p>
         </w:tc>
@@ -5436,7 +5436,7 @@
                 <w:sz w:val="19"/>
                 <w:lang w:val="es-CO"/>
               </w:rPr>
-              <w:t xml:space="preserve">EMITE</w:t>
+              <w:t xml:space="preserve">EMITIR</w:t>
             </w:r>
           </w:p>
         </w:tc>
@@ -5513,7 +5513,7 @@
                 <w:sz w:val="19"/>
                 <w:lang w:val="es-CO"/>
               </w:rPr>
-              <w:t xml:space="preserve">CONTIENE</w:t>
+              <w:t xml:space="preserve">CONTENER</w:t>
             </w:r>
           </w:p>
         </w:tc>
@@ -5590,7 +5590,7 @@
                 <w:sz w:val="19"/>
                 <w:lang w:val="es-CO"/>
               </w:rPr>
-              <w:t xml:space="preserve">INCLUYE_SERVICIO</w:t>
+              <w:t xml:space="preserve">COBRAR</w:t>
             </w:r>
           </w:p>
         </w:tc>
@@ -5667,7 +5667,7 @@
                 <w:sz w:val="19"/>
                 <w:lang w:val="es-CO"/>
               </w:rPr>
-              <w:t xml:space="preserve">INCLUYE_MEDICAMENTO</w:t>
+              <w:t xml:space="preserve">VENDER</w:t>
             </w:r>
           </w:p>
         </w:tc>
@@ -6045,14 +6045,14 @@
       <w:r>
         <w:drawing>
           <wp:inline>
-            <wp:extent cx="5334000" cy="3255818"/>
+            <wp:extent cx="5334000" cy="2868536"/>
             <wp:effectExtent b="0" l="0" r="0" t="0"/>
             <wp:docPr descr="Proceso de normalización de 0FN a 3FN" title="" id="55" name="Picture"/>
             <a:graphic>
               <a:graphicData uri="http://schemas.openxmlformats.org/drawingml/2006/picture">
                 <pic:pic>
                   <pic:nvPicPr>
-                    <pic:cNvPr descr="diagramas/png/27_Normalizacion_191116-24Oct2026.png" id="56" name="Picture"/>
+                    <pic:cNvPr descr="diagramas/png/27_Normalizacion.png" id="56" name="Picture"/>
                     <pic:cNvPicPr>
                       <a:picLocks noChangeArrowheads="1" noChangeAspect="1"/>
                     </pic:cNvPicPr>
@@ -6066,7 +6066,7 @@
                   <pic:spPr bwMode="auto">
                     <a:xfrm>
                       <a:off x="0" y="0"/>
-                      <a:ext cx="5334000" cy="3255818"/>
+                      <a:ext cx="5334000" cy="2868536"/>
                     </a:xfrm>
                     <a:prstGeom prst="rect">
                       <a:avLst/>

--- a/documentos/fase1/06_Modelo_Relacional.docx
+++ b/documentos/fase1/06_Modelo_Relacional.docx
@@ -11,7 +11,7 @@
         <w:drawing>
           <wp:inline>
             <wp:extent cx="2160000" cy="1001928"/>
-            <wp:docPr id="57" name="Picture 57"/>
+            <wp:docPr id="56" name="Picture 56"/>
             <wp:cNvGraphicFramePr>
               <a:graphicFrameLocks noChangeAspect="1"/>
             </wp:cNvGraphicFramePr>
@@ -285,7 +285,7 @@
       <w:pPr>
         <w:pStyle w:val="Heading1"/>
       </w:pPr>
-      <w:bookmarkStart w:id="19" w:name="_introducción"/>
+      <w:bookmarkStart w:id="19" w:name="_0120c389c0695813e1df94554ad6be635b65778"/>
       <w:r>
         <w:rPr>
           <w:rStyle w:val="SectionNumber"/>
@@ -300,7 +300,7 @@
         <w:rPr>
           <w:lang w:val="es-CO"/>
         </w:rPr>
-        <w:t xml:space="preserve">Introducción</w:t>
+        <w:t xml:space="preserve">Transformación del MER</w:t>
       </w:r>
       <w:bookmarkEnd w:id="19"/>
     </w:p>
@@ -312,114 +312,18 @@
         <w:rPr>
           <w:lang w:val="es-CO"/>
         </w:rPr>
-        <w:t xml:space="preserve">El modelo relacional traduce el MER a</w:t>
-      </w:r>
-      <w:r>
-        <w:rPr>
-          <w:lang w:val="es-CO"/>
-        </w:rPr>
-        <w:t xml:space="preserve"> </w:t>
-      </w:r>
-      <w:r>
-        <w:rPr>
-          <w:b/>
-          <w:bCs/>
-          <w:lang w:val="es-CO"/>
-        </w:rPr>
-        <w:t xml:space="preserve">relaciones (tablas)</w:t>
-      </w:r>
-      <w:r>
-        <w:rPr>
-          <w:lang w:val="es-CO"/>
-        </w:rPr>
-        <w:t xml:space="preserve"> </w:t>
-      </w:r>
-      <w:r>
-        <w:rPr>
-          <w:lang w:val="es-CO"/>
-        </w:rPr>
-        <w:t xml:space="preserve">con sus atributos, llaves primarias, llaves foráneas y</w:t>
-      </w:r>
-      <w:r>
-        <w:rPr>
-          <w:lang w:val="es-CO"/>
-        </w:rPr>
-        <w:t xml:space="preserve"> </w:t>
-      </w:r>
-      <w:r>
-        <w:rPr>
-          <w:lang w:val="es-CO"/>
-        </w:rPr>
-        <w:t xml:space="preserve">restricciones. Este documento presenta las reglas de transformación aplicadas, el esquema resultante de 22 tablas, el</w:t>
-      </w:r>
-      <w:r>
-        <w:rPr>
-          <w:lang w:val="es-CO"/>
-        </w:rPr>
-        <w:t xml:space="preserve"> </w:t>
-      </w:r>
-      <w:r>
-        <w:rPr>
-          <w:lang w:val="es-CO"/>
-        </w:rPr>
-        <w:t xml:space="preserve">diagrama en notación Crow’s Foot y el proceso de normalización que demuestra que el esquema está en Tercera Forma</w:t>
-      </w:r>
-      <w:r>
-        <w:rPr>
-          <w:lang w:val="es-CO"/>
-        </w:rPr>
-        <w:t xml:space="preserve"> </w:t>
-      </w:r>
-      <w:r>
-        <w:rPr>
-          <w:lang w:val="es-CO"/>
-        </w:rPr>
-        <w:t xml:space="preserve">Normal (3FN).</w:t>
+        <w:t xml:space="preserve">Reglas de Elmasri y Navathe:</w:t>
       </w:r>
     </w:p>
     <w:p>
       <w:pPr>
-        <w:pStyle w:val="Heading1"/>
-      </w:pPr>
-      <w:bookmarkStart w:id="20" w:name="_532cd1f9cf6521ead55f892c64d9b08a32224c8"/>
-      <w:r>
-        <w:rPr>
-          <w:rStyle w:val="SectionNumber"/>
-          <w:lang w:val="es-CO"/>
-        </w:rPr>
-        <w:t xml:space="preserve">2</w:t>
-      </w:r>
-      <w:r>
-        <w:tab/>
-      </w:r>
-      <w:r>
-        <w:rPr>
-          <w:lang w:val="es-CO"/>
-        </w:rPr>
-        <w:t xml:space="preserve">Transformación del MER al modelo relacional</w:t>
-      </w:r>
-      <w:bookmarkEnd w:id="20"/>
-    </w:p>
-    <w:p>
-      <w:pPr>
-        <w:pStyle w:val="FirstParagraph"/>
-      </w:pPr>
-      <w:r>
-        <w:rPr>
-          <w:lang w:val="es-CO"/>
-        </w:rPr>
-        <w:t xml:space="preserve">Se aplicó el algoritmo de transformación de Elmasri y Navathe:</w:t>
-      </w:r>
-    </w:p>
-    <w:p>
-      <w:pPr>
         <w:pStyle w:val="TableCaption"/>
       </w:pPr>
       <w:r>
         <w:rPr>
           <w:lang w:val="es-CO"/>
         </w:rPr>
-        <w:t xml:space="preserve">Reglas de transformación aplicadas</w:t>
+        <w:t xml:space="preserve">Transformación</w:t>
       </w:r>
     </w:p>
     <w:tbl>
@@ -428,7 +332,7 @@
         <w:tblW w:type="pct" w:w="5000"/>
         <w:tblLayout w:type="fixed"/>
         <w:tblLook w:firstRow="1" w:lastRow="0" w:firstColumn="0" w:lastColumn="0" w:noHBand="0" w:noVBand="0" w:val="0020"/>
-        <w:tblCaption w:val="Reglas de transformación aplicadas"/>
+        <w:tblCaption w:val="Transformación"/>
         <w:tblBorders>
           <w:top w:val="single" w:sz="4" w:color="A6A6A6"/>
           <w:left w:val="single" w:sz="4" w:color="A6A6A6"/>
@@ -529,22 +433,22 @@
                 <w:sz w:val="19"/>
                 <w:lang w:val="es-CO"/>
               </w:rPr>
-              <w:t xml:space="preserve">Cada entidad fuerte es una tabla con sus atributos simples; el identificador es la PK</w:t>
-            </w:r>
-          </w:p>
-        </w:tc>
-        <w:tc>
-          <w:tcPr/>
-          <w:p>
-            <w:pPr>
-              <w:pStyle w:val="Compact"/>
-            </w:pPr>
-            <w:r>
-              <w:rPr>
-                <w:sz w:val="19"/>
-                <w:lang w:val="es-CO"/>
-              </w:rPr>
-              <w:t xml:space="preserve">15 tablas (DEPARTAMENTO, CIUDAD, SEDE, EMPLEADO, …, FACTURA)</w:t>
+              <w:t xml:space="preserve">Fuerte → tabla, atributos simples, identificador=PK</w:t>
+            </w:r>
+          </w:p>
+        </w:tc>
+        <w:tc>
+          <w:tcPr/>
+          <w:p>
+            <w:pPr>
+              <w:pStyle w:val="Compact"/>
+            </w:pPr>
+            <w:r>
+              <w:rPr>
+                <w:sz w:val="19"/>
+                <w:lang w:val="es-CO"/>
+              </w:rPr>
+              <w:t xml:space="preserve">15 tablas: DEPARTAMENTO, CIUDAD, SEDE, EMPLEADO, …, FACTURA</w:t>
             </w:r>
           </w:p>
         </w:tc>
@@ -576,7 +480,7 @@
                 <w:sz w:val="19"/>
                 <w:lang w:val="es-CO"/>
               </w:rPr>
-              <w:t xml:space="preserve">La entidad débil es una tabla cuya PK es la PK del propietario más la llave parcial</w:t>
+              <w:t xml:space="preserve">Débil → tabla; PK=PK propietario+llave parcial</w:t>
             </w:r>
           </w:p>
         </w:tc>
@@ -623,7 +527,7 @@
                 <w:sz w:val="19"/>
                 <w:lang w:val="es-CO"/>
               </w:rPr>
-              <w:t xml:space="preserve">Relación 1:1: FK con UNIQUE en el lado de participación total</w:t>
+              <w:t xml:space="preserve">1:1 → FK UNIQUE en participación total</w:t>
             </w:r>
           </w:p>
         </w:tc>
@@ -670,22 +574,22 @@
                 <w:sz w:val="19"/>
                 <w:lang w:val="es-CO"/>
               </w:rPr>
-              <w:t xml:space="preserve">Relación 1:N: FK en la tabla del lado N</w:t>
-            </w:r>
-          </w:p>
-        </w:tc>
-        <w:tc>
-          <w:tcPr/>
-          <w:p>
-            <w:pPr>
-              <w:pStyle w:val="Compact"/>
-            </w:pPr>
-            <w:r>
-              <w:rPr>
-                <w:sz w:val="19"/>
-                <w:lang w:val="es-CO"/>
-              </w:rPr>
-              <w:t xml:space="preserve">18 relaciones, por ejemplo MASCOTA.id_cliente (POSEER)</w:t>
+              <w:t xml:space="preserve">1:N → FK en N</w:t>
+            </w:r>
+          </w:p>
+        </w:tc>
+        <w:tc>
+          <w:tcPr/>
+          <w:p>
+            <w:pPr>
+              <w:pStyle w:val="Compact"/>
+            </w:pPr>
+            <w:r>
+              <w:rPr>
+                <w:sz w:val="19"/>
+                <w:lang w:val="es-CO"/>
+              </w:rPr>
+              <w:t xml:space="preserve">18 relaciones; MASCOTA.id_cliente (POSEER)</w:t>
             </w:r>
           </w:p>
         </w:tc>
@@ -717,7 +621,7 @@
                 <w:sz w:val="19"/>
                 <w:lang w:val="es-CO"/>
               </w:rPr>
-              <w:t xml:space="preserve">Relación N:M: nueva tabla con las dos PK como PK compuesta y los atributos de la relación</w:t>
+              <w:t xml:space="preserve">N:M → tabla; PK=ambas PK; atributos propios</w:t>
             </w:r>
           </w:p>
         </w:tc>
@@ -764,7 +668,7 @@
                 <w:sz w:val="19"/>
                 <w:lang w:val="es-CO"/>
               </w:rPr>
-              <w:t xml:space="preserve">Atributo multivaluado: nueva tabla con la PK de la entidad y el valor</w:t>
+              <w:t xml:space="preserve">Multivaluado → tabla: PK original+valor</w:t>
             </w:r>
           </w:p>
         </w:tc>
@@ -811,7 +715,7 @@
                 <w:sz w:val="19"/>
                 <w:lang w:val="es-CO"/>
               </w:rPr>
-              <w:t xml:space="preserve">Atributo compuesto: se guardan sus componentes</w:t>
+              <w:t xml:space="preserve">Compuesto → componentes</w:t>
             </w:r>
           </w:p>
         </w:tc>
@@ -858,22 +762,22 @@
                 <w:sz w:val="19"/>
                 <w:lang w:val="es-CO"/>
               </w:rPr>
-              <w:t xml:space="preserve">Especialización: opción 8A (tabla por superclase y por subclase)</w:t>
-            </w:r>
-          </w:p>
-        </w:tc>
-        <w:tc>
-          <w:tcPr/>
-          <w:p>
-            <w:pPr>
-              <w:pStyle w:val="Compact"/>
-            </w:pPr>
-            <w:r>
-              <w:rPr>
-                <w:sz w:val="19"/>
-                <w:lang w:val="es-CO"/>
-              </w:rPr>
-              <w:t xml:space="preserve">VETERINARIO y AUXILIAR con PK = FK a EMPLEADO</w:t>
+              <w:t xml:space="preserve">Especialización 8A → tabla/superclase/subclase</w:t>
+            </w:r>
+          </w:p>
+        </w:tc>
+        <w:tc>
+          <w:tcPr/>
+          <w:p>
+            <w:pPr>
+              <w:pStyle w:val="Compact"/>
+            </w:pPr>
+            <w:r>
+              <w:rPr>
+                <w:sz w:val="19"/>
+                <w:lang w:val="es-CO"/>
+              </w:rPr>
+              <w:t xml:space="preserve">VETERINARIO y AUXILIAR: PK=FK a EMPLEADO</w:t>
             </w:r>
           </w:p>
         </w:tc>
@@ -905,22 +809,22 @@
                 <w:sz w:val="19"/>
                 <w:lang w:val="es-CO"/>
               </w:rPr>
-              <w:t xml:space="preserve">Atributos derivados: no se almacenan</w:t>
-            </w:r>
-          </w:p>
-        </w:tc>
-        <w:tc>
-          <w:tcPr/>
-          <w:p>
-            <w:pPr>
-              <w:pStyle w:val="Compact"/>
-            </w:pPr>
-            <w:r>
-              <w:rPr>
-                <w:sz w:val="19"/>
-                <w:lang w:val="es-CO"/>
-              </w:rPr>
-              <w:t xml:space="preserve">edad, antigüedad, subtotal y total se calculan en consultas o vistas</w:t>
+              <w:t xml:space="preserve">Derivados → consultas/vistas, sin almacenar</w:t>
+            </w:r>
+          </w:p>
+        </w:tc>
+        <w:tc>
+          <w:tcPr/>
+          <w:p>
+            <w:pPr>
+              <w:pStyle w:val="Compact"/>
+            </w:pPr>
+            <w:r>
+              <w:rPr>
+                <w:sz w:val="19"/>
+                <w:lang w:val="es-CO"/>
+              </w:rPr>
+              <w:t xml:space="preserve">edad, antigüedad, subtotal, total</w:t>
             </w:r>
           </w:p>
         </w:tc>
@@ -930,13 +834,13 @@
       <w:pPr>
         <w:pStyle w:val="Heading2"/>
       </w:pPr>
-      <w:bookmarkStart w:id="21" w:name="_9a8a829ca653f13bce16985127fe1393edaeccf"/>
+      <w:bookmarkStart w:id="20" w:name="_ejemplos"/>
       <w:r>
         <w:rPr>
           <w:rStyle w:val="SectionNumber"/>
           <w:lang w:val="es-CO"/>
         </w:rPr>
-        <w:t xml:space="preserve">2.1</w:t>
+        <w:t xml:space="preserve">1.1</w:t>
       </w:r>
       <w:r>
         <w:tab/>
@@ -945,9 +849,9 @@
         <w:rPr>
           <w:lang w:val="es-CO"/>
         </w:rPr>
-        <w:t xml:space="preserve">Ejemplos gráficos de transformación</w:t>
-      </w:r>
-      <w:bookmarkEnd w:id="21"/>
+        <w:t xml:space="preserve">Ejemplos</w:t>
+      </w:r>
+      <w:bookmarkEnd w:id="20"/>
     </w:p>
     <w:p>
       <w:pPr>
@@ -958,18 +862,18 @@
           <wp:inline>
             <wp:extent cx="5334000" cy="2595545"/>
             <wp:effectExtent b="0" l="0" r="0" t="0"/>
-            <wp:docPr descr="CLIENTE y teléfonos multivaluados" title="" id="23" name="Picture"/>
+            <wp:docPr descr="CLIENTE y teléfonos multivaluados" title="" id="22" name="Picture"/>
             <a:graphic>
               <a:graphicData uri="http://schemas.openxmlformats.org/drawingml/2006/picture">
                 <pic:pic>
                   <pic:nvPicPr>
-                    <pic:cNvPr descr="diagramas/png/05_Transformacion_Multivaluado_CLIENTE.png" id="24" name="Picture"/>
+                    <pic:cNvPr descr="diagramas/png/05_Transformacion_Multivaluado_CLIENTE.png" id="23" name="Picture"/>
                     <pic:cNvPicPr>
                       <a:picLocks noChangeArrowheads="1" noChangeAspect="1"/>
                     </pic:cNvPicPr>
                   </pic:nvPicPr>
                   <pic:blipFill>
-                    <a:blip r:embed="rId22"/>
+                    <a:blip r:embed="rId21"/>
                     <a:stretch>
                       <a:fillRect/>
                     </a:stretch>
@@ -1016,18 +920,18 @@
           <wp:inline>
             <wp:extent cx="5334000" cy="2922542"/>
             <wp:effectExtent b="0" l="0" r="0" t="0"/>
-            <wp:docPr descr="Relación N:M PRESCRIBIR" title="" id="26" name="Picture"/>
+            <wp:docPr descr="Relación N:M PRESCRIBIR" title="" id="25" name="Picture"/>
             <a:graphic>
               <a:graphicData uri="http://schemas.openxmlformats.org/drawingml/2006/picture">
                 <pic:pic>
                   <pic:nvPicPr>
-                    <pic:cNvPr descr="diagramas/png/06_Transformacion_NM_PRESCRIPCION.png" id="27" name="Picture"/>
+                    <pic:cNvPr descr="diagramas/png/06_Transformacion_NM_PRESCRIPCION.png" id="26" name="Picture"/>
                     <pic:cNvPicPr>
                       <a:picLocks noChangeArrowheads="1" noChangeAspect="1"/>
                     </pic:cNvPicPr>
                   </pic:nvPicPr>
                   <pic:blipFill>
-                    <a:blip r:embed="rId25"/>
+                    <a:blip r:embed="rId24"/>
                     <a:stretch>
                       <a:fillRect/>
                     </a:stretch>
@@ -1074,18 +978,18 @@
           <wp:inline>
             <wp:extent cx="5334000" cy="2778574"/>
             <wp:effectExtent b="0" l="0" r="0" t="0"/>
-            <wp:docPr descr="Relación N:M ALMACENAR" title="" id="29" name="Picture"/>
+            <wp:docPr descr="Relación N:M ALMACENAR" title="" id="28" name="Picture"/>
             <a:graphic>
               <a:graphicData uri="http://schemas.openxmlformats.org/drawingml/2006/picture">
                 <pic:pic>
                   <pic:nvPicPr>
-                    <pic:cNvPr descr="diagramas/png/07_Transformacion_NM_INVENTARIO.png" id="30" name="Picture"/>
+                    <pic:cNvPr descr="diagramas/png/07_Transformacion_NM_INVENTARIO.png" id="29" name="Picture"/>
                     <pic:cNvPicPr>
                       <a:picLocks noChangeArrowheads="1" noChangeAspect="1"/>
                     </pic:cNvPicPr>
                   </pic:nvPicPr>
                   <pic:blipFill>
-                    <a:blip r:embed="rId28"/>
+                    <a:blip r:embed="rId27"/>
                     <a:stretch>
                       <a:fillRect/>
                     </a:stretch>
@@ -1132,18 +1036,18 @@
           <wp:inline>
             <wp:extent cx="5334000" cy="2490639"/>
             <wp:effectExtent b="0" l="0" r="0" t="0"/>
-            <wp:docPr descr="Relación N:M CERTIFICAR" title="" id="32" name="Picture"/>
+            <wp:docPr descr="Relación N:M CERTIFICAR" title="" id="31" name="Picture"/>
             <a:graphic>
               <a:graphicData uri="http://schemas.openxmlformats.org/drawingml/2006/picture">
                 <pic:pic>
                   <pic:nvPicPr>
-                    <pic:cNvPr descr="diagramas/png/08_Transformacion_NM_ESPECIALIDAD.png" id="33" name="Picture"/>
+                    <pic:cNvPr descr="diagramas/png/08_Transformacion_NM_ESPECIALIDAD.png" id="32" name="Picture"/>
                     <pic:cNvPicPr>
                       <a:picLocks noChangeArrowheads="1" noChangeAspect="1"/>
                     </pic:cNvPicPr>
                   </pic:nvPicPr>
                   <pic:blipFill>
-                    <a:blip r:embed="rId31"/>
+                    <a:blip r:embed="rId30"/>
                     <a:stretch>
                       <a:fillRect/>
                     </a:stretch>
@@ -1190,18 +1094,18 @@
           <wp:inline>
             <wp:extent cx="5334000" cy="2672793"/>
             <wp:effectExtent b="0" l="0" r="0" t="0"/>
-            <wp:docPr descr="Entidad débil DETALLE_FACTURA y llave parcial" title="" id="35" name="Picture"/>
+            <wp:docPr descr="Entidad débil DETALLE_FACTURA y llave parcial" title="" id="34" name="Picture"/>
             <a:graphic>
               <a:graphicData uri="http://schemas.openxmlformats.org/drawingml/2006/picture">
                 <pic:pic>
                   <pic:nvPicPr>
-                    <pic:cNvPr descr="diagramas/png/09_Entidad_Debil_DETALLE_FACTURA.png" id="36" name="Picture"/>
+                    <pic:cNvPr descr="diagramas/png/09_Entidad_Debil_DETALLE_FACTURA.png" id="35" name="Picture"/>
                     <pic:cNvPicPr>
                       <a:picLocks noChangeArrowheads="1" noChangeAspect="1"/>
                     </pic:cNvPicPr>
                   </pic:nvPicPr>
                   <pic:blipFill>
-                    <a:blip r:embed="rId34"/>
+                    <a:blip r:embed="rId33"/>
                     <a:stretch>
                       <a:fillRect/>
                     </a:stretch>
@@ -1249,7 +1153,7 @@
           <w:bCs/>
           <w:lang w:val="es-CO"/>
         </w:rPr>
-        <w:t xml:space="preserve">Relación circular SEDE–EMPLEADO.</w:t>
+        <w:t xml:space="preserve">Ciclo SEDE–EMPLEADO (LABORAR/DIRIGIR):</w:t>
       </w:r>
       <w:r>
         <w:rPr>
@@ -1259,9 +1163,10 @@
       </w:r>
       <w:r>
         <w:rPr>
-          <w:lang w:val="es-CO"/>
-        </w:rPr>
-        <w:t xml:space="preserve">EMPLEADO referencia a SEDE (LABORAR) y SEDE referencia a EMPLEADO (DIRIGIR).</w:t>
+          <w:rStyle w:val="VerbatimChar"/>
+          <w:lang w:val="es-CO"/>
+        </w:rPr>
+        <w:t xml:space="preserve">ALTER TABLE</w:t>
       </w:r>
       <w:r>
         <w:rPr>
@@ -1273,7 +1178,7 @@
         <w:rPr>
           <w:lang w:val="es-CO"/>
         </w:rPr>
-        <w:t xml:space="preserve">Para poder crear ambas tablas, la FK</w:t>
+        <w:t xml:space="preserve">agrega</w:t>
       </w:r>
       <w:r>
         <w:rPr>
@@ -1298,7 +1203,7 @@
         <w:rPr>
           <w:lang w:val="es-CO"/>
         </w:rPr>
-        <w:t xml:space="preserve">se agrega con</w:t>
+        <w:t xml:space="preserve">después de EMPLEADO.</w:t>
       </w:r>
       <w:r>
         <w:rPr>
@@ -1311,7 +1216,7 @@
           <w:rStyle w:val="VerbatimChar"/>
           <w:lang w:val="es-CO"/>
         </w:rPr>
-        <w:t xml:space="preserve">ALTER TABLE</w:t>
+        <w:t xml:space="preserve">id_director</w:t>
       </w:r>
       <w:r>
         <w:rPr>
@@ -1323,45 +1228,20 @@
         <w:rPr>
           <w:lang w:val="es-CO"/>
         </w:rPr>
-        <w:t xml:space="preserve">cuando EMPLEADO ya existe, y</w:t>
-      </w:r>
-      <w:r>
-        <w:rPr>
-          <w:lang w:val="es-CO"/>
-        </w:rPr>
-        <w:t xml:space="preserve"> </w:t>
-      </w:r>
-      <w:r>
-        <w:rPr>
-          <w:rStyle w:val="VerbatimChar"/>
-          <w:lang w:val="es-CO"/>
-        </w:rPr>
-        <w:t xml:space="preserve">id_director</w:t>
-      </w:r>
-      <w:r>
-        <w:rPr>
-          <w:lang w:val="es-CO"/>
-        </w:rPr>
-        <w:t xml:space="preserve"> </w:t>
-      </w:r>
-      <w:r>
-        <w:rPr>
-          <w:lang w:val="es-CO"/>
-        </w:rPr>
-        <w:t xml:space="preserve">admite nulos para registrar la sede antes que su director (supuesto S-07).</w:t>
+        <w:t xml:space="preserve">nullable permite crear primero SEDE (S-07).</w:t>
       </w:r>
     </w:p>
     <w:p>
       <w:pPr>
         <w:pStyle w:val="Heading1"/>
       </w:pPr>
-      <w:bookmarkStart w:id="37" w:name="_5f98f5c7377c166e8004a4e2d0173c5a00ea65a"/>
+      <w:bookmarkStart w:id="36" w:name="_5f98f5c7377c166e8004a4e2d0173c5a00ea65a"/>
       <w:r>
         <w:rPr>
           <w:rStyle w:val="SectionNumber"/>
           <w:lang w:val="es-CO"/>
         </w:rPr>
-        <w:t xml:space="preserve">3</w:t>
+        <w:t xml:space="preserve">2</w:t>
       </w:r>
       <w:r>
         <w:tab/>
@@ -1372,7 +1252,7 @@
         </w:rPr>
         <w:t xml:space="preserve">Esquema relacional</w:t>
       </w:r>
-      <w:bookmarkEnd w:id="37"/>
+      <w:bookmarkEnd w:id="36"/>
     </w:p>
     <w:p>
       <w:pPr>
@@ -1380,18 +1260,6 @@
       </w:pPr>
       <w:r>
         <w:rPr>
-          <w:lang w:val="es-CO"/>
-        </w:rPr>
-        <w:t xml:space="preserve">Notación:</w:t>
-      </w:r>
-      <w:r>
-        <w:rPr>
-          <w:lang w:val="es-CO"/>
-        </w:rPr>
-        <w:t xml:space="preserve"> </w:t>
-      </w:r>
-      <w:r>
-        <w:rPr>
           <w:b/>
           <w:bCs/>
           <w:lang w:val="es-CO"/>
@@ -1402,7 +1270,7 @@
         <w:rPr>
           <w:lang w:val="es-CO"/>
         </w:rPr>
-        <w:t xml:space="preserve">(llave primaria subrayada, columnas,</w:t>
+        <w:t xml:space="preserve">(PK subrayada, columnas,</w:t>
       </w:r>
       <w:r>
         <w:rPr>
@@ -1416,7 +1284,7 @@
           <w:iCs/>
           <w:lang w:val="es-CO"/>
         </w:rPr>
-        <w:t xml:space="preserve">llaves foráneas en cursiva</w:t>
+        <w:t xml:space="preserve">FK en cursiva</w:t>
       </w:r>
       <w:r>
         <w:rPr>
@@ -2868,13 +2736,13 @@
       <w:pPr>
         <w:pStyle w:val="Heading1"/>
       </w:pPr>
-      <w:bookmarkStart w:id="38" w:name="_0ca0c6e0590bf4ca61f137fc5072e7ee3c5ee62"/>
+      <w:bookmarkStart w:id="37" w:name="_0ca0c6e0590bf4ca61f137fc5072e7ee3c5ee62"/>
       <w:r>
         <w:rPr>
           <w:rStyle w:val="SectionNumber"/>
           <w:lang w:val="es-CO"/>
         </w:rPr>
-        <w:t xml:space="preserve">4</w:t>
+        <w:t xml:space="preserve">3</w:t>
       </w:r>
       <w:r>
         <w:tab/>
@@ -2885,7 +2753,7 @@
         </w:rPr>
         <w:t xml:space="preserve">Diagrama relacional (Draw.io)</w:t>
       </w:r>
-      <w:bookmarkEnd w:id="38"/>
+      <w:bookmarkEnd w:id="37"/>
     </w:p>
     <w:p>
       <w:pPr>
@@ -2893,9 +2761,23 @@
       </w:pPr>
       <w:r>
         <w:rPr>
-          <w:lang w:val="es-CO"/>
-        </w:rPr>
-        <w:t xml:space="preserve">El diagrama reproduce las 22 tablas, los tipos MySQL y las 30 llaves foráneas del DDL. # identifica la PK; * indica NOT NULL y o admite nulos; FK y UQn muestran llaves foráneas y grupos UNIQUE. Las relaciones identificadoras son continuas; las demás, discontinuas. La cardinalidad del padre es 1 u 0..1 según nulabilidad; la inversa es 0..N u 0..1 según UNIQUE. El DDL no impone por sí solo todas las participaciones mínimas del modelo conceptual.</w:t>
+          <w:b/>
+          <w:bCs/>
+          <w:lang w:val="es-CO"/>
+        </w:rPr>
+        <w:t xml:space="preserve">22 tablas, 30 FK, tipos MySQL.</w:t>
+      </w:r>
+      <w:r>
+        <w:rPr>
+          <w:lang w:val="es-CO"/>
+        </w:rPr>
+        <w:t xml:space="preserve"> </w:t>
+      </w:r>
+      <w:r>
+        <w:rPr>
+          <w:lang w:val="es-CO"/>
+        </w:rPr>
+        <w:t xml:space="preserve">Leyenda: # PK; * NOT NULL; o nullable; FK foránea; UQn UNIQUE; continua identificadora/discontinua restante. Padre 1/0..1 según nulabilidad; inversa 0..N/0..1 según UNIQUE. DDL sin todas las participaciones mínimas conceptuales.</w:t>
       </w:r>
     </w:p>
     <w:p>
@@ -2907,18 +2789,18 @@
           <wp:inline>
             <wp:extent cx="5334000" cy="4324811"/>
             <wp:effectExtent b="0" l="0" r="0" t="0"/>
-            <wp:docPr descr="Modelo relacional completo de SIGEVET — Draw.io" title="" id="40" name="Picture"/>
+            <wp:docPr descr="Modelo relacional completo de SIGEVET — Draw.io" title="" id="39" name="Picture"/>
             <a:graphic>
               <a:graphicData uri="http://schemas.openxmlformats.org/drawingml/2006/picture">
                 <pic:pic>
                   <pic:nvPicPr>
-                    <pic:cNvPr descr="diagramas/png/23_Relacional_Global.png" id="41" name="Picture"/>
+                    <pic:cNvPr descr="diagramas/png/23_Relacional_Global.png" id="40" name="Picture"/>
                     <pic:cNvPicPr>
                       <a:picLocks noChangeArrowheads="1" noChangeAspect="1"/>
                     </pic:cNvPicPr>
                   </pic:nvPicPr>
                   <pic:blipFill>
-                    <a:blip r:embed="rId39"/>
+                    <a:blip r:embed="rId38"/>
                     <a:stretch>
                       <a:fillRect/>
                     </a:stretch>
@@ -2960,13 +2842,13 @@
       <w:pPr>
         <w:pStyle w:val="Heading2"/>
       </w:pPr>
-      <w:bookmarkStart w:id="42" w:name="_cfb15f8888cb2bd019aafc191f771ba1a8d50e8"/>
+      <w:bookmarkStart w:id="41" w:name="_cfb15f8888cb2bd019aafc191f771ba1a8d50e8"/>
       <w:r>
         <w:rPr>
           <w:rStyle w:val="SectionNumber"/>
           <w:lang w:val="es-CO"/>
         </w:rPr>
-        <w:t xml:space="preserve">4.1</w:t>
+        <w:t xml:space="preserve">3.1</w:t>
       </w:r>
       <w:r>
         <w:tab/>
@@ -2977,18 +2859,7 @@
         </w:rPr>
         <w:t xml:space="preserve">Vistas por área</w:t>
       </w:r>
-      <w:bookmarkEnd w:id="42"/>
-    </w:p>
-    <w:p>
-      <w:pPr>
-        <w:pStyle w:val="FirstParagraph"/>
-      </w:pPr>
-      <w:r>
-        <w:rPr>
-          <w:lang w:val="es-CO"/>
-        </w:rPr>
-        <w:t xml:space="preserve">Cada vista incluye las entidades de su área y referencias externas sin atributos.</w:t>
-      </w:r>
+      <w:bookmarkEnd w:id="41"/>
     </w:p>
     <w:p>
       <w:pPr>
@@ -2999,18 +2870,18 @@
           <wp:inline>
             <wp:extent cx="5334000" cy="6784752"/>
             <wp:effectExtent b="0" l="0" r="0" t="0"/>
-            <wp:docPr descr="Modelo relacional — Organizacion" title="" id="44" name="Picture"/>
+            <wp:docPr descr="Modelo relacional — Organizacion" title="" id="43" name="Picture"/>
             <a:graphic>
               <a:graphicData uri="http://schemas.openxmlformats.org/drawingml/2006/picture">
                 <pic:pic>
                   <pic:nvPicPr>
-                    <pic:cNvPr descr="diagramas/png/24_Relacional_Organizacion.png" id="45" name="Picture"/>
+                    <pic:cNvPr descr="diagramas/png/24_Relacional_Organizacion.png" id="44" name="Picture"/>
                     <pic:cNvPicPr>
                       <a:picLocks noChangeArrowheads="1" noChangeAspect="1"/>
                     </pic:cNvPicPr>
                   </pic:nvPicPr>
                   <pic:blipFill>
-                    <a:blip r:embed="rId43"/>
+                    <a:blip r:embed="rId42"/>
                     <a:stretch>
                       <a:fillRect/>
                     </a:stretch>
@@ -3057,18 +2928,18 @@
           <wp:inline>
             <wp:extent cx="5334000" cy="5204305"/>
             <wp:effectExtent b="0" l="0" r="0" t="0"/>
-            <wp:docPr descr="Modelo relacional — Clinica" title="" id="47" name="Picture"/>
+            <wp:docPr descr="Modelo relacional — Clinica" title="" id="46" name="Picture"/>
             <a:graphic>
               <a:graphicData uri="http://schemas.openxmlformats.org/drawingml/2006/picture">
                 <pic:pic>
                   <pic:nvPicPr>
-                    <pic:cNvPr descr="diagramas/png/25_Relacional_Clinica.png" id="48" name="Picture"/>
+                    <pic:cNvPr descr="diagramas/png/25_Relacional_Clinica.png" id="47" name="Picture"/>
                     <pic:cNvPicPr>
                       <a:picLocks noChangeArrowheads="1" noChangeAspect="1"/>
                     </pic:cNvPicPr>
                   </pic:nvPicPr>
                   <pic:blipFill>
-                    <a:blip r:embed="rId46"/>
+                    <a:blip r:embed="rId45"/>
                     <a:stretch>
                       <a:fillRect/>
                     </a:stretch>
@@ -3115,18 +2986,18 @@
           <wp:inline>
             <wp:extent cx="5334000" cy="3868778"/>
             <wp:effectExtent b="0" l="0" r="0" t="0"/>
-            <wp:docPr descr="Modelo relacional — Comercial" title="" id="50" name="Picture"/>
+            <wp:docPr descr="Modelo relacional — Comercial" title="" id="49" name="Picture"/>
             <a:graphic>
               <a:graphicData uri="http://schemas.openxmlformats.org/drawingml/2006/picture">
                 <pic:pic>
                   <pic:nvPicPr>
-                    <pic:cNvPr descr="diagramas/png/26_Relacional_Comercial.png" id="51" name="Picture"/>
+                    <pic:cNvPr descr="diagramas/png/26_Relacional_Comercial.png" id="50" name="Picture"/>
                     <pic:cNvPicPr>
                       <a:picLocks noChangeArrowheads="1" noChangeAspect="1"/>
                     </pic:cNvPicPr>
                   </pic:nvPicPr>
                   <pic:blipFill>
-                    <a:blip r:embed="rId49"/>
+                    <a:blip r:embed="rId48"/>
                     <a:stretch>
                       <a:fillRect/>
                     </a:stretch>
@@ -3166,76 +3037,15 @@
     </w:p>
     <w:p>
       <w:pPr>
-        <w:pStyle w:val="FirstParagraph"/>
-      </w:pPr>
-      <w:r>
-        <w:rPr>
-          <w:lang w:val="es-CO"/>
-        </w:rPr>
-        <w:t xml:space="preserve">Los</w:t>
-      </w:r>
-      <w:r>
-        <w:rPr>
-          <w:lang w:val="es-CO"/>
-        </w:rPr>
-        <w:t xml:space="preserve"> </w:t>
-      </w:r>
-      <w:r>
-        <w:rPr>
-          <w:rStyle w:val="VerbatimChar"/>
-          <w:lang w:val="es-CO"/>
-        </w:rPr>
-        <w:t xml:space="preserve">.drawio</w:t>
-      </w:r>
-      <w:r>
-        <w:rPr>
-          <w:lang w:val="es-CO"/>
-        </w:rPr>
-        <w:t xml:space="preserve"> </w:t>
-      </w:r>
-      <w:r>
-        <w:rPr>
-          <w:lang w:val="es-CO"/>
-        </w:rPr>
-        <w:t xml:space="preserve">y sus exportaciones son la versión vigente; el modelo</w:t>
-      </w:r>
-      <w:r>
-        <w:rPr>
-          <w:lang w:val="es-CO"/>
-        </w:rPr>
-        <w:t xml:space="preserve"> </w:t>
-      </w:r>
-      <w:r>
-        <w:rPr>
-          <w:rStyle w:val="VerbatimChar"/>
-          <w:lang w:val="es-CO"/>
-        </w:rPr>
-        <w:t xml:space="preserve">SIGEVET.mwb</w:t>
-      </w:r>
-      <w:r>
-        <w:rPr>
-          <w:lang w:val="es-CO"/>
-        </w:rPr>
-        <w:t xml:space="preserve"> </w:t>
-      </w:r>
-      <w:r>
-        <w:rPr>
-          <w:lang w:val="es-CO"/>
-        </w:rPr>
-        <w:t xml:space="preserve">se conserva como respaldo histórico.</w:t>
-      </w:r>
-    </w:p>
-    <w:p>
-      <w:pPr>
         <w:pStyle w:val="Heading1"/>
       </w:pPr>
-      <w:bookmarkStart w:id="52" w:name="_9f5ed94368e0cb8030db26b62ab8c35ee7d982d"/>
+      <w:bookmarkStart w:id="51" w:name="_9f5ed94368e0cb8030db26b62ab8c35ee7d982d"/>
       <w:r>
         <w:rPr>
           <w:rStyle w:val="SectionNumber"/>
           <w:lang w:val="es-CO"/>
         </w:rPr>
-        <w:t xml:space="preserve">5</w:t>
+        <w:t xml:space="preserve">4</w:t>
       </w:r>
       <w:r>
         <w:tab/>
@@ -3246,7 +3056,7 @@
         </w:rPr>
         <w:t xml:space="preserve">Integridad referencial</w:t>
       </w:r>
-      <w:bookmarkEnd w:id="52"/>
+      <w:bookmarkEnd w:id="51"/>
     </w:p>
     <w:p>
       <w:pPr>
@@ -6019,13 +5829,13 @@
       <w:pPr>
         <w:pStyle w:val="Heading1"/>
       </w:pPr>
-      <w:bookmarkStart w:id="53" w:name="_normalización"/>
+      <w:bookmarkStart w:id="52" w:name="_normalización"/>
       <w:r>
         <w:rPr>
           <w:rStyle w:val="SectionNumber"/>
           <w:lang w:val="es-CO"/>
         </w:rPr>
-        <w:t xml:space="preserve">6</w:t>
+        <w:t xml:space="preserve">5</w:t>
       </w:r>
       <w:r>
         <w:tab/>
@@ -6036,7 +5846,7 @@
         </w:rPr>
         <w:t xml:space="preserve">Normalización</w:t>
       </w:r>
-      <w:bookmarkEnd w:id="53"/>
+      <w:bookmarkEnd w:id="52"/>
     </w:p>
     <w:p>
       <w:pPr>
@@ -6047,18 +5857,18 @@
           <wp:inline>
             <wp:extent cx="5334000" cy="2868536"/>
             <wp:effectExtent b="0" l="0" r="0" t="0"/>
-            <wp:docPr descr="Proceso de normalización de 0FN a 3FN" title="" id="55" name="Picture"/>
+            <wp:docPr descr="Proceso de normalización de 0FN a 3FN" title="" id="54" name="Picture"/>
             <a:graphic>
               <a:graphicData uri="http://schemas.openxmlformats.org/drawingml/2006/picture">
                 <pic:pic>
                   <pic:nvPicPr>
-                    <pic:cNvPr descr="diagramas/png/27_Normalizacion.png" id="56" name="Picture"/>
+                    <pic:cNvPr descr="diagramas/png/27_Normalizacion.png" id="55" name="Picture"/>
                     <pic:cNvPicPr>
                       <a:picLocks noChangeArrowheads="1" noChangeAspect="1"/>
                     </pic:cNvPicPr>
                   </pic:nvPicPr>
                   <pic:blipFill>
-                    <a:blip r:embed="rId54"/>
+                    <a:blip r:embed="rId53"/>
                     <a:stretch>
                       <a:fillRect/>
                     </a:stretch>
@@ -6100,13 +5910,13 @@
       <w:pPr>
         <w:pStyle w:val="Heading2"/>
       </w:pPr>
-      <w:bookmarkStart w:id="57" w:name="_conceptos"/>
+      <w:bookmarkStart w:id="56" w:name="_conceptos"/>
       <w:r>
         <w:rPr>
           <w:rStyle w:val="SectionNumber"/>
           <w:lang w:val="es-CO"/>
         </w:rPr>
-        <w:t xml:space="preserve">6.1</w:t>
+        <w:t xml:space="preserve">5.1</w:t>
       </w:r>
       <w:r>
         <w:tab/>
@@ -6117,7 +5927,7 @@
         </w:rPr>
         <w:t xml:space="preserve">Conceptos</w:t>
       </w:r>
-      <w:bookmarkEnd w:id="57"/>
+      <w:bookmarkEnd w:id="56"/>
     </w:p>
     <w:p>
       <w:pPr>
@@ -6133,7 +5943,7 @@
           <w:bCs/>
           <w:lang w:val="es-CO"/>
         </w:rPr>
-        <w:t xml:space="preserve">Dependencia funcional (DF):</w:t>
+        <w:t xml:space="preserve">DF:</w:t>
       </w:r>
       <w:r>
         <w:rPr>
@@ -6159,13 +5969,7 @@
         <w:rPr>
           <w:lang w:val="es-CO"/>
         </w:rPr>
-        <w:t xml:space="preserve"> </w:t>
-      </w:r>
-      <w:r>
-        <w:rPr>
-          <w:lang w:val="es-CO"/>
-        </w:rPr>
-        <w:t xml:space="preserve">si cada valor de X determina un único valor de Y.</w:t>
+        <w:t xml:space="preserve">: X determina un único Y.</w:t>
       </w:r>
     </w:p>
     <w:p>
@@ -6194,7 +5998,7 @@
         <w:rPr>
           <w:lang w:val="es-CO"/>
         </w:rPr>
-        <w:t xml:space="preserve">todos los atributos son atómicos; no hay grupos repetitivos ni atributos multivaluados.</w:t>
+        <w:t xml:space="preserve">atributos atómicos, sin grupos repetitivos ni multivaluados.</w:t>
       </w:r>
     </w:p>
     <w:p>
@@ -6223,33 +6027,7 @@
         <w:rPr>
           <w:lang w:val="es-CO"/>
         </w:rPr>
-        <w:t xml:space="preserve">está en 1FN y ningún atributo no primo depende de</w:t>
-      </w:r>
-      <w:r>
-        <w:rPr>
-          <w:lang w:val="es-CO"/>
-        </w:rPr>
-        <w:t xml:space="preserve"> </w:t>
-      </w:r>
-      <w:r>
-        <w:rPr>
-          <w:b/>
-          <w:bCs/>
-          <w:lang w:val="es-CO"/>
-        </w:rPr>
-        <w:t xml:space="preserve">parte</w:t>
-      </w:r>
-      <w:r>
-        <w:rPr>
-          <w:lang w:val="es-CO"/>
-        </w:rPr>
-        <w:t xml:space="preserve"> </w:t>
-      </w:r>
-      <w:r>
-        <w:rPr>
-          <w:lang w:val="es-CO"/>
-        </w:rPr>
-        <w:t xml:space="preserve">de una llave candidata (sin dependencias parciales).</w:t>
+        <w:t xml:space="preserve">1FN, sin dependencia parcial no prima sobre llaves candidatas.</w:t>
       </w:r>
     </w:p>
     <w:p>
@@ -6278,45 +6056,7 @@
         <w:rPr>
           <w:lang w:val="es-CO"/>
         </w:rPr>
-        <w:t xml:space="preserve">está en 2FN y ningún atributo no primo depende</w:t>
-      </w:r>
-      <w:r>
-        <w:rPr>
-          <w:lang w:val="es-CO"/>
-        </w:rPr>
-        <w:t xml:space="preserve"> </w:t>
-      </w:r>
-      <w:r>
-        <w:rPr>
-          <w:b/>
-          <w:bCs/>
-          <w:lang w:val="es-CO"/>
-        </w:rPr>
-        <w:t xml:space="preserve">transitivamente</w:t>
-      </w:r>
-      <w:r>
-        <w:rPr>
-          <w:lang w:val="es-CO"/>
-        </w:rPr>
-        <w:t xml:space="preserve"> </w:t>
-      </w:r>
-      <w:r>
-        <w:rPr>
-          <w:lang w:val="es-CO"/>
-        </w:rPr>
-        <w:t xml:space="preserve">de una llave candidata</w:t>
-      </w:r>
-      <w:r>
-        <w:rPr>
-          <w:lang w:val="es-CO"/>
-        </w:rPr>
-        <w:t xml:space="preserve"> </w:t>
-      </w:r>
-      <w:r>
-        <w:rPr>
-          <w:lang w:val="es-CO"/>
-        </w:rPr>
-        <w:t xml:space="preserve">(</w:t>
+        <w:t xml:space="preserve">2FN, sin dependencia transitiva no prima (</w:t>
       </w:r>
       <m:oMath>
         <m:r>
@@ -6345,26 +6085,20 @@
         <w:rPr>
           <w:lang w:val="es-CO"/>
         </w:rPr>
-        <w:t xml:space="preserve"> </w:t>
-      </w:r>
-      <w:r>
-        <w:rPr>
-          <w:lang w:val="es-CO"/>
-        </w:rPr>
-        <w:t xml:space="preserve">con Y no llave).</w:t>
+        <w:t xml:space="preserve">, Y no llave).</w:t>
       </w:r>
     </w:p>
     <w:p>
       <w:pPr>
         <w:pStyle w:val="Heading2"/>
       </w:pPr>
-      <w:bookmarkStart w:id="58" w:name="_1c57f4e8e082c158ecfbac623c29443e0db7b17"/>
+      <w:bookmarkStart w:id="57" w:name="_6e132e32df50a82023cfa0f0fed2b00e9c1d66a"/>
       <w:r>
         <w:rPr>
           <w:rStyle w:val="SectionNumber"/>
           <w:lang w:val="es-CO"/>
         </w:rPr>
-        <w:t xml:space="preserve">6.2</w:t>
+        <w:t xml:space="preserve">5.2</w:t>
       </w:r>
       <w:r>
         <w:tab/>
@@ -6373,54 +6107,19 @@
         <w:rPr>
           <w:lang w:val="es-CO"/>
         </w:rPr>
-        <w:t xml:space="preserve">Punto de partida: el formato actual de</w:t>
-      </w:r>
-      <w:r>
-        <w:rPr>
-          <w:lang w:val="es-CO"/>
-        </w:rPr>
-        <w:t xml:space="preserve"> </w:t>
-      </w:r>
-      <w:r>
-        <w:rPr>
-          <w:lang w:val="es-CO"/>
-        </w:rPr>
-        <w:t xml:space="preserve">“Orden de atención y factura”</w:t>
-      </w:r>
-      <w:bookmarkEnd w:id="58"/>
+        <w:t xml:space="preserve">Formato inicial (0FN)</w:t>
+      </w:r>
+      <w:bookmarkEnd w:id="57"/>
     </w:p>
     <w:p>
       <w:pPr>
-        <w:pStyle w:val="FirstParagraph"/>
-      </w:pPr>
-      <w:r>
-        <w:rPr>
-          <w:lang w:val="es-CO"/>
-        </w:rPr>
-        <w:t xml:space="preserve">Hoy cada sede registra en un solo formato la atención y el cobro. Llevado a una tabla sin normalizar (0FN), un</w:t>
-      </w:r>
-      <w:r>
-        <w:rPr>
-          <w:lang w:val="es-CO"/>
-        </w:rPr>
-        <w:t xml:space="preserve"> </w:t>
-      </w:r>
-      <w:r>
-        <w:rPr>
-          <w:lang w:val="es-CO"/>
-        </w:rPr>
-        <w:t xml:space="preserve">registro contiene grupos repetitivos (varias líneas cobradas) y un atributo multivaluado (varios teléfonos):</w:t>
-      </w:r>
-    </w:p>
-    <w:p>
-      <w:pPr>
         <w:pStyle w:val="TableCaption"/>
       </w:pPr>
       <w:r>
         <w:rPr>
           <w:lang w:val="es-CO"/>
         </w:rPr>
-        <w:t xml:space="preserve">Formato de orden de atención y factura sin normalizar (0FN)</w:t>
+        <w:t xml:space="preserve">Orden 0FN</w:t>
       </w:r>
     </w:p>
     <w:tbl>
@@ -6429,7 +6128,7 @@
         <w:tblW w:type="pct" w:w="5000"/>
         <w:tblLayout w:type="fixed"/>
         <w:tblLook w:firstRow="1" w:lastRow="0" w:firstColumn="0" w:lastColumn="0" w:noHBand="0" w:noVBand="0" w:val="0020"/>
-        <w:tblCaption w:val="Formato de orden de atención y factura sin normalizar (0FN)"/>
+        <w:tblCaption w:val="Orden 0FN"/>
         <w:tblBorders>
           <w:top w:val="single" w:sz="4" w:color="A6A6A6"/>
           <w:left w:val="single" w:sz="4" w:color="A6A6A6"/>
@@ -6865,44 +6564,20 @@
         <w:rPr>
           <w:lang w:val="es-CO"/>
         </w:rPr>
-        <w:t xml:space="preserve">si cambia el teléfono de un cliente hay que cambiarlo en todas sus facturas (actualización); no se</w:t>
-      </w:r>
-      <w:r>
-        <w:rPr>
-          <w:lang w:val="es-CO"/>
-        </w:rPr>
-        <w:t xml:space="preserve"> </w:t>
-      </w:r>
-      <w:r>
-        <w:rPr>
-          <w:lang w:val="es-CO"/>
-        </w:rPr>
-        <w:t xml:space="preserve">puede registrar un medicamento que aún no se ha vendido (inserción); al borrar la única factura de un cliente se pierde</w:t>
-      </w:r>
-      <w:r>
-        <w:rPr>
-          <w:lang w:val="es-CO"/>
-        </w:rPr>
-        <w:t xml:space="preserve"> </w:t>
-      </w:r>
-      <w:r>
-        <w:rPr>
-          <w:lang w:val="es-CO"/>
-        </w:rPr>
-        <w:t xml:space="preserve">el cliente (eliminación).</w:t>
+        <w:t xml:space="preserve">teléfonos repetidos; medicamentos requieren venta; eliminar factura única elimina cliente.</w:t>
       </w:r>
     </w:p>
     <w:p>
       <w:pPr>
         <w:pStyle w:val="Heading2"/>
       </w:pPr>
-      <w:bookmarkStart w:id="59" w:name="_e246aafd8d38d45632538a82b7202bff8b7b6c6"/>
+      <w:bookmarkStart w:id="58" w:name="_e246aafd8d38d45632538a82b7202bff8b7b6c6"/>
       <w:r>
         <w:rPr>
           <w:rStyle w:val="SectionNumber"/>
           <w:lang w:val="es-CO"/>
         </w:rPr>
-        <w:t xml:space="preserve">6.3</w:t>
+        <w:t xml:space="preserve">5.3</w:t>
       </w:r>
       <w:r>
         <w:tab/>
@@ -6913,7 +6588,7 @@
         </w:rPr>
         <w:t xml:space="preserve">Primera Forma Normal (1FN)</w:t>
       </w:r>
-      <w:bookmarkEnd w:id="59"/>
+      <w:bookmarkEnd w:id="58"/>
     </w:p>
     <w:p>
       <w:pPr>
@@ -6923,19 +6598,7 @@
         <w:rPr>
           <w:lang w:val="es-CO"/>
         </w:rPr>
-        <w:t xml:space="preserve">Se eliminan el grupo repetitivo y el atributo multivaluado: cada línea cobrada es una fila identificada por</w:t>
-      </w:r>
-      <w:r>
-        <w:rPr>
-          <w:lang w:val="es-CO"/>
-        </w:rPr>
-        <w:t xml:space="preserve"> </w:t>
-      </w:r>
-      <w:r>
-        <w:rPr>
-          <w:lang w:val="es-CO"/>
-        </w:rPr>
-        <w:t xml:space="preserve">(num_factura, num_linea) y los teléfonos pasan a una relación aparte.</w:t>
+        <w:t xml:space="preserve">Filas por línea; teléfonos separados:</w:t>
       </w:r>
     </w:p>
     <w:p>
@@ -7036,24 +6699,13 @@
     </w:p>
     <w:p>
       <w:pPr>
-        <w:pStyle w:val="FirstParagraph"/>
-      </w:pPr>
-      <w:r>
-        <w:rPr>
-          <w:lang w:val="es-CO"/>
-        </w:rPr>
-        <w:t xml:space="preserve">Dependencias funcionales identificadas:</w:t>
-      </w:r>
-    </w:p>
-    <w:p>
-      <w:pPr>
         <w:pStyle w:val="TableCaption"/>
       </w:pPr>
       <w:r>
         <w:rPr>
           <w:lang w:val="es-CO"/>
         </w:rPr>
-        <w:t xml:space="preserve">Dependencias funcionales del formato en 1FN</w:t>
+        <w:t xml:space="preserve">Dependencias 1FN</w:t>
       </w:r>
     </w:p>
     <w:tbl>
@@ -7062,7 +6714,7 @@
         <w:tblW w:type="pct" w:w="5000"/>
         <w:tblLayout w:type="fixed"/>
         <w:tblLook w:firstRow="1" w:lastRow="0" w:firstColumn="0" w:lastColumn="0" w:noHBand="0" w:noVBand="0" w:val="0020"/>
-        <w:tblCaption w:val="Dependencias funcionales del formato en 1FN"/>
+        <w:tblCaption w:val="Dependencias 1FN"/>
         <w:tblBorders>
           <w:top w:val="single" w:sz="4" w:color="A6A6A6"/>
           <w:left w:val="single" w:sz="4" w:color="A6A6A6"/>
@@ -7131,7 +6783,7 @@
                 <w:sz w:val="19"/>
                 <w:lang w:val="es-CO"/>
               </w:rPr>
-              <w:t xml:space="preserve">Tipo respecto a la PK (num_factura, num_linea)</w:t>
+              <w:t xml:space="preserve">Tipo</w:t>
             </w:r>
           </w:p>
         </w:tc>
@@ -7234,14 +6886,7 @@
                 <w:sz w:val="19"/>
                 <w:lang w:val="es-CO"/>
               </w:rPr>
-              <w:t xml:space="preserve"> </w:t>
-            </w:r>
-            <w:r>
-              <w:rPr>
-                <w:sz w:val="19"/>
-                <w:lang w:val="es-CO"/>
-              </w:rPr>
-              <w:t xml:space="preserve">(depende solo de num_factura)</w:t>
+              <w:t xml:space="preserve">: num_factura</w:t>
             </w:r>
           </w:p>
         </w:tc>
@@ -7297,14 +6942,7 @@
                 <w:sz w:val="19"/>
                 <w:lang w:val="es-CO"/>
               </w:rPr>
-              <w:t xml:space="preserve"> </w:t>
-            </w:r>
-            <w:r>
-              <w:rPr>
-                <w:sz w:val="19"/>
-                <w:lang w:val="es-CO"/>
-              </w:rPr>
-              <w:t xml:space="preserve">a través de un atributo no primo</w:t>
+              <w:t xml:space="preserve">, vía atributo no primo</w:t>
             </w:r>
           </w:p>
         </w:tc>
@@ -7559,13 +7197,13 @@
       <w:pPr>
         <w:pStyle w:val="Heading2"/>
       </w:pPr>
-      <w:bookmarkStart w:id="60" w:name="_91a27f5ca24a897628b74459d5650c4a5118f9c"/>
+      <w:bookmarkStart w:id="59" w:name="_91a27f5ca24a897628b74459d5650c4a5118f9c"/>
       <w:r>
         <w:rPr>
           <w:rStyle w:val="SectionNumber"/>
           <w:lang w:val="es-CO"/>
         </w:rPr>
-        <w:t xml:space="preserve">6.4</w:t>
+        <w:t xml:space="preserve">5.4</w:t>
       </w:r>
       <w:r>
         <w:tab/>
@@ -7576,7 +7214,7 @@
         </w:rPr>
         <w:t xml:space="preserve">Segunda Forma Normal (2FN)</w:t>
       </w:r>
-      <w:bookmarkEnd w:id="60"/>
+      <w:bookmarkEnd w:id="59"/>
     </w:p>
     <w:p>
       <w:pPr>
@@ -7586,19 +7224,7 @@
         <w:rPr>
           <w:lang w:val="es-CO"/>
         </w:rPr>
-        <w:t xml:space="preserve">Se eliminan las dependencias parciales (DF2 y DF3) separando lo que depende solo de la factura y lo que depende solo</w:t>
-      </w:r>
-      <w:r>
-        <w:rPr>
-          <w:lang w:val="es-CO"/>
-        </w:rPr>
-        <w:t xml:space="preserve"> </w:t>
-      </w:r>
-      <w:r>
-        <w:rPr>
-          <w:lang w:val="es-CO"/>
-        </w:rPr>
-        <w:t xml:space="preserve">del ítem:</w:t>
+        <w:t xml:space="preserve">DF2/DF3: separar factura e ítem.</w:t>
       </w:r>
     </w:p>
     <w:p>
@@ -7747,18 +7373,6 @@
       </w:pPr>
       <w:r>
         <w:rPr>
-          <w:lang w:val="es-CO"/>
-        </w:rPr>
-        <w:t xml:space="preserve">El</w:t>
-      </w:r>
-      <w:r>
-        <w:rPr>
-          <w:lang w:val="es-CO"/>
-        </w:rPr>
-        <w:t xml:space="preserve"> </w:t>
-      </w:r>
-      <w:r>
-        <w:rPr>
           <w:rStyle w:val="VerbatimChar"/>
           <w:lang w:val="es-CO"/>
         </w:rPr>
@@ -7768,13 +7382,7 @@
         <w:rPr>
           <w:lang w:val="es-CO"/>
         </w:rPr>
-        <w:t xml:space="preserve"> </w:t>
-      </w:r>
-      <w:r>
-        <w:rPr>
-          <w:lang w:val="es-CO"/>
-        </w:rPr>
-        <w:t xml:space="preserve">permanece en el detalle porque es el precio</w:t>
+        <w:t xml:space="preserve">: precio</w:t>
       </w:r>
       <w:r>
         <w:rPr>
@@ -7794,38 +7402,20 @@
         <w:rPr>
           <w:lang w:val="es-CO"/>
         </w:rPr>
-        <w:t xml:space="preserve"> </w:t>
-      </w:r>
-      <w:r>
-        <w:rPr>
-          <w:lang w:val="es-CO"/>
-        </w:rPr>
-        <w:t xml:space="preserve">del día de la venta, distinto del</w:t>
-      </w:r>
-      <w:r>
-        <w:rPr>
-          <w:lang w:val="es-CO"/>
-        </w:rPr>
-        <w:t xml:space="preserve"> </w:t>
-      </w:r>
-      <w:r>
-        <w:rPr>
-          <w:lang w:val="es-CO"/>
-        </w:rPr>
-        <w:t xml:space="preserve">precio vigente del catálogo (supuesto S-37); por eso no es redundante.</w:t>
+        <w:t xml:space="preserve">, distinto del vigente (S-37).</w:t>
       </w:r>
     </w:p>
     <w:p>
       <w:pPr>
         <w:pStyle w:val="Heading2"/>
       </w:pPr>
-      <w:bookmarkStart w:id="61" w:name="_01ba4faec9d3960aec88de952d29d770a3c7c2e"/>
+      <w:bookmarkStart w:id="60" w:name="_01ba4faec9d3960aec88de952d29d770a3c7c2e"/>
       <w:r>
         <w:rPr>
           <w:rStyle w:val="SectionNumber"/>
           <w:lang w:val="es-CO"/>
         </w:rPr>
-        <w:t xml:space="preserve">6.5</w:t>
+        <w:t xml:space="preserve">5.5</w:t>
       </w:r>
       <w:r>
         <w:tab/>
@@ -7836,7 +7426,7 @@
         </w:rPr>
         <w:t xml:space="preserve">Tercera Forma Normal (3FN)</w:t>
       </w:r>
-      <w:bookmarkEnd w:id="61"/>
+      <w:bookmarkEnd w:id="60"/>
     </w:p>
     <w:p>
       <w:pPr>
@@ -7846,7 +7436,7 @@
         <w:rPr>
           <w:lang w:val="es-CO"/>
         </w:rPr>
-        <w:t xml:space="preserve">Se eliminan las dependencias transitivas (DF4 a DF8), creando una relación por cada determinante:</w:t>
+        <w:t xml:space="preserve">Separar determinantes transitivos DF4–DF8:</w:t>
       </w:r>
     </w:p>
     <w:p>
@@ -7857,7 +7447,7 @@
         <w:rPr>
           <w:lang w:val="es-CO"/>
         </w:rPr>
-        <w:t xml:space="preserve">Eliminación de dependencias transitivas</w:t>
+        <w:t xml:space="preserve">Separación transitiva</w:t>
       </w:r>
     </w:p>
     <w:tbl>
@@ -7866,7 +7456,7 @@
         <w:tblW w:type="pct" w:w="5000"/>
         <w:tblLayout w:type="fixed"/>
         <w:tblLook w:firstRow="1" w:lastRow="0" w:firstColumn="0" w:lastColumn="0" w:noHBand="0" w:noVBand="0" w:val="0020"/>
-        <w:tblCaption w:val="Eliminación de dependencias transitivas"/>
+        <w:tblCaption w:val="Separación transitiva"/>
         <w:tblBorders>
           <w:top w:val="single" w:sz="4" w:color="A6A6A6"/>
           <w:left w:val="single" w:sz="4" w:color="A6A6A6"/>
@@ -8182,7 +7772,7 @@
                 <w:sz w:val="19"/>
                 <w:lang w:val="es-CO"/>
               </w:rPr>
-              <w:t xml:space="preserve">La atención se separa del cobro: CITA y CONSULTA registran mascota y veterinario; FACTURA solo cliente, sede y empleado</w:t>
+              <w:t xml:space="preserve">CITA/CONSULTA: mascota y veterinario; FACTURA: cliente, sede, empleado</w:t>
             </w:r>
           </w:p>
         </w:tc>
@@ -8214,7 +7804,7 @@
                 <w:sz w:val="19"/>
                 <w:lang w:val="es-CO"/>
               </w:rPr>
-              <w:t xml:space="preserve">El ítem se especializa en SERVICIO y MEDICAMENTO; DETALLE_FACTURA referencia uno de los dos</w:t>
+              <w:t xml:space="preserve">SERVICIO y MEDICAMENTO; DETALLE_FACTURA referencia uno de ambos</w:t>
             </w:r>
           </w:p>
         </w:tc>
@@ -8222,59 +7812,36 @@
     </w:tbl>
     <w:p>
       <w:pPr>
-        <w:pStyle w:val="FirstParagraph"/>
-      </w:pPr>
-      <w:r>
-        <w:rPr>
-          <w:lang w:val="es-CO"/>
-        </w:rPr>
-        <w:t xml:space="preserve">Al completar el análisis para todo el dominio (personal, inventario, fórmulas) se obtiene exactamente el esquema de</w:t>
-      </w:r>
-      <w:r>
-        <w:rPr>
-          <w:lang w:val="es-CO"/>
-        </w:rPr>
-        <w:t xml:space="preserve"> </w:t>
-      </w:r>
-      <w:r>
-        <w:rPr>
-          <w:lang w:val="es-CO"/>
-        </w:rPr>
-        <w:t xml:space="preserve">22 tablas presentado en la sección de esquema relacional.</w:t>
-      </w:r>
+        <w:pStyle w:val="Heading2"/>
+      </w:pPr>
+      <w:bookmarkStart w:id="61" w:name="_5b60e96e38f11fd306f2761c9a1bf8d24e07549"/>
+      <w:r>
+        <w:rPr>
+          <w:rStyle w:val="SectionNumber"/>
+          <w:lang w:val="es-CO"/>
+        </w:rPr>
+        <w:t xml:space="preserve">5.6</w:t>
+      </w:r>
+      <w:r>
+        <w:tab/>
+      </w:r>
+      <w:r>
+        <w:rPr>
+          <w:lang w:val="es-CO"/>
+        </w:rPr>
+        <w:t xml:space="preserve">Verificación 3FN</w:t>
+      </w:r>
+      <w:bookmarkEnd w:id="61"/>
     </w:p>
     <w:p>
       <w:pPr>
-        <w:pStyle w:val="Heading2"/>
-      </w:pPr>
-      <w:bookmarkStart w:id="62" w:name="_c4c95a5fd2efa775fca9539b49e62b37cbdb0c5"/>
-      <w:r>
-        <w:rPr>
-          <w:rStyle w:val="SectionNumber"/>
-          <w:lang w:val="es-CO"/>
-        </w:rPr>
-        <w:t xml:space="preserve">6.6</w:t>
-      </w:r>
-      <w:r>
-        <w:tab/>
-      </w:r>
-      <w:r>
-        <w:rPr>
-          <w:lang w:val="es-CO"/>
-        </w:rPr>
-        <w:t xml:space="preserve">Verificación de 3FN del esquema final</w:t>
-      </w:r>
-      <w:bookmarkEnd w:id="62"/>
-    </w:p>
-    <w:p>
-      <w:pPr>
         <w:pStyle w:val="TableCaption"/>
       </w:pPr>
       <w:r>
         <w:rPr>
           <w:lang w:val="es-CO"/>
         </w:rPr>
-        <w:t xml:space="preserve">Verificación de 3FN por tabla</w:t>
+        <w:t xml:space="preserve">Verificación 3FN</w:t>
       </w:r>
     </w:p>
     <w:tbl>
@@ -8283,7 +7850,7 @@
         <w:tblW w:type="pct" w:w="5000"/>
         <w:tblLayout w:type="fixed"/>
         <w:tblLook w:firstRow="1" w:lastRow="0" w:firstColumn="0" w:lastColumn="0" w:noHBand="0" w:noVBand="0" w:val="0020"/>
-        <w:tblCaption w:val="Verificación de 3FN por tabla"/>
+        <w:tblCaption w:val="Verificación 3FN"/>
         <w:tblBorders>
           <w:top w:val="single" w:sz="4" w:color="A6A6A6"/>
           <w:left w:val="single" w:sz="4" w:color="A6A6A6"/>
@@ -8354,7 +7921,7 @@
                 <w:sz w:val="19"/>
                 <w:lang w:val="es-CO"/>
               </w:rPr>
-              <w:t xml:space="preserve">Dependencias parciales</w:t>
+              <w:t xml:space="preserve">Parciales</w:t>
             </w:r>
           </w:p>
         </w:tc>
@@ -8372,7 +7939,7 @@
                 <w:sz w:val="19"/>
                 <w:lang w:val="es-CO"/>
               </w:rPr>
-              <w:t xml:space="preserve">Dependencias transitivas</w:t>
+              <w:t xml:space="preserve">Transitivas</w:t>
             </w:r>
           </w:p>
         </w:tc>
@@ -8422,22 +7989,22 @@
                 <w:sz w:val="19"/>
                 <w:lang w:val="es-CO"/>
               </w:rPr>
-              <w:t xml:space="preserve">PK y llaves únicas (código, nombre)</w:t>
-            </w:r>
-          </w:p>
-        </w:tc>
-        <w:tc>
-          <w:tcPr/>
-          <w:p>
-            <w:pPr>
-              <w:pStyle w:val="Compact"/>
-            </w:pPr>
-            <w:r>
-              <w:rPr>
-                <w:sz w:val="19"/>
-                <w:lang w:val="es-CO"/>
-              </w:rPr>
-              <w:t xml:space="preserve">No (PK simple)</w:t>
+              <w:t xml:space="preserve">PK/UNIQUE (código, nombre)</w:t>
+            </w:r>
+          </w:p>
+        </w:tc>
+        <w:tc>
+          <w:tcPr/>
+          <w:p>
+            <w:pPr>
+              <w:pStyle w:val="Compact"/>
+            </w:pPr>
+            <w:r>
+              <w:rPr>
+                <w:sz w:val="19"/>
+                <w:lang w:val="es-CO"/>
+              </w:rPr>
+              <w:t xml:space="preserve">No: PK simple</w:t>
             </w:r>
           </w:p>
         </w:tc>
@@ -8499,37 +8066,37 @@
                 <w:sz w:val="19"/>
                 <w:lang w:val="es-CO"/>
               </w:rPr>
-              <w:t xml:space="preserve">PK y llaves únicas (documento, email, microchip)</w:t>
-            </w:r>
-          </w:p>
-        </w:tc>
-        <w:tc>
-          <w:tcPr/>
-          <w:p>
-            <w:pPr>
-              <w:pStyle w:val="Compact"/>
-            </w:pPr>
-            <w:r>
-              <w:rPr>
-                <w:sz w:val="19"/>
-                <w:lang w:val="es-CO"/>
-              </w:rPr>
-              <w:t xml:space="preserve">No (PK simple)</w:t>
-            </w:r>
-          </w:p>
-        </w:tc>
-        <w:tc>
-          <w:tcPr/>
-          <w:p>
-            <w:pPr>
-              <w:pStyle w:val="Compact"/>
-            </w:pPr>
-            <w:r>
-              <w:rPr>
-                <w:sz w:val="19"/>
-                <w:lang w:val="es-CO"/>
-              </w:rPr>
-              <w:t xml:space="preserve">No: ciudad, raza y sede se guardan solo como FK</w:t>
+              <w:t xml:space="preserve">PK/UNIQUE (documento, email, microchip)</w:t>
+            </w:r>
+          </w:p>
+        </w:tc>
+        <w:tc>
+          <w:tcPr/>
+          <w:p>
+            <w:pPr>
+              <w:pStyle w:val="Compact"/>
+            </w:pPr>
+            <w:r>
+              <w:rPr>
+                <w:sz w:val="19"/>
+                <w:lang w:val="es-CO"/>
+              </w:rPr>
+              <w:t xml:space="preserve">No: PK simple</w:t>
+            </w:r>
+          </w:p>
+        </w:tc>
+        <w:tc>
+          <w:tcPr/>
+          <w:p>
+            <w:pPr>
+              <w:pStyle w:val="Compact"/>
+            </w:pPr>
+            <w:r>
+              <w:rPr>
+                <w:sz w:val="19"/>
+                <w:lang w:val="es-CO"/>
+              </w:rPr>
+              <w:t xml:space="preserve">No: ciudad/raza/sede como FK</w:t>
             </w:r>
           </w:p>
         </w:tc>
@@ -8683,7 +8250,7 @@
                 <w:sz w:val="19"/>
                 <w:lang w:val="es-CO"/>
               </w:rPr>
-              <w:t xml:space="preserve">No: los datos de mascota, sede y servicio están en sus tablas</w:t>
+              <w:t xml:space="preserve">No: mascota/sede/servicio separados</w:t>
             </w:r>
           </w:p>
         </w:tc>
@@ -8730,7 +8297,7 @@
                 <w:sz w:val="19"/>
                 <w:lang w:val="es-CO"/>
               </w:rPr>
-              <w:t xml:space="preserve">PK y llaves únicas (id_cita, numero_factura)</w:t>
+              <w:t xml:space="preserve">PK/UNIQUE (id_cita, numero_factura)</w:t>
             </w:r>
           </w:p>
         </w:tc>
@@ -8760,7 +8327,7 @@
                 <w:sz w:val="19"/>
                 <w:lang w:val="es-CO"/>
               </w:rPr>
-              <w:t xml:space="preserve">No: el total es derivado y no se almacena</w:t>
+              <w:t xml:space="preserve">No: total derivado, sin almacenar</w:t>
             </w:r>
           </w:p>
         </w:tc>
@@ -8899,7 +8466,7 @@
                 <w:sz w:val="19"/>
                 <w:lang w:val="es-CO"/>
               </w:rPr>
-              <w:t xml:space="preserve">No: fecha_certificacion depende de ambas</w:t>
+              <w:t xml:space="preserve">No: ambas → fecha_certificacion</w:t>
             </w:r>
           </w:p>
         </w:tc>
@@ -8976,7 +8543,7 @@
                 <w:sz w:val="19"/>
                 <w:lang w:val="es-CO"/>
               </w:rPr>
-              <w:t xml:space="preserve">No: dosis, frecuencia y cantidad dependen de la combinación</w:t>
+              <w:t xml:space="preserve">No: combinación → dosis/frecuencia/cantidad</w:t>
             </w:r>
           </w:p>
         </w:tc>
@@ -9053,7 +8620,7 @@
                 <w:sz w:val="19"/>
                 <w:lang w:val="es-CO"/>
               </w:rPr>
-              <w:t xml:space="preserve">No: el stock depende de la sede y del medicamento</w:t>
+              <w:t xml:space="preserve">No: sede/medicamento → stock</w:t>
             </w:r>
           </w:p>
         </w:tc>
@@ -9130,7 +8697,7 @@
                 <w:sz w:val="19"/>
                 <w:lang w:val="es-CO"/>
               </w:rPr>
-              <w:t xml:space="preserve">No: cantidad y precio dependen de la línea concreta</w:t>
+              <w:t xml:space="preserve">No: línea → cantidad/precio</w:t>
             </w:r>
           </w:p>
         </w:tc>
@@ -9174,32 +8741,20 @@
         <w:rPr>
           <w:lang w:val="es-CO"/>
         </w:rPr>
-        <w:t xml:space="preserve">En todas las tablas los únicos determinantes son llaves candidatas (PK o UNIQUE); por lo tanto el esquema cumple</w:t>
-      </w:r>
-      <w:r>
-        <w:rPr>
-          <w:lang w:val="es-CO"/>
-        </w:rPr>
-        <w:t xml:space="preserve"> </w:t>
-      </w:r>
-      <w:r>
-        <w:rPr>
-          <w:lang w:val="es-CO"/>
-        </w:rPr>
-        <w:t xml:space="preserve">además la Forma Normal de Boyce-Codd (FNBC).</w:t>
+        <w:t xml:space="preserve">Determinantes: llaves candidatas (PK/UNIQUE); cumple Boyce-Codd (FNBC).</w:t>
       </w:r>
     </w:p>
     <w:p>
       <w:pPr>
         <w:pStyle w:val="Heading1"/>
       </w:pPr>
-      <w:bookmarkStart w:id="63" w:name="_5d39a7540af935ac9c7d18dbc0ee1862a44078b"/>
+      <w:bookmarkStart w:id="62" w:name="_5d39a7540af935ac9c7d18dbc0ee1862a44078b"/>
       <w:r>
         <w:rPr>
           <w:rStyle w:val="SectionNumber"/>
           <w:lang w:val="es-CO"/>
         </w:rPr>
-        <w:t xml:space="preserve">7</w:t>
+        <w:t xml:space="preserve">6</w:t>
       </w:r>
       <w:r>
         <w:tab/>
@@ -9210,7 +8765,7 @@
         </w:rPr>
         <w:t xml:space="preserve">Script DDL</w:t>
       </w:r>
-      <w:bookmarkEnd w:id="63"/>
+      <w:bookmarkEnd w:id="62"/>
     </w:p>
     <w:p>
       <w:pPr>
@@ -9218,9 +8773,16 @@
       </w:pPr>
       <w:r>
         <w:rPr>
-          <w:lang w:val="es-CO"/>
-        </w:rPr>
-        <w:t xml:space="preserve">El modelo físico correspondiente se encuentra en</w:t>
+          <w:rStyle w:val="VerbatimChar"/>
+          <w:lang w:val="es-CO"/>
+        </w:rPr>
+        <w:t xml:space="preserve">database/01_ddl/01_crear_tablas.sql</w:t>
+      </w:r>
+      <w:r>
+        <w:rPr>
+          <w:lang w:val="es-CO"/>
+        </w:rPr>
+        <w:t xml:space="preserve">: tablas y</w:t>
       </w:r>
       <w:r>
         <w:rPr>
@@ -9230,71 +8792,42 @@
       </w:r>
       <w:r>
         <w:rPr>
+          <w:b/>
+          <w:bCs/>
+          <w:lang w:val="es-CO"/>
+        </w:rPr>
+        <w:t xml:space="preserve">113 restricciones</w:t>
+      </w:r>
+      <w:r>
+        <w:rPr>
+          <w:lang w:val="es-CO"/>
+        </w:rPr>
+        <w:t xml:space="preserve"> </w:t>
+      </w:r>
+      <w:r>
+        <w:rPr>
+          <w:lang w:val="es-CO"/>
+        </w:rPr>
+        <w:t xml:space="preserve">nombradas.</w:t>
+      </w:r>
+      <w:r>
+        <w:rPr>
+          <w:lang w:val="es-CO"/>
+        </w:rPr>
+        <w:t xml:space="preserve"> </w:t>
+      </w:r>
+      <w:r>
+        <w:rPr>
           <w:rStyle w:val="VerbatimChar"/>
           <w:lang w:val="es-CO"/>
         </w:rPr>
-        <w:t xml:space="preserve">database/01_ddl/01_crear_tablas.sql</w:t>
-      </w:r>
-      <w:r>
-        <w:rPr>
-          <w:lang w:val="es-CO"/>
-        </w:rPr>
-        <w:t xml:space="preserve"> </w:t>
-      </w:r>
-      <w:r>
-        <w:rPr>
-          <w:lang w:val="es-CO"/>
-        </w:rPr>
-        <w:t xml:space="preserve">(tablas y 113 restricciones</w:t>
-      </w:r>
-      <w:r>
-        <w:rPr>
-          <w:lang w:val="es-CO"/>
-        </w:rPr>
-        <w:t xml:space="preserve"> </w:t>
-      </w:r>
-      <w:r>
-        <w:rPr>
-          <w:lang w:val="es-CO"/>
-        </w:rPr>
-        <w:t xml:space="preserve">con nombre) y</w:t>
-      </w:r>
-      <w:r>
-        <w:rPr>
-          <w:lang w:val="es-CO"/>
-        </w:rPr>
-        <w:t xml:space="preserve"> </w:t>
-      </w:r>
-      <w:r>
-        <w:rPr>
-          <w:rStyle w:val="VerbatimChar"/>
-          <w:lang w:val="es-CO"/>
-        </w:rPr>
         <w:t xml:space="preserve">database/01_ddl/02_comentarios.sql</w:t>
       </w:r>
       <w:r>
         <w:rPr>
           <w:lang w:val="es-CO"/>
         </w:rPr>
-        <w:t xml:space="preserve"> </w:t>
-      </w:r>
-      <w:r>
-        <w:rPr>
-          <w:lang w:val="es-CO"/>
-        </w:rPr>
-        <w:t xml:space="preserve">(comentarios de tablas y columnas). Ambos se generan desde la misma</w:t>
-      </w:r>
-      <w:r>
-        <w:rPr>
-          <w:lang w:val="es-CO"/>
-        </w:rPr>
-        <w:t xml:space="preserve"> </w:t>
-      </w:r>
-      <w:r>
-        <w:rPr>
-          <w:lang w:val="es-CO"/>
-        </w:rPr>
-        <w:t xml:space="preserve">especificación del modelo, lo que garantiza que el diccionario de datos, los diagramas y el script coinciden.</w:t>
+        <w:t xml:space="preserve">: comentarios de tablas/columnas.</w:t>
       </w:r>
     </w:p>
     <w:sectPr>

--- a/documentos/fase1/06_Modelo_Relacional.docx
+++ b/documentos/fase1/06_Modelo_Relacional.docx
@@ -1153,7 +1153,7 @@
           <w:bCs/>
           <w:lang w:val="es-CO"/>
         </w:rPr>
-        <w:t xml:space="preserve">Ciclo SEDE–EMPLEADO (LABORAR/DIRIGIR):</w:t>
+        <w:t xml:space="preserve">En el ciclo SEDE–EMPLEADO (LABORAR/DIRIGIR), un</w:t>
       </w:r>
       <w:r>
         <w:rPr>
@@ -1203,7 +1203,20 @@
         <w:rPr>
           <w:lang w:val="es-CO"/>
         </w:rPr>
-        <w:t xml:space="preserve">después de EMPLEADO.</w:t>
+        <w:t xml:space="preserve">después de crear EMPLEADO.</w:t>
+      </w:r>
+      <w:r>
+        <w:rPr>
+          <w:lang w:val="es-CO"/>
+        </w:rPr>
+        <w:t xml:space="preserve"> Como </w:t>
+      </w:r>
+      <w:r>
+        <w:rPr>
+          <w:rStyle w:val="VerbatimChar"/>
+          <w:lang w:val="es-CO"/>
+        </w:rPr>
+        <w:t xml:space="preserve">id_director</w:t>
       </w:r>
       <w:r>
         <w:rPr>
@@ -1213,22 +1226,9 @@
       </w:r>
       <w:r>
         <w:rPr>
-          <w:rStyle w:val="VerbatimChar"/>
-          <w:lang w:val="es-CO"/>
-        </w:rPr>
-        <w:t xml:space="preserve">id_director</w:t>
-      </w:r>
-      <w:r>
-        <w:rPr>
-          <w:lang w:val="es-CO"/>
-        </w:rPr>
-        <w:t xml:space="preserve"> </w:t>
-      </w:r>
-      <w:r>
-        <w:rPr>
-          <w:lang w:val="es-CO"/>
-        </w:rPr>
-        <w:t xml:space="preserve">nullable permite crear primero SEDE (S-07).</w:t>
+          <w:lang w:val="es-CO"/>
+        </w:rPr>
+        <w:t xml:space="preserve">admite nulos, se puede crear primero SEDE (S-07).</w:t>
       </w:r>
     </w:p>
     <w:p>
@@ -2765,7 +2765,7 @@
           <w:bCs/>
           <w:lang w:val="es-CO"/>
         </w:rPr>
-        <w:t xml:space="preserve">22 tablas, 30 FK, tipos MySQL.</w:t>
+        <w:t xml:space="preserve">22 tablas y 30 FK, con tipos MySQL.</w:t>
       </w:r>
       <w:r>
         <w:rPr>
@@ -2777,7 +2777,7 @@
         <w:rPr>
           <w:lang w:val="es-CO"/>
         </w:rPr>
-        <w:t xml:space="preserve">Leyenda: # PK; * NOT NULL; o nullable; FK foránea; UQn UNIQUE; continua identificadora/discontinua restante. Padre 1/0..1 según nulabilidad; inversa 0..N/0..1 según UNIQUE. DDL sin todas las participaciones mínimas conceptuales.</w:t>
+        <w:t xml:space="preserve">Leyenda: # PK; * NOT NULL; o nullable; FK foránea; UQn UNIQUE; continua identificadora y discontinua las demás. Padre 1 o 0..1 según nulabilidad; inversa 0..N o 0..1 según UNIQUE. El DDL no expresa todas las participaciones mínimas conceptuales.</w:t>
       </w:r>
     </w:p>
     <w:p>
@@ -6558,13 +6558,13 @@
         <w:rPr>
           <w:lang w:val="es-CO"/>
         </w:rPr>
-        <w:t xml:space="preserve"> </w:t>
-      </w:r>
-      <w:r>
-        <w:rPr>
-          <w:lang w:val="es-CO"/>
-        </w:rPr>
-        <w:t xml:space="preserve">teléfonos repetidos; medicamentos requieren venta; eliminar factura única elimina cliente.</w:t>
+        <w:t xml:space="preserve"> los </w:t>
+      </w:r>
+      <w:r>
+        <w:rPr>
+          <w:lang w:val="es-CO"/>
+        </w:rPr>
+        <w:t xml:space="preserve">teléfonos se repiten, no se puede registrar un medicamento sin una venta y al eliminar la única factura de un cliente se pierde el cliente.</w:t>
       </w:r>
     </w:p>
     <w:p>
@@ -7224,7 +7224,7 @@
         <w:rPr>
           <w:lang w:val="es-CO"/>
         </w:rPr>
-        <w:t xml:space="preserve">DF2/DF3: separar factura e ítem.</w:t>
+        <w:t xml:space="preserve">DF2 y DF3: se separan la factura y el ítem.</w:t>
       </w:r>
     </w:p>
     <w:p>
@@ -7382,7 +7382,7 @@
         <w:rPr>
           <w:lang w:val="es-CO"/>
         </w:rPr>
-        <w:t xml:space="preserve">: precio</w:t>
+        <w:t xml:space="preserve"> guarda el precio</w:t>
       </w:r>
       <w:r>
         <w:rPr>
@@ -7402,7 +7402,7 @@
         <w:rPr>
           <w:lang w:val="es-CO"/>
         </w:rPr>
-        <w:t xml:space="preserve">, distinto del vigente (S-37).</w:t>
+        <w:t xml:space="preserve">, que no es el vigente (S-37).</w:t>
       </w:r>
     </w:p>
     <w:p>
@@ -8782,7 +8782,7 @@
         <w:rPr>
           <w:lang w:val="es-CO"/>
         </w:rPr>
-        <w:t xml:space="preserve">: tablas y</w:t>
+        <w:t xml:space="preserve">: 22 tablas,</w:t>
       </w:r>
       <w:r>
         <w:rPr>
@@ -8808,7 +8808,7 @@
         <w:rPr>
           <w:lang w:val="es-CO"/>
         </w:rPr>
-        <w:t xml:space="preserve">nombradas.</w:t>
+        <w:t xml:space="preserve">nombradas</w:t>
       </w:r>
       <w:r>
         <w:rPr>
@@ -8821,13 +8821,13 @@
           <w:rStyle w:val="VerbatimChar"/>
           <w:lang w:val="es-CO"/>
         </w:rPr>
-        <w:t xml:space="preserve">database/01_ddl/02_comentarios.sql</w:t>
-      </w:r>
-      <w:r>
-        <w:rPr>
-          <w:lang w:val="es-CO"/>
-        </w:rPr>
-        <w:t xml:space="preserve">: comentarios de tablas/columnas.</w:t>
+        <w:t xml:space="preserve">y los</w:t>
+      </w:r>
+      <w:r>
+        <w:rPr>
+          <w:lang w:val="es-CO"/>
+        </w:rPr>
+        <w:t xml:space="preserve"> comentarios de tablas y columnas.</w:t>
       </w:r>
     </w:p>
     <w:sectPr>

--- a/documentos/fase1/06_Modelo_Relacional.docx
+++ b/documentos/fase1/06_Modelo_Relacional.docx
@@ -6935,14 +6935,13 @@
                 <w:sz w:val="19"/>
                 <w:lang w:val="es-CO"/>
               </w:rPr>
-              <w:t xml:space="preserve">Parcial</w:t>
-            </w:r>
-            <w:r>
-              <w:rPr>
-                <w:sz w:val="19"/>
-                <w:lang w:val="es-CO"/>
-              </w:rPr>
-              <w:t xml:space="preserve">, vía atributo no primo</w:t>
+              <w:t>Transitiva, vía atributo no primo</w:t>
+            </w:r>
+            <w:r>
+              <w:rPr>
+                <w:sz w:val="19"/>
+                <w:lang w:val="es-CO"/>
+              </w:rPr>
             </w:r>
           </w:p>
         </w:tc>
@@ -7224,7 +7223,7 @@
         <w:rPr>
           <w:lang w:val="es-CO"/>
         </w:rPr>
-        <w:t xml:space="preserve">DF2 y DF3: se separan la factura y el ítem.</w:t>
+        <w:t>DF2 es parcial respecto de la clave compuesta; DF3 es transitiva a través de codigo_item. Se separan la factura y el ítem.</w:t>
       </w:r>
     </w:p>
     <w:p>
@@ -8741,7 +8740,7 @@
         <w:rPr>
           <w:lang w:val="es-CO"/>
         </w:rPr>
-        <w:t xml:space="preserve">Determinantes: llaves candidatas (PK/UNIQUE); cumple Boyce-Codd (FNBC).</w:t>
+        <w:t>La verificación resume las dependencias consideradas para 3FN. La forma de Boyce-Codd requiere analizar todas las dependencias funcionales y llaves candidatas de cada relación.</w:t>
       </w:r>
     </w:p>
     <w:p>
